--- a/Practical3PDF.docx
+++ b/Practical3PDF.docx
@@ -1,6 +1,6 @@
 
 <file path=word/document.xml><?xml version="1.0" encoding="utf-8"?>
-<w:document xmlns:wpc="http://schemas.microsoft.com/office/word/2010/wordprocessingCanvas" xmlns:cx="http://schemas.microsoft.com/office/drawing/2014/chartex" xmlns:cx1="http://schemas.microsoft.com/office/drawing/2015/9/8/chartex" xmlns:cx2="http://schemas.microsoft.com/office/drawing/2015/10/21/chartex" xmlns:cx3="http://schemas.microsoft.com/office/drawing/2016/5/9/chartex" xmlns:cx4="http://schemas.microsoft.com/office/drawing/2016/5/10/chartex" xmlns:cx5="http://schemas.microsoft.com/office/drawing/2016/5/11/chartex" xmlns:cx6="http://schemas.microsoft.com/office/drawing/2016/5/12/chartex" xmlns:cx7="http://schemas.microsoft.com/office/drawing/2016/5/13/chartex" xmlns:cx8="http://schemas.microsoft.com/office/drawing/2016/5/14/chartex" xmlns:mc="http://schemas.openxmlformats.org/markup-compatibility/2006" xmlns:aink="http://schemas.microsoft.com/office/drawing/2016/ink" xmlns:am3d="http://schemas.microsoft.com/office/drawing/2017/model3d" xmlns:o="urn:schemas-microsoft-com:office:office" xmlns:oel="http://schemas.microsoft.com/office/2019/extlst" xmlns:r="http://schemas.openxmlformats.org/officeDocument/2006/relationships" xmlns:m="http://schemas.openxmlformats.org/officeDocument/2006/math" xmlns:v="urn:schemas-microsoft-com:vml" xmlns:wp14="http://schemas.microsoft.com/office/word/2010/wordprocessingDrawing" xmlns:wp="http://schemas.openxmlformats.org/drawingml/2006/wordprocessingDrawing" xmlns:w10="urn:schemas-microsoft-com:office:word" xmlns:w="http://schemas.openxmlformats.org/wordprocessingml/2006/main" xmlns:w14="http://schemas.microsoft.com/office/word/2010/wordml" xmlns:w15="http://schemas.microsoft.com/office/word/2012/wordml" xmlns:w16cei="http://schemas.microsoft.com/office/word/2026/wordml/cei" xmlns:w16cex="http://schemas.microsoft.com/office/word/2018/wordml/cex" xmlns:w16cid="http://schemas.microsoft.com/office/word/2016/wordml/cid" xmlns:w16="http://schemas.microsoft.com/office/word/2018/wordml" xmlns:w16du="http://schemas.microsoft.com/office/word/2023/wordml/word16du" xmlns:w16sdtdh="http://schemas.microsoft.com/office/word/2020/wordml/sdtdatahash" xmlns:w16sdtfl="http://schemas.microsoft.com/office/word/2024/wordml/sdtformatlock" xmlns:w16se="http://schemas.microsoft.com/office/word/2015/wordml/symex" xmlns:wpg="http://schemas.microsoft.com/office/word/2010/wordprocessingGroup" xmlns:wpi="http://schemas.microsoft.com/office/word/2010/wordprocessingInk" xmlns:wne="http://schemas.microsoft.com/office/word/2006/wordml" xmlns:wps="http://schemas.microsoft.com/office/word/2010/wordprocessingShape" mc:Ignorable="w14 w15 w16se w16cid w16 w16cex w16sdtdh w16sdtfl w16du wp14">
+<w:document xmlns:wpc="http://schemas.microsoft.com/office/word/2010/wordprocessingCanvas" xmlns:cx="http://schemas.microsoft.com/office/drawing/2014/chartex" xmlns:mc="http://schemas.openxmlformats.org/markup-compatibility/2006" xmlns:o="urn:schemas-microsoft-com:office:office" xmlns:r="http://schemas.openxmlformats.org/officeDocument/2006/relationships" xmlns:m="http://schemas.openxmlformats.org/officeDocument/2006/math" xmlns:v="urn:schemas-microsoft-com:vml" xmlns:wp14="http://schemas.microsoft.com/office/word/2010/wordprocessingDrawing" xmlns:wp="http://schemas.openxmlformats.org/drawingml/2006/wordprocessingDrawing" xmlns:w10="urn:schemas-microsoft-com:office:word" xmlns:w="http://schemas.openxmlformats.org/wordprocessingml/2006/main" xmlns:w14="http://schemas.microsoft.com/office/word/2010/wordml" xmlns:w15="http://schemas.microsoft.com/office/word/2012/wordml" xmlns:w16se="http://schemas.microsoft.com/office/word/2015/wordml/symex" xmlns:wpg="http://schemas.microsoft.com/office/word/2010/wordprocessingGroup" xmlns:wpi="http://schemas.microsoft.com/office/word/2010/wordprocessingInk" xmlns:wne="http://schemas.microsoft.com/office/word/2006/wordml" xmlns:wps="http://schemas.microsoft.com/office/word/2010/wordprocessingShape" mc:Ignorable="w14 w15 w16se wp14">
   <w:body>
     <w:p>
       <w:pPr>
@@ -12,19 +12,55 @@
         <w:rPr>
           <w:lang w:val="en-ZA"/>
         </w:rPr>
-        <w:t>Names: Lesedi Shelile</w:t>
-      </w:r>
-    </w:p>
-    <w:p>
-      <w:pPr>
+        <w:t xml:space="preserve">Names: </w:t>
+      </w:r>
+      <w:proofErr w:type="spellStart"/>
+      <w:r>
         <w:rPr>
           <w:lang w:val="en-ZA"/>
         </w:rPr>
-      </w:pPr>
+        <w:t>Lesedi</w:t>
+      </w:r>
+      <w:proofErr w:type="spellEnd"/>
       <w:r>
         <w:rPr>
           <w:lang w:val="en-ZA"/>
         </w:rPr>
+        <w:t xml:space="preserve"> </w:t>
+      </w:r>
+      <w:proofErr w:type="spellStart"/>
+      <w:r>
+        <w:rPr>
+          <w:lang w:val="en-ZA"/>
+        </w:rPr>
+        <w:t>Shelile</w:t>
+      </w:r>
+      <w:proofErr w:type="spellEnd"/>
+      <w:r>
+        <w:rPr>
+          <w:lang w:val="en-ZA"/>
+        </w:rPr>
+        <w:t xml:space="preserve">, Kiara </w:t>
+      </w:r>
+      <w:proofErr w:type="spellStart"/>
+      <w:r>
+        <w:rPr>
+          <w:lang w:val="en-ZA"/>
+        </w:rPr>
+        <w:t>Ajodhaparsadh</w:t>
+      </w:r>
+      <w:proofErr w:type="spellEnd"/>
+    </w:p>
+    <w:p>
+      <w:pPr>
+        <w:rPr>
+          <w:lang w:val="en-ZA"/>
+        </w:rPr>
+      </w:pPr>
+      <w:r>
+        <w:rPr>
+          <w:lang w:val="en-ZA"/>
+        </w:rPr>
         <w:t>Task 1</w:t>
       </w:r>
     </w:p>
@@ -244,12 +280,14 @@
         <w:t xml:space="preserve">1.2 </w:t>
       </w:r>
     </w:p>
-    <w:p>
-      <w:r>
+    <w:p/>
+    <w:p/>
+    <w:p>
+      <w:r>
+        <w:lastRenderedPageBreak/>
         <w:t xml:space="preserve">Composite </w:t>
       </w:r>
     </w:p>
-    <w:p/>
     <w:tbl>
       <w:tblPr>
         <w:tblStyle w:val="GridTable5Dark-Accent5"/>
@@ -257,9 +295,9 @@
         <w:tblLook w:val="04A0" w:firstRow="1" w:lastRow="0" w:firstColumn="1" w:lastColumn="0" w:noHBand="0" w:noVBand="1"/>
       </w:tblPr>
       <w:tblGrid>
-        <w:gridCol w:w="1759"/>
-        <w:gridCol w:w="3369"/>
-        <w:gridCol w:w="3888"/>
+        <w:gridCol w:w="1818"/>
+        <w:gridCol w:w="3375"/>
+        <w:gridCol w:w="3823"/>
       </w:tblGrid>
       <w:tr>
         <w:trPr>
@@ -534,10 +572,9 @@
     <w:p/>
     <w:p>
       <w:r>
-        <w:t xml:space="preserve">Observer </w:t>
-      </w:r>
-    </w:p>
-    <w:p/>
+        <w:t>Observer</w:t>
+      </w:r>
+    </w:p>
     <w:tbl>
       <w:tblPr>
         <w:tblStyle w:val="GridTable5Dark-Accent5"/>
@@ -553,9 +590,9 @@
         <w:tblLook w:val="04A0" w:firstRow="1" w:lastRow="0" w:firstColumn="1" w:lastColumn="0" w:noHBand="0" w:noVBand="1"/>
       </w:tblPr>
       <w:tblGrid>
-        <w:gridCol w:w="2233"/>
-        <w:gridCol w:w="3038"/>
-        <w:gridCol w:w="3725"/>
+        <w:gridCol w:w="2311"/>
+        <w:gridCol w:w="3046"/>
+        <w:gridCol w:w="3639"/>
       </w:tblGrid>
       <w:tr>
         <w:trPr>
@@ -941,24 +978,405 @@
         <w:t xml:space="preserve"> and as a subject </w:t>
       </w:r>
       <w:r>
-        <w:t>After receiving the notification, it can notify the interested objects inside the hall.</w:t>
-      </w:r>
+        <w:t>After receiving the notification, it can notify the interested objects inside the hall. This is intentional because its Composite role manages containment while its Observer/Subject roles manage event communication.</w:t>
+      </w:r>
+    </w:p>
+    <w:p/>
+    <w:p>
+      <w:r>
+        <w:t>1.4 Design Rationale</w:t>
+      </w:r>
+    </w:p>
+    <w:p>
+      <w:pPr>
+        <w:pStyle w:val="ListParagraph"/>
+        <w:numPr>
+          <w:ilvl w:val="0"/>
+          <w:numId w:val="6"/>
+        </w:numPr>
+      </w:pPr>
+      <w:r>
+        <w:t xml:space="preserve">The </w:t>
+      </w:r>
+      <w:proofErr w:type="spellStart"/>
+      <w:r>
+        <w:t>GameVerse</w:t>
+      </w:r>
+      <w:proofErr w:type="spellEnd"/>
+      <w:r>
+        <w:t xml:space="preserve"> Convention uses the Composite pattern to represent the hierarchical structure of the event. The convention is divided into large </w:t>
+      </w:r>
+      <w:r>
+        <w:lastRenderedPageBreak/>
+        <w:t xml:space="preserve">operational areas, such as the </w:t>
+      </w:r>
+      <w:proofErr w:type="spellStart"/>
+      <w:r>
+        <w:t>Esports</w:t>
+      </w:r>
+      <w:proofErr w:type="spellEnd"/>
+      <w:r>
+        <w:t xml:space="preserve"> Hall and VR &amp; Experience Hall, which can contain smaller areas such as the Championship Arena and Practice Area. These areas can in turn contain individual operational units such as </w:t>
+      </w:r>
+      <w:proofErr w:type="spellStart"/>
+      <w:r>
+        <w:t>Esports</w:t>
+      </w:r>
+      <w:proofErr w:type="spellEnd"/>
+      <w:r>
+        <w:t xml:space="preserve"> Stages, Gaming Stations, Security Teams and Medical Teams. This forms a genuine part-whole tree because an `</w:t>
+      </w:r>
+      <w:proofErr w:type="spellStart"/>
+      <w:r>
+        <w:t>EventGroup</w:t>
+      </w:r>
+      <w:proofErr w:type="spellEnd"/>
+      <w:r>
+        <w:t>` represents a whole made up of `</w:t>
+      </w:r>
+      <w:proofErr w:type="spellStart"/>
+      <w:r>
+        <w:t>EventComponent</w:t>
+      </w:r>
+      <w:proofErr w:type="spellEnd"/>
+      <w:r>
+        <w:t>` objects, while both other `</w:t>
+      </w:r>
+      <w:proofErr w:type="spellStart"/>
+      <w:r>
+        <w:t>EventGroup</w:t>
+      </w:r>
+      <w:proofErr w:type="spellEnd"/>
+      <w:r>
+        <w:t>` objects and individual `</w:t>
+      </w:r>
+      <w:proofErr w:type="spellStart"/>
+      <w:r>
+        <w:t>EventUnit</w:t>
+      </w:r>
+      <w:proofErr w:type="spellEnd"/>
+      <w:r>
+        <w:t>` objects represent components within that whole. The common `</w:t>
+      </w:r>
+      <w:proofErr w:type="spellStart"/>
+      <w:r>
+        <w:t>EventComponent</w:t>
+      </w:r>
+      <w:proofErr w:type="spellEnd"/>
+      <w:r>
+        <w:t>` interface allows the client to perform operations such as opening, closing, reporting status and calculating capacity without needing to know whether it is dealing with an individual unit or an entire group.</w:t>
+      </w:r>
+    </w:p>
+    <w:p/>
+    <w:p>
+      <w:pPr>
+        <w:pStyle w:val="ListParagraph"/>
+        <w:numPr>
+          <w:ilvl w:val="0"/>
+          <w:numId w:val="6"/>
+        </w:numPr>
+      </w:pPr>
+      <w:r>
+        <w:t xml:space="preserve">The Observer pattern is used because different parts of </w:t>
+      </w:r>
+      <w:proofErr w:type="spellStart"/>
+      <w:r>
+        <w:t>GameVerse</w:t>
+      </w:r>
+      <w:proofErr w:type="spellEnd"/>
+      <w:r>
+        <w:t xml:space="preserve"> need to respond to changes occurring during the c</w:t>
+      </w:r>
+      <w:r>
+        <w:t xml:space="preserve">onvention without </w:t>
+      </w:r>
+      <w:proofErr w:type="spellStart"/>
+      <w:r>
+        <w:t>EventControl</w:t>
+      </w:r>
+      <w:proofErr w:type="spellEnd"/>
+      <w:r>
+        <w:t xml:space="preserve"> being directly coupled</w:t>
+      </w:r>
+      <w:r>
+        <w:t xml:space="preserve"> to every concrete event unit. </w:t>
+      </w:r>
+      <w:proofErr w:type="spellStart"/>
+      <w:r>
+        <w:t>EventControl</w:t>
+      </w:r>
+      <w:proofErr w:type="spellEnd"/>
+      <w:r>
+        <w:t xml:space="preserve"> acts as the Concrete Subject and can issue notices such </w:t>
+      </w:r>
+      <w:r>
+        <w:t>as “SAFETY_ALERT”, “CAPACITY_ALERT”, “SERVER_OUTAGE”, “SCHEDULE_CHANGE”, “EVACUATE” and “RESUME”</w:t>
+      </w:r>
+      <w:r>
+        <w:t>. Observers register with the relevant Subject and receive notifications when changes occur. This a</w:t>
+      </w:r>
+      <w:r>
+        <w:t xml:space="preserve">voids hard-coded calls such as </w:t>
+      </w:r>
+      <w:proofErr w:type="spellStart"/>
+      <w:r>
+        <w:t>EventControl</w:t>
+      </w:r>
+      <w:proofErr w:type="spellEnd"/>
+      <w:r>
+        <w:t xml:space="preserve"> directly callin</w:t>
+      </w:r>
+      <w:r>
+        <w:t xml:space="preserve">g </w:t>
+      </w:r>
+      <w:proofErr w:type="spellStart"/>
+      <w:r>
+        <w:t>EsportsStage</w:t>
+      </w:r>
+      <w:proofErr w:type="spellEnd"/>
+      <w:r>
+        <w:t xml:space="preserve">, </w:t>
+      </w:r>
+      <w:proofErr w:type="spellStart"/>
+      <w:r>
+        <w:t>SecurityTeam</w:t>
+      </w:r>
+      <w:proofErr w:type="spellEnd"/>
+      <w:r>
+        <w:t xml:space="preserve">, </w:t>
+      </w:r>
+      <w:proofErr w:type="spellStart"/>
+      <w:r>
+        <w:t>MedicalTeam</w:t>
+      </w:r>
+      <w:proofErr w:type="spellEnd"/>
+      <w:r>
+        <w:t xml:space="preserve"> and every other concrete class. Instead, each observer defines its own response through polymorphism. As a result, new event units </w:t>
+      </w:r>
+      <w:r>
+        <w:t xml:space="preserve">can be added without requiring </w:t>
+      </w:r>
+      <w:proofErr w:type="spellStart"/>
+      <w:r>
+        <w:t>EventControl</w:t>
+      </w:r>
+      <w:proofErr w:type="spellEnd"/>
+      <w:r>
+        <w:t xml:space="preserve"> to be modified to explicitly recognise every new concrete class.</w:t>
+      </w:r>
+    </w:p>
+    <w:p/>
+    <w:p>
+      <w:pPr>
+        <w:pStyle w:val="ListParagraph"/>
+        <w:numPr>
+          <w:ilvl w:val="0"/>
+          <w:numId w:val="6"/>
+        </w:numPr>
+      </w:pPr>
+      <w:r>
+        <w:t>Ownership is separated from</w:t>
+      </w:r>
+      <w:r>
+        <w:t xml:space="preserve"> observation in the design. An </w:t>
+      </w:r>
+      <w:proofErr w:type="spellStart"/>
+      <w:r>
+        <w:t>EventGroup</w:t>
+      </w:r>
+      <w:proofErr w:type="spellEnd"/>
+      <w:r>
+        <w:t xml:space="preserve"> owns its child </w:t>
+      </w:r>
+      <w:proofErr w:type="spellStart"/>
+      <w:r>
+        <w:t>EventComponent</w:t>
+      </w:r>
+      <w:proofErr w:type="spellEnd"/>
+      <w:r>
+        <w:t xml:space="preserve"> objects through the Composite relationship. This means that the parent is responsible for the lifetime of the components cont</w:t>
+      </w:r>
+      <w:r>
+        <w:t xml:space="preserve">ained within it. When the root </w:t>
+      </w:r>
+      <w:proofErr w:type="spellStart"/>
+      <w:r>
+        <w:t>EventGroup</w:t>
+      </w:r>
+      <w:proofErr w:type="spellEnd"/>
+      <w:r>
+        <w:t xml:space="preserve"> is destroyed, its owned children are recursively destroyed, ensuring that the complete event structure is released exactly once. The ownership relationship is therefore represented as composition in UML. A component belongs to its parent in the event tree, and moving a component between groups requires its ownership relationship to be transferred from the old parent to the new parent.</w:t>
+      </w:r>
+    </w:p>
+    <w:p/>
+    <w:p>
+      <w:pPr>
+        <w:pStyle w:val="ListParagraph"/>
+        <w:numPr>
+          <w:ilvl w:val="0"/>
+          <w:numId w:val="6"/>
+        </w:numPr>
+      </w:pPr>
+      <w:r>
+        <w:t>Observe</w:t>
+      </w:r>
+      <w:r>
+        <w:t xml:space="preserve">r references are non-owning. A Subject, such as </w:t>
+      </w:r>
+      <w:proofErr w:type="spellStart"/>
+      <w:r>
+        <w:t>EventControl</w:t>
+      </w:r>
+      <w:proofErr w:type="spellEnd"/>
       <w:r>
         <w:t xml:space="preserve"> </w:t>
       </w:r>
       <w:r>
-        <w:t>This is intentional because its Composite role manages containment while its Observer/Subject roles manage event communication.</w:t>
+        <w:t xml:space="preserve">or an </w:t>
+      </w:r>
+      <w:proofErr w:type="spellStart"/>
+      <w:r>
+        <w:t>EventGroup</w:t>
+      </w:r>
+      <w:proofErr w:type="spellEnd"/>
+      <w:r>
+        <w:t>, sto</w:t>
+      </w:r>
+      <w:r>
+        <w:t>res pointers to its registered Observer</w:t>
+      </w:r>
+      <w:r>
+        <w:t xml:space="preserve"> objects but does not manage their lifetime. The purpose of the registration is only to establish a communication relationship. The observer must remain valid while it is registered and must be detached when it is no longer available. This </w:t>
+      </w:r>
+      <w:r>
+        <w:lastRenderedPageBreak/>
+        <w:t>distinction prevents the Subject from deleting objects that it does not own and avoids double deletion. Consequently, observer registrations are represented as ordinary associations rather than composition in the UML diagram.</w:t>
       </w:r>
     </w:p>
     <w:p/>
     <w:p>
+      <w:pPr>
+        <w:pStyle w:val="ListParagraph"/>
+        <w:numPr>
+          <w:ilvl w:val="0"/>
+          <w:numId w:val="6"/>
+        </w:numPr>
+      </w:pPr>
+      <w:proofErr w:type="spellStart"/>
+      <w:r>
+        <w:t>EventGroup</w:t>
+      </w:r>
+      <w:proofErr w:type="spellEnd"/>
+      <w:r>
+        <w:t xml:space="preserve"> intentionally participates in multiple pattern roles because its different responsibilities are separate. </w:t>
+      </w:r>
+      <w:r>
+        <w:t xml:space="preserve">As a Composite, an </w:t>
+      </w:r>
+      <w:proofErr w:type="spellStart"/>
+      <w:r>
+        <w:t>EventGroup</w:t>
+      </w:r>
+      <w:proofErr w:type="spellEnd"/>
+      <w:r>
+        <w:t xml:space="preserve"> </w:t>
+      </w:r>
+      <w:r>
+        <w:t>manages the components contained within its area. As an Observer, it can receive a not</w:t>
+      </w:r>
+      <w:r>
+        <w:t xml:space="preserve">ice from </w:t>
+      </w:r>
+      <w:proofErr w:type="spellStart"/>
+      <w:r>
+        <w:t>EventControl</w:t>
+      </w:r>
+      <w:proofErr w:type="spellEnd"/>
+      <w:r>
+        <w:t xml:space="preserve"> or another Subject above it in the event hierarchy. As a Subject, it can then notify interested components below it. For example, a safety alert can be received by the </w:t>
+      </w:r>
+      <w:proofErr w:type="spellStart"/>
+      <w:r>
+        <w:t>Esports</w:t>
+      </w:r>
+      <w:proofErr w:type="spellEnd"/>
+      <w:r>
+        <w:t xml:space="preserve"> Hall, which can then propagate the relevant notice to the Championship Arena and its interested operational units. The Composite relationship therefore describes the structural containment of the event, while the Observer relationships describe communication between objects. These are separate collaborations and do not represent a misuse of either pattern.</w:t>
+      </w:r>
+    </w:p>
+    <w:p>
+      <w:pPr>
+        <w:ind w:left="720"/>
+      </w:pPr>
+      <w:r>
+        <w:t xml:space="preserve">Overall, the design separates the two main concerns of </w:t>
+      </w:r>
+      <w:proofErr w:type="spellStart"/>
+      <w:r>
+        <w:t>E</w:t>
+      </w:r>
+      <w:r>
+        <w:t>ventFlow</w:t>
+      </w:r>
+      <w:proofErr w:type="spellEnd"/>
+      <w:r>
+        <w:t xml:space="preserve">: Composite determines </w:t>
+      </w:r>
+      <w:r>
+        <w:rPr>
+          <w:i/>
+        </w:rPr>
+        <w:t>what is c</w:t>
+      </w:r>
+      <w:r>
+        <w:rPr>
+          <w:i/>
+        </w:rPr>
+        <w:t>ontained within an event area</w:t>
+      </w:r>
+      <w:r>
+        <w:t xml:space="preserve"> while Observer determines </w:t>
+      </w:r>
+      <w:r>
+        <w:rPr>
+          <w:i/>
+        </w:rPr>
+        <w:t>who needs to be i</w:t>
+      </w:r>
+      <w:r>
+        <w:rPr>
+          <w:i/>
+        </w:rPr>
+        <w:t>nformed when the event changes</w:t>
+      </w:r>
+      <w:r>
+        <w:rPr>
+          <w:i/>
+        </w:rPr>
+        <w:t>.</w:t>
+      </w:r>
+      <w:r>
+        <w:t xml:space="preserve"> This separation allows </w:t>
+      </w:r>
+      <w:proofErr w:type="spellStart"/>
+      <w:r>
+        <w:t>GameVerse</w:t>
+      </w:r>
+      <w:proofErr w:type="spellEnd"/>
+      <w:r>
+        <w:t xml:space="preserve"> to maintain a flexible event hierarchy while supporting dynamic notifications, polymorphic responses and runtime changes to observer registrations and event structure.</w:t>
+      </w:r>
+      <w:bookmarkStart w:id="0" w:name="_GoBack"/>
+      <w:bookmarkEnd w:id="0"/>
+    </w:p>
+    <w:p/>
+    <w:p>
       <w:r>
         <w:t>Task 2</w:t>
       </w:r>
     </w:p>
     <w:p>
       <w:r>
-        <w:lastRenderedPageBreak/>
         <w:t xml:space="preserve">2.4 </w:t>
       </w:r>
     </w:p>
@@ -1118,6 +1536,7 @@
           <w:b/>
           <w:bCs/>
         </w:rPr>
+        <w:lastRenderedPageBreak/>
         <w:t>Rule 2 — Capacity Alert</w:t>
       </w:r>
     </w:p>
@@ -1346,7 +1765,6 @@
           <w:b/>
           <w:bCs/>
         </w:rPr>
-        <w:lastRenderedPageBreak/>
         <w:t>Information Desk</w:t>
       </w:r>
       <w:r>
@@ -1473,6 +1891,7 @@
           <w:b/>
           <w:bCs/>
         </w:rPr>
+        <w:lastRenderedPageBreak/>
         <w:t>Medical Team</w:t>
       </w:r>
       <w:r>
@@ -1655,7 +2074,7 @@
 </file>
 
 <file path=word/endnotes.xml><?xml version="1.0" encoding="utf-8"?>
-<w:endnotes xmlns:wpc="http://schemas.microsoft.com/office/word/2010/wordprocessingCanvas" xmlns:cx="http://schemas.microsoft.com/office/drawing/2014/chartex" xmlns:cx1="http://schemas.microsoft.com/office/drawing/2015/9/8/chartex" xmlns:cx2="http://schemas.microsoft.com/office/drawing/2015/10/21/chartex" xmlns:cx3="http://schemas.microsoft.com/office/drawing/2016/5/9/chartex" xmlns:cx4="http://schemas.microsoft.com/office/drawing/2016/5/10/chartex" xmlns:cx5="http://schemas.microsoft.com/office/drawing/2016/5/11/chartex" xmlns:cx6="http://schemas.microsoft.com/office/drawing/2016/5/12/chartex" xmlns:cx7="http://schemas.microsoft.com/office/drawing/2016/5/13/chartex" xmlns:cx8="http://schemas.microsoft.com/office/drawing/2016/5/14/chartex" xmlns:mc="http://schemas.openxmlformats.org/markup-compatibility/2006" xmlns:aink="http://schemas.microsoft.com/office/drawing/2016/ink" xmlns:am3d="http://schemas.microsoft.com/office/drawing/2017/model3d" xmlns:o="urn:schemas-microsoft-com:office:office" xmlns:oel="http://schemas.microsoft.com/office/2019/extlst" xmlns:r="http://schemas.openxmlformats.org/officeDocument/2006/relationships" xmlns:m="http://schemas.openxmlformats.org/officeDocument/2006/math" xmlns:v="urn:schemas-microsoft-com:vml" xmlns:wp14="http://schemas.microsoft.com/office/word/2010/wordprocessingDrawing" xmlns:wp="http://schemas.openxmlformats.org/drawingml/2006/wordprocessingDrawing" xmlns:w10="urn:schemas-microsoft-com:office:word" xmlns:w="http://schemas.openxmlformats.org/wordprocessingml/2006/main" xmlns:w14="http://schemas.microsoft.com/office/word/2010/wordml" xmlns:w15="http://schemas.microsoft.com/office/word/2012/wordml" xmlns:w16cei="http://schemas.microsoft.com/office/word/2026/wordml/cei" xmlns:w16cex="http://schemas.microsoft.com/office/word/2018/wordml/cex" xmlns:w16cid="http://schemas.microsoft.com/office/word/2016/wordml/cid" xmlns:w16="http://schemas.microsoft.com/office/word/2018/wordml" xmlns:w16du="http://schemas.microsoft.com/office/word/2023/wordml/word16du" xmlns:w16sdtdh="http://schemas.microsoft.com/office/word/2020/wordml/sdtdatahash" xmlns:w16sdtfl="http://schemas.microsoft.com/office/word/2024/wordml/sdtformatlock" xmlns:w16se="http://schemas.microsoft.com/office/word/2015/wordml/symex" xmlns:wpg="http://schemas.microsoft.com/office/word/2010/wordprocessingGroup" xmlns:wpi="http://schemas.microsoft.com/office/word/2010/wordprocessingInk" xmlns:wne="http://schemas.microsoft.com/office/word/2006/wordml" xmlns:wps="http://schemas.microsoft.com/office/word/2010/wordprocessingShape" mc:Ignorable="w14 w15 w16se w16cid w16 w16cex w16sdtdh w16sdtfl w16du wp14">
+<w:endnotes xmlns:wpc="http://schemas.microsoft.com/office/word/2010/wordprocessingCanvas" xmlns:cx="http://schemas.microsoft.com/office/drawing/2014/chartex" xmlns:mc="http://schemas.openxmlformats.org/markup-compatibility/2006" xmlns:o="urn:schemas-microsoft-com:office:office" xmlns:r="http://schemas.openxmlformats.org/officeDocument/2006/relationships" xmlns:m="http://schemas.openxmlformats.org/officeDocument/2006/math" xmlns:v="urn:schemas-microsoft-com:vml" xmlns:wp14="http://schemas.microsoft.com/office/word/2010/wordprocessingDrawing" xmlns:wp="http://schemas.openxmlformats.org/drawingml/2006/wordprocessingDrawing" xmlns:w10="urn:schemas-microsoft-com:office:word" xmlns:w="http://schemas.openxmlformats.org/wordprocessingml/2006/main" xmlns:w14="http://schemas.microsoft.com/office/word/2010/wordml" xmlns:w15="http://schemas.microsoft.com/office/word/2012/wordml" xmlns:w16se="http://schemas.microsoft.com/office/word/2015/wordml/symex" xmlns:wpg="http://schemas.microsoft.com/office/word/2010/wordprocessingGroup" xmlns:wpi="http://schemas.microsoft.com/office/word/2010/wordprocessingInk" xmlns:wne="http://schemas.microsoft.com/office/word/2006/wordml" xmlns:wps="http://schemas.microsoft.com/office/word/2010/wordprocessingShape" mc:Ignorable="w14 w15 w16se wp14">
   <w:endnote w:type="separator" w:id="-1">
     <w:p>
       <w:pPr>
@@ -1680,7 +2099,7 @@
 </file>
 
 <file path=word/footnotes.xml><?xml version="1.0" encoding="utf-8"?>
-<w:footnotes xmlns:wpc="http://schemas.microsoft.com/office/word/2010/wordprocessingCanvas" xmlns:cx="http://schemas.microsoft.com/office/drawing/2014/chartex" xmlns:cx1="http://schemas.microsoft.com/office/drawing/2015/9/8/chartex" xmlns:cx2="http://schemas.microsoft.com/office/drawing/2015/10/21/chartex" xmlns:cx3="http://schemas.microsoft.com/office/drawing/2016/5/9/chartex" xmlns:cx4="http://schemas.microsoft.com/office/drawing/2016/5/10/chartex" xmlns:cx5="http://schemas.microsoft.com/office/drawing/2016/5/11/chartex" xmlns:cx6="http://schemas.microsoft.com/office/drawing/2016/5/12/chartex" xmlns:cx7="http://schemas.microsoft.com/office/drawing/2016/5/13/chartex" xmlns:cx8="http://schemas.microsoft.com/office/drawing/2016/5/14/chartex" xmlns:mc="http://schemas.openxmlformats.org/markup-compatibility/2006" xmlns:aink="http://schemas.microsoft.com/office/drawing/2016/ink" xmlns:am3d="http://schemas.microsoft.com/office/drawing/2017/model3d" xmlns:o="urn:schemas-microsoft-com:office:office" xmlns:oel="http://schemas.microsoft.com/office/2019/extlst" xmlns:r="http://schemas.openxmlformats.org/officeDocument/2006/relationships" xmlns:m="http://schemas.openxmlformats.org/officeDocument/2006/math" xmlns:v="urn:schemas-microsoft-com:vml" xmlns:wp14="http://schemas.microsoft.com/office/word/2010/wordprocessingDrawing" xmlns:wp="http://schemas.openxmlformats.org/drawingml/2006/wordprocessingDrawing" xmlns:w10="urn:schemas-microsoft-com:office:word" xmlns:w="http://schemas.openxmlformats.org/wordprocessingml/2006/main" xmlns:w14="http://schemas.microsoft.com/office/word/2010/wordml" xmlns:w15="http://schemas.microsoft.com/office/word/2012/wordml" xmlns:w16cei="http://schemas.microsoft.com/office/word/2026/wordml/cei" xmlns:w16cex="http://schemas.microsoft.com/office/word/2018/wordml/cex" xmlns:w16cid="http://schemas.microsoft.com/office/word/2016/wordml/cid" xmlns:w16="http://schemas.microsoft.com/office/word/2018/wordml" xmlns:w16du="http://schemas.microsoft.com/office/word/2023/wordml/word16du" xmlns:w16sdtdh="http://schemas.microsoft.com/office/word/2020/wordml/sdtdatahash" xmlns:w16sdtfl="http://schemas.microsoft.com/office/word/2024/wordml/sdtformatlock" xmlns:w16se="http://schemas.microsoft.com/office/word/2015/wordml/symex" xmlns:wpg="http://schemas.microsoft.com/office/word/2010/wordprocessingGroup" xmlns:wpi="http://schemas.microsoft.com/office/word/2010/wordprocessingInk" xmlns:wne="http://schemas.microsoft.com/office/word/2006/wordml" xmlns:wps="http://schemas.microsoft.com/office/word/2010/wordprocessingShape" mc:Ignorable="w14 w15 w16se w16cid w16 w16cex w16sdtdh w16sdtfl w16du wp14">
+<w:footnotes xmlns:wpc="http://schemas.microsoft.com/office/word/2010/wordprocessingCanvas" xmlns:cx="http://schemas.microsoft.com/office/drawing/2014/chartex" xmlns:mc="http://schemas.openxmlformats.org/markup-compatibility/2006" xmlns:o="urn:schemas-microsoft-com:office:office" xmlns:r="http://schemas.openxmlformats.org/officeDocument/2006/relationships" xmlns:m="http://schemas.openxmlformats.org/officeDocument/2006/math" xmlns:v="urn:schemas-microsoft-com:vml" xmlns:wp14="http://schemas.microsoft.com/office/word/2010/wordprocessingDrawing" xmlns:wp="http://schemas.openxmlformats.org/drawingml/2006/wordprocessingDrawing" xmlns:w10="urn:schemas-microsoft-com:office:word" xmlns:w="http://schemas.openxmlformats.org/wordprocessingml/2006/main" xmlns:w14="http://schemas.microsoft.com/office/word/2010/wordml" xmlns:w15="http://schemas.microsoft.com/office/word/2012/wordml" xmlns:w16se="http://schemas.microsoft.com/office/word/2015/wordml/symex" xmlns:wpg="http://schemas.microsoft.com/office/word/2010/wordprocessingGroup" xmlns:wpi="http://schemas.microsoft.com/office/word/2010/wordprocessingInk" xmlns:wne="http://schemas.microsoft.com/office/word/2006/wordml" xmlns:wps="http://schemas.microsoft.com/office/word/2010/wordprocessingShape" mc:Ignorable="w14 w15 w16se wp14">
   <w:footnote w:type="separator" w:id="-1">
     <w:p>
       <w:pPr>
@@ -1705,7 +2124,7 @@
 </file>
 
 <file path=word/header1.xml><?xml version="1.0" encoding="utf-8"?>
-<w:hdr xmlns:wpc="http://schemas.microsoft.com/office/word/2010/wordprocessingCanvas" xmlns:cx="http://schemas.microsoft.com/office/drawing/2014/chartex" xmlns:cx1="http://schemas.microsoft.com/office/drawing/2015/9/8/chartex" xmlns:cx2="http://schemas.microsoft.com/office/drawing/2015/10/21/chartex" xmlns:cx3="http://schemas.microsoft.com/office/drawing/2016/5/9/chartex" xmlns:cx4="http://schemas.microsoft.com/office/drawing/2016/5/10/chartex" xmlns:cx5="http://schemas.microsoft.com/office/drawing/2016/5/11/chartex" xmlns:cx6="http://schemas.microsoft.com/office/drawing/2016/5/12/chartex" xmlns:cx7="http://schemas.microsoft.com/office/drawing/2016/5/13/chartex" xmlns:cx8="http://schemas.microsoft.com/office/drawing/2016/5/14/chartex" xmlns:mc="http://schemas.openxmlformats.org/markup-compatibility/2006" xmlns:aink="http://schemas.microsoft.com/office/drawing/2016/ink" xmlns:am3d="http://schemas.microsoft.com/office/drawing/2017/model3d" xmlns:o="urn:schemas-microsoft-com:office:office" xmlns:oel="http://schemas.microsoft.com/office/2019/extlst" xmlns:r="http://schemas.openxmlformats.org/officeDocument/2006/relationships" xmlns:m="http://schemas.openxmlformats.org/officeDocument/2006/math" xmlns:v="urn:schemas-microsoft-com:vml" xmlns:wp14="http://schemas.microsoft.com/office/word/2010/wordprocessingDrawing" xmlns:wp="http://schemas.openxmlformats.org/drawingml/2006/wordprocessingDrawing" xmlns:w10="urn:schemas-microsoft-com:office:word" xmlns:w="http://schemas.openxmlformats.org/wordprocessingml/2006/main" xmlns:w14="http://schemas.microsoft.com/office/word/2010/wordml" xmlns:w15="http://schemas.microsoft.com/office/word/2012/wordml" xmlns:w16cei="http://schemas.microsoft.com/office/word/2026/wordml/cei" xmlns:w16cex="http://schemas.microsoft.com/office/word/2018/wordml/cex" xmlns:w16cid="http://schemas.microsoft.com/office/word/2016/wordml/cid" xmlns:w16="http://schemas.microsoft.com/office/word/2018/wordml" xmlns:w16du="http://schemas.microsoft.com/office/word/2023/wordml/word16du" xmlns:w16sdtdh="http://schemas.microsoft.com/office/word/2020/wordml/sdtdatahash" xmlns:w16sdtfl="http://schemas.microsoft.com/office/word/2024/wordml/sdtformatlock" xmlns:w16se="http://schemas.microsoft.com/office/word/2015/wordml/symex" xmlns:wpg="http://schemas.microsoft.com/office/word/2010/wordprocessingGroup" xmlns:wpi="http://schemas.microsoft.com/office/word/2010/wordprocessingInk" xmlns:wne="http://schemas.microsoft.com/office/word/2006/wordml" xmlns:wps="http://schemas.microsoft.com/office/word/2010/wordprocessingShape" mc:Ignorable="w14 w15 w16se w16cid w16 w16cex w16sdtdh w16sdtfl w16du wp14">
+<w:hdr xmlns:wpc="http://schemas.microsoft.com/office/word/2010/wordprocessingCanvas" xmlns:cx="http://schemas.microsoft.com/office/drawing/2014/chartex" xmlns:mc="http://schemas.openxmlformats.org/markup-compatibility/2006" xmlns:o="urn:schemas-microsoft-com:office:office" xmlns:r="http://schemas.openxmlformats.org/officeDocument/2006/relationships" xmlns:m="http://schemas.openxmlformats.org/officeDocument/2006/math" xmlns:v="urn:schemas-microsoft-com:vml" xmlns:wp14="http://schemas.microsoft.com/office/word/2010/wordprocessingDrawing" xmlns:wp="http://schemas.openxmlformats.org/drawingml/2006/wordprocessingDrawing" xmlns:w10="urn:schemas-microsoft-com:office:word" xmlns:w="http://schemas.openxmlformats.org/wordprocessingml/2006/main" xmlns:w14="http://schemas.microsoft.com/office/word/2010/wordml" xmlns:w15="http://schemas.microsoft.com/office/word/2012/wordml" xmlns:w16se="http://schemas.microsoft.com/office/word/2015/wordml/symex" xmlns:wpg="http://schemas.microsoft.com/office/word/2010/wordprocessingGroup" xmlns:wpi="http://schemas.microsoft.com/office/word/2010/wordprocessingInk" xmlns:wne="http://schemas.microsoft.com/office/word/2006/wordml" xmlns:wps="http://schemas.microsoft.com/office/word/2010/wordprocessingShape" mc:Ignorable="w14 w15 w16se wp14">
   <w:p>
     <w:pPr>
       <w:pStyle w:val="Header"/>
@@ -1730,7 +2149,7 @@
 </file>
 
 <file path=word/numbering.xml><?xml version="1.0" encoding="utf-8"?>
-<w:numbering xmlns:wpc="http://schemas.microsoft.com/office/word/2010/wordprocessingCanvas" xmlns:cx="http://schemas.microsoft.com/office/drawing/2014/chartex" xmlns:cx1="http://schemas.microsoft.com/office/drawing/2015/9/8/chartex" xmlns:cx2="http://schemas.microsoft.com/office/drawing/2015/10/21/chartex" xmlns:cx3="http://schemas.microsoft.com/office/drawing/2016/5/9/chartex" xmlns:cx4="http://schemas.microsoft.com/office/drawing/2016/5/10/chartex" xmlns:cx5="http://schemas.microsoft.com/office/drawing/2016/5/11/chartex" xmlns:cx6="http://schemas.microsoft.com/office/drawing/2016/5/12/chartex" xmlns:cx7="http://schemas.microsoft.com/office/drawing/2016/5/13/chartex" xmlns:cx8="http://schemas.microsoft.com/office/drawing/2016/5/14/chartex" xmlns:mc="http://schemas.openxmlformats.org/markup-compatibility/2006" xmlns:aink="http://schemas.microsoft.com/office/drawing/2016/ink" xmlns:am3d="http://schemas.microsoft.com/office/drawing/2017/model3d" xmlns:o="urn:schemas-microsoft-com:office:office" xmlns:oel="http://schemas.microsoft.com/office/2019/extlst" xmlns:r="http://schemas.openxmlformats.org/officeDocument/2006/relationships" xmlns:m="http://schemas.openxmlformats.org/officeDocument/2006/math" xmlns:v="urn:schemas-microsoft-com:vml" xmlns:wp14="http://schemas.microsoft.com/office/word/2010/wordprocessingDrawing" xmlns:wp="http://schemas.openxmlformats.org/drawingml/2006/wordprocessingDrawing" xmlns:w10="urn:schemas-microsoft-com:office:word" xmlns:w="http://schemas.openxmlformats.org/wordprocessingml/2006/main" xmlns:w14="http://schemas.microsoft.com/office/word/2010/wordml" xmlns:w15="http://schemas.microsoft.com/office/word/2012/wordml" xmlns:w16cei="http://schemas.microsoft.com/office/word/2026/wordml/cei" xmlns:w16cex="http://schemas.microsoft.com/office/word/2018/wordml/cex" xmlns:w16cid="http://schemas.microsoft.com/office/word/2016/wordml/cid" xmlns:w16="http://schemas.microsoft.com/office/word/2018/wordml" xmlns:w16du="http://schemas.microsoft.com/office/word/2023/wordml/word16du" xmlns:w16sdtdh="http://schemas.microsoft.com/office/word/2020/wordml/sdtdatahash" xmlns:w16sdtfl="http://schemas.microsoft.com/office/word/2024/wordml/sdtformatlock" xmlns:w16se="http://schemas.microsoft.com/office/word/2015/wordml/symex" xmlns:wpg="http://schemas.microsoft.com/office/word/2010/wordprocessingGroup" xmlns:wpi="http://schemas.microsoft.com/office/word/2010/wordprocessingInk" xmlns:wne="http://schemas.microsoft.com/office/word/2006/wordml" xmlns:wps="http://schemas.microsoft.com/office/word/2010/wordprocessingShape" mc:Ignorable="w14 w15 w16se w16cid w16 w16cex w16sdtdh w16sdtfl w16du wp14">
+<w:numbering xmlns:wpc="http://schemas.microsoft.com/office/word/2010/wordprocessingCanvas" xmlns:cx="http://schemas.microsoft.com/office/drawing/2014/chartex" xmlns:mc="http://schemas.openxmlformats.org/markup-compatibility/2006" xmlns:o="urn:schemas-microsoft-com:office:office" xmlns:r="http://schemas.openxmlformats.org/officeDocument/2006/relationships" xmlns:m="http://schemas.openxmlformats.org/officeDocument/2006/math" xmlns:v="urn:schemas-microsoft-com:vml" xmlns:wp14="http://schemas.microsoft.com/office/word/2010/wordprocessingDrawing" xmlns:wp="http://schemas.openxmlformats.org/drawingml/2006/wordprocessingDrawing" xmlns:w10="urn:schemas-microsoft-com:office:word" xmlns:w="http://schemas.openxmlformats.org/wordprocessingml/2006/main" xmlns:w14="http://schemas.microsoft.com/office/word/2010/wordml" xmlns:w15="http://schemas.microsoft.com/office/word/2012/wordml" xmlns:w16se="http://schemas.microsoft.com/office/word/2015/wordml/symex" xmlns:wpg="http://schemas.microsoft.com/office/word/2010/wordprocessingGroup" xmlns:wpi="http://schemas.microsoft.com/office/word/2010/wordprocessingInk" xmlns:wne="http://schemas.microsoft.com/office/word/2006/wordml" xmlns:wps="http://schemas.microsoft.com/office/word/2010/wordprocessingShape" mc:Ignorable="w14 w15 w16se wp14">
   <w:abstractNum w:abstractNumId="0" w15:restartNumberingAfterBreak="0">
     <w:nsid w:val="21777D7D"/>
     <w:multiLevelType w:val="multilevel"/>
@@ -1881,6 +2300,95 @@
     </w:lvl>
   </w:abstractNum>
   <w:abstractNum w:abstractNumId="1" w15:restartNumberingAfterBreak="0">
+    <w:nsid w:val="2CBC70EE"/>
+    <w:multiLevelType w:val="hybridMultilevel"/>
+    <w:tmpl w:val="D2B27BDA"/>
+    <w:lvl w:ilvl="0" w:tplc="04090017">
+      <w:start w:val="1"/>
+      <w:numFmt w:val="lowerLetter"/>
+      <w:lvlText w:val="%1)"/>
+      <w:lvlJc w:val="left"/>
+      <w:pPr>
+        <w:ind w:left="720" w:hanging="360"/>
+      </w:pPr>
+      <w:rPr>
+        <w:rFonts w:hint="default"/>
+      </w:rPr>
+    </w:lvl>
+    <w:lvl w:ilvl="1" w:tplc="04090019" w:tentative="1">
+      <w:start w:val="1"/>
+      <w:numFmt w:val="lowerLetter"/>
+      <w:lvlText w:val="%2."/>
+      <w:lvlJc w:val="left"/>
+      <w:pPr>
+        <w:ind w:left="1440" w:hanging="360"/>
+      </w:pPr>
+    </w:lvl>
+    <w:lvl w:ilvl="2" w:tplc="0409001B" w:tentative="1">
+      <w:start w:val="1"/>
+      <w:numFmt w:val="lowerRoman"/>
+      <w:lvlText w:val="%3."/>
+      <w:lvlJc w:val="right"/>
+      <w:pPr>
+        <w:ind w:left="2160" w:hanging="180"/>
+      </w:pPr>
+    </w:lvl>
+    <w:lvl w:ilvl="3" w:tplc="0409000F" w:tentative="1">
+      <w:start w:val="1"/>
+      <w:numFmt w:val="decimal"/>
+      <w:lvlText w:val="%4."/>
+      <w:lvlJc w:val="left"/>
+      <w:pPr>
+        <w:ind w:left="2880" w:hanging="360"/>
+      </w:pPr>
+    </w:lvl>
+    <w:lvl w:ilvl="4" w:tplc="04090019" w:tentative="1">
+      <w:start w:val="1"/>
+      <w:numFmt w:val="lowerLetter"/>
+      <w:lvlText w:val="%5."/>
+      <w:lvlJc w:val="left"/>
+      <w:pPr>
+        <w:ind w:left="3600" w:hanging="360"/>
+      </w:pPr>
+    </w:lvl>
+    <w:lvl w:ilvl="5" w:tplc="0409001B" w:tentative="1">
+      <w:start w:val="1"/>
+      <w:numFmt w:val="lowerRoman"/>
+      <w:lvlText w:val="%6."/>
+      <w:lvlJc w:val="right"/>
+      <w:pPr>
+        <w:ind w:left="4320" w:hanging="180"/>
+      </w:pPr>
+    </w:lvl>
+    <w:lvl w:ilvl="6" w:tplc="0409000F" w:tentative="1">
+      <w:start w:val="1"/>
+      <w:numFmt w:val="decimal"/>
+      <w:lvlText w:val="%7."/>
+      <w:lvlJc w:val="left"/>
+      <w:pPr>
+        <w:ind w:left="5040" w:hanging="360"/>
+      </w:pPr>
+    </w:lvl>
+    <w:lvl w:ilvl="7" w:tplc="04090019" w:tentative="1">
+      <w:start w:val="1"/>
+      <w:numFmt w:val="lowerLetter"/>
+      <w:lvlText w:val="%8."/>
+      <w:lvlJc w:val="left"/>
+      <w:pPr>
+        <w:ind w:left="5760" w:hanging="360"/>
+      </w:pPr>
+    </w:lvl>
+    <w:lvl w:ilvl="8" w:tplc="0409001B" w:tentative="1">
+      <w:start w:val="1"/>
+      <w:numFmt w:val="lowerRoman"/>
+      <w:lvlText w:val="%9."/>
+      <w:lvlJc w:val="right"/>
+      <w:pPr>
+        <w:ind w:left="6480" w:hanging="180"/>
+      </w:pPr>
+    </w:lvl>
+  </w:abstractNum>
+  <w:abstractNum w:abstractNumId="2" w15:restartNumberingAfterBreak="0">
     <w:nsid w:val="469E5E1C"/>
     <w:multiLevelType w:val="multilevel"/>
     <w:tmpl w:val="299EF452"/>
@@ -2029,7 +2537,93 @@
       </w:rPr>
     </w:lvl>
   </w:abstractNum>
-  <w:abstractNum w:abstractNumId="2" w15:restartNumberingAfterBreak="0">
+  <w:abstractNum w:abstractNumId="3" w15:restartNumberingAfterBreak="0">
+    <w:nsid w:val="481F1AFC"/>
+    <w:multiLevelType w:val="hybridMultilevel"/>
+    <w:tmpl w:val="A970DF2C"/>
+    <w:lvl w:ilvl="0" w:tplc="04090017">
+      <w:start w:val="1"/>
+      <w:numFmt w:val="lowerLetter"/>
+      <w:lvlText w:val="%1)"/>
+      <w:lvlJc w:val="left"/>
+      <w:pPr>
+        <w:ind w:left="720" w:hanging="360"/>
+      </w:pPr>
+    </w:lvl>
+    <w:lvl w:ilvl="1" w:tplc="04090019" w:tentative="1">
+      <w:start w:val="1"/>
+      <w:numFmt w:val="lowerLetter"/>
+      <w:lvlText w:val="%2."/>
+      <w:lvlJc w:val="left"/>
+      <w:pPr>
+        <w:ind w:left="1440" w:hanging="360"/>
+      </w:pPr>
+    </w:lvl>
+    <w:lvl w:ilvl="2" w:tplc="0409001B" w:tentative="1">
+      <w:start w:val="1"/>
+      <w:numFmt w:val="lowerRoman"/>
+      <w:lvlText w:val="%3."/>
+      <w:lvlJc w:val="right"/>
+      <w:pPr>
+        <w:ind w:left="2160" w:hanging="180"/>
+      </w:pPr>
+    </w:lvl>
+    <w:lvl w:ilvl="3" w:tplc="0409000F" w:tentative="1">
+      <w:start w:val="1"/>
+      <w:numFmt w:val="decimal"/>
+      <w:lvlText w:val="%4."/>
+      <w:lvlJc w:val="left"/>
+      <w:pPr>
+        <w:ind w:left="2880" w:hanging="360"/>
+      </w:pPr>
+    </w:lvl>
+    <w:lvl w:ilvl="4" w:tplc="04090019" w:tentative="1">
+      <w:start w:val="1"/>
+      <w:numFmt w:val="lowerLetter"/>
+      <w:lvlText w:val="%5."/>
+      <w:lvlJc w:val="left"/>
+      <w:pPr>
+        <w:ind w:left="3600" w:hanging="360"/>
+      </w:pPr>
+    </w:lvl>
+    <w:lvl w:ilvl="5" w:tplc="0409001B" w:tentative="1">
+      <w:start w:val="1"/>
+      <w:numFmt w:val="lowerRoman"/>
+      <w:lvlText w:val="%6."/>
+      <w:lvlJc w:val="right"/>
+      <w:pPr>
+        <w:ind w:left="4320" w:hanging="180"/>
+      </w:pPr>
+    </w:lvl>
+    <w:lvl w:ilvl="6" w:tplc="0409000F" w:tentative="1">
+      <w:start w:val="1"/>
+      <w:numFmt w:val="decimal"/>
+      <w:lvlText w:val="%7."/>
+      <w:lvlJc w:val="left"/>
+      <w:pPr>
+        <w:ind w:left="5040" w:hanging="360"/>
+      </w:pPr>
+    </w:lvl>
+    <w:lvl w:ilvl="7" w:tplc="04090019" w:tentative="1">
+      <w:start w:val="1"/>
+      <w:numFmt w:val="lowerLetter"/>
+      <w:lvlText w:val="%8."/>
+      <w:lvlJc w:val="left"/>
+      <w:pPr>
+        <w:ind w:left="5760" w:hanging="360"/>
+      </w:pPr>
+    </w:lvl>
+    <w:lvl w:ilvl="8" w:tplc="0409001B" w:tentative="1">
+      <w:start w:val="1"/>
+      <w:numFmt w:val="lowerRoman"/>
+      <w:lvlText w:val="%9."/>
+      <w:lvlJc w:val="right"/>
+      <w:pPr>
+        <w:ind w:left="6480" w:hanging="180"/>
+      </w:pPr>
+    </w:lvl>
+  </w:abstractNum>
+  <w:abstractNum w:abstractNumId="4" w15:restartNumberingAfterBreak="0">
     <w:nsid w:val="5D832368"/>
     <w:multiLevelType w:val="multilevel"/>
     <w:tmpl w:val="01F2D8BA"/>
@@ -2178,7 +2772,7 @@
       </w:rPr>
     </w:lvl>
   </w:abstractNum>
-  <w:abstractNum w:abstractNumId="3" w15:restartNumberingAfterBreak="0">
+  <w:abstractNum w:abstractNumId="5" w15:restartNumberingAfterBreak="0">
     <w:nsid w:val="5F8C46C6"/>
     <w:multiLevelType w:val="multilevel"/>
     <w:tmpl w:val="B1408B5C"/>
@@ -2327,7 +2921,7 @@
       </w:rPr>
     </w:lvl>
   </w:abstractNum>
-  <w:abstractNum w:abstractNumId="4" w15:restartNumberingAfterBreak="0">
+  <w:abstractNum w:abstractNumId="6" w15:restartNumberingAfterBreak="0">
     <w:nsid w:val="782E58DE"/>
     <w:multiLevelType w:val="multilevel"/>
     <w:tmpl w:val="F0C68D10"/>
@@ -2476,26 +3070,32 @@
       </w:rPr>
     </w:lvl>
   </w:abstractNum>
-  <w:num w:numId="1" w16cid:durableId="211161704">
+  <w:num w:numId="1">
+    <w:abstractNumId w:val="4"/>
+  </w:num>
+  <w:num w:numId="2">
     <w:abstractNumId w:val="2"/>
   </w:num>
-  <w:num w:numId="2" w16cid:durableId="1359234226">
-    <w:abstractNumId w:val="1"/>
-  </w:num>
-  <w:num w:numId="3" w16cid:durableId="1376930075">
+  <w:num w:numId="3">
     <w:abstractNumId w:val="0"/>
   </w:num>
-  <w:num w:numId="4" w16cid:durableId="1616912415">
+  <w:num w:numId="4">
+    <w:abstractNumId w:val="5"/>
+  </w:num>
+  <w:num w:numId="5">
+    <w:abstractNumId w:val="6"/>
+  </w:num>
+  <w:num w:numId="6">
     <w:abstractNumId w:val="3"/>
   </w:num>
-  <w:num w:numId="5" w16cid:durableId="421339672">
-    <w:abstractNumId w:val="4"/>
+  <w:num w:numId="7">
+    <w:abstractNumId w:val="1"/>
   </w:num>
 </w:numbering>
 </file>
 
 <file path=word/styles.xml><?xml version="1.0" encoding="utf-8"?>
-<w:styles xmlns:mc="http://schemas.openxmlformats.org/markup-compatibility/2006" xmlns:r="http://schemas.openxmlformats.org/officeDocument/2006/relationships" xmlns:w="http://schemas.openxmlformats.org/wordprocessingml/2006/main" xmlns:w14="http://schemas.microsoft.com/office/word/2010/wordml" xmlns:w15="http://schemas.microsoft.com/office/word/2012/wordml" xmlns:w16cex="http://schemas.microsoft.com/office/word/2018/wordml/cex" xmlns:w16cid="http://schemas.microsoft.com/office/word/2016/wordml/cid" xmlns:w16="http://schemas.microsoft.com/office/word/2018/wordml" xmlns:w16du="http://schemas.microsoft.com/office/word/2023/wordml/word16du" xmlns:w16sdtdh="http://schemas.microsoft.com/office/word/2020/wordml/sdtdatahash" xmlns:w16sdtfl="http://schemas.microsoft.com/office/word/2024/wordml/sdtformatlock" xmlns:w16se="http://schemas.microsoft.com/office/word/2015/wordml/symex" mc:Ignorable="w14 w15 w16se w16cid w16 w16cex w16sdtdh w16sdtfl w16du">
+<w:styles xmlns:mc="http://schemas.openxmlformats.org/markup-compatibility/2006" xmlns:r="http://schemas.openxmlformats.org/officeDocument/2006/relationships" xmlns:w="http://schemas.openxmlformats.org/wordprocessingml/2006/main" xmlns:w14="http://schemas.microsoft.com/office/word/2010/wordml" xmlns:w15="http://schemas.microsoft.com/office/word/2012/wordml" xmlns:w16se="http://schemas.microsoft.com/office/word/2015/wordml/symex" mc:Ignorable="w14 w15 w16se">
   <w:docDefaults>
     <w:rPrDefault>
       <w:rPr>
@@ -2513,7 +3113,7 @@
       </w:pPr>
     </w:pPrDefault>
   </w:docDefaults>
-  <w:latentStyles w:defLockedState="0" w:defUIPriority="99" w:defSemiHidden="0" w:defUnhideWhenUsed="0" w:defQFormat="0" w:count="376">
+  <w:latentStyles w:defLockedState="0" w:defUIPriority="99" w:defSemiHidden="0" w:defUnhideWhenUsed="0" w:defQFormat="0" w:count="371">
     <w:lsdException w:name="Normal" w:uiPriority="0" w:qFormat="1"/>
     <w:lsdException w:name="heading 1" w:uiPriority="9" w:qFormat="1"/>
     <w:lsdException w:name="heading 2" w:semiHidden="1" w:uiPriority="9" w:unhideWhenUsed="1" w:qFormat="1"/>
@@ -2885,11 +3485,6 @@
     <w:lsdException w:name="List Table 5 Dark Accent 6" w:uiPriority="50"/>
     <w:lsdException w:name="List Table 6 Colorful Accent 6" w:uiPriority="51"/>
     <w:lsdException w:name="List Table 7 Colorful Accent 6" w:uiPriority="52"/>
-    <w:lsdException w:name="Mention" w:semiHidden="1" w:unhideWhenUsed="1"/>
-    <w:lsdException w:name="Smart Hyperlink" w:semiHidden="1" w:unhideWhenUsed="1"/>
-    <w:lsdException w:name="Hashtag" w:semiHidden="1" w:unhideWhenUsed="1"/>
-    <w:lsdException w:name="Unresolved Mention" w:semiHidden="1" w:unhideWhenUsed="1"/>
-    <w:lsdException w:name="Smart Link" w:semiHidden="1" w:unhideWhenUsed="1"/>
   </w:latentStyles>
   <w:style w:type="paragraph" w:default="1" w:styleId="Normal">
     <w:name w:val="Normal"/>
@@ -3097,6 +3692,7 @@
   <w:style w:type="character" w:default="1" w:styleId="DefaultParagraphFont">
     <w:name w:val="Default Paragraph Font"/>
     <w:uiPriority w:val="1"/>
+    <w:semiHidden/>
     <w:unhideWhenUsed/>
   </w:style>
   <w:style w:type="table" w:default="1" w:styleId="TableNormal">

--- a/Practical3PDF.docx
+++ b/Practical3PDF.docx
@@ -1,6 +1,6 @@
 
 <file path=word/document.xml><?xml version="1.0" encoding="utf-8"?>
-<w:document xmlns:wpc="http://schemas.microsoft.com/office/word/2010/wordprocessingCanvas" xmlns:cx="http://schemas.microsoft.com/office/drawing/2014/chartex" xmlns:cx1="http://schemas.microsoft.com/office/drawing/2015/9/8/chartex" xmlns:cx2="http://schemas.microsoft.com/office/drawing/2015/10/21/chartex" xmlns:cx3="http://schemas.microsoft.com/office/drawing/2016/5/9/chartex" xmlns:cx4="http://schemas.microsoft.com/office/drawing/2016/5/10/chartex" xmlns:cx5="http://schemas.microsoft.com/office/drawing/2016/5/11/chartex" xmlns:cx6="http://schemas.microsoft.com/office/drawing/2016/5/12/chartex" xmlns:cx7="http://schemas.microsoft.com/office/drawing/2016/5/13/chartex" xmlns:cx8="http://schemas.microsoft.com/office/drawing/2016/5/14/chartex" xmlns:mc="http://schemas.openxmlformats.org/markup-compatibility/2006" xmlns:aink="http://schemas.microsoft.com/office/drawing/2016/ink" xmlns:am3d="http://schemas.microsoft.com/office/drawing/2017/model3d" xmlns:o="urn:schemas-microsoft-com:office:office" xmlns:oel="http://schemas.microsoft.com/office/2019/extlst" xmlns:r="http://schemas.openxmlformats.org/officeDocument/2006/relationships" xmlns:m="http://schemas.openxmlformats.org/officeDocument/2006/math" xmlns:v="urn:schemas-microsoft-com:vml" xmlns:wp14="http://schemas.microsoft.com/office/word/2010/wordprocessingDrawing" xmlns:wp="http://schemas.openxmlformats.org/drawingml/2006/wordprocessingDrawing" xmlns:w10="urn:schemas-microsoft-com:office:word" xmlns:w="http://schemas.openxmlformats.org/wordprocessingml/2006/main" xmlns:w14="http://schemas.microsoft.com/office/word/2010/wordml" xmlns:w15="http://schemas.microsoft.com/office/word/2012/wordml" xmlns:w16cei="http://schemas.microsoft.com/office/word/2026/wordml/cei" xmlns:w16cex="http://schemas.microsoft.com/office/word/2018/wordml/cex" xmlns:w16cid="http://schemas.microsoft.com/office/word/2016/wordml/cid" xmlns:w16="http://schemas.microsoft.com/office/word/2018/wordml" xmlns:w16du="http://schemas.microsoft.com/office/word/2023/wordml/word16du" xmlns:w16sdtdh="http://schemas.microsoft.com/office/word/2020/wordml/sdtdatahash" xmlns:w16sdtfl="http://schemas.microsoft.com/office/word/2024/wordml/sdtformatlock" xmlns:w16se="http://schemas.microsoft.com/office/word/2015/wordml/symex" xmlns:wpg="http://schemas.microsoft.com/office/word/2010/wordprocessingGroup" xmlns:wpi="http://schemas.microsoft.com/office/word/2010/wordprocessingInk" xmlns:wne="http://schemas.microsoft.com/office/word/2006/wordml" xmlns:wps="http://schemas.microsoft.com/office/word/2010/wordprocessingShape" mc:Ignorable="w14 w15 w16se w16cid w16 w16cex w16sdtdh w16sdtfl w16du wp14">
+<w:document xmlns:wpc="http://schemas.microsoft.com/office/word/2010/wordprocessingCanvas" xmlns:cx="http://schemas.microsoft.com/office/drawing/2014/chartex" xmlns:mc="http://schemas.openxmlformats.org/markup-compatibility/2006" xmlns:o="urn:schemas-microsoft-com:office:office" xmlns:r="http://schemas.openxmlformats.org/officeDocument/2006/relationships" xmlns:m="http://schemas.openxmlformats.org/officeDocument/2006/math" xmlns:v="urn:schemas-microsoft-com:vml" xmlns:wp14="http://schemas.microsoft.com/office/word/2010/wordprocessingDrawing" xmlns:wp="http://schemas.openxmlformats.org/drawingml/2006/wordprocessingDrawing" xmlns:w10="urn:schemas-microsoft-com:office:word" xmlns:w="http://schemas.openxmlformats.org/wordprocessingml/2006/main" xmlns:w14="http://schemas.microsoft.com/office/word/2010/wordml" xmlns:w15="http://schemas.microsoft.com/office/word/2012/wordml" xmlns:w16se="http://schemas.microsoft.com/office/word/2015/wordml/symex" xmlns:wpg="http://schemas.microsoft.com/office/word/2010/wordprocessingGroup" xmlns:wpi="http://schemas.microsoft.com/office/word/2010/wordprocessingInk" xmlns:wne="http://schemas.microsoft.com/office/word/2006/wordml" xmlns:wps="http://schemas.microsoft.com/office/word/2010/wordprocessingShape" mc:Ignorable="w14 w15 w16se wp14">
   <w:body>
     <w:p>
       <w:pPr>
@@ -12,19 +12,55 @@
         <w:rPr>
           <w:lang w:val="en-ZA"/>
         </w:rPr>
-        <w:t>Names: Lesedi Shelile</w:t>
-      </w:r>
-    </w:p>
-    <w:p>
-      <w:pPr>
+        <w:t xml:space="preserve">Names: </w:t>
+      </w:r>
+      <w:proofErr w:type="spellStart"/>
+      <w:r>
         <w:rPr>
           <w:lang w:val="en-ZA"/>
         </w:rPr>
-      </w:pPr>
+        <w:t>Lesedi</w:t>
+      </w:r>
+      <w:proofErr w:type="spellEnd"/>
       <w:r>
         <w:rPr>
           <w:lang w:val="en-ZA"/>
         </w:rPr>
+        <w:t xml:space="preserve"> </w:t>
+      </w:r>
+      <w:proofErr w:type="spellStart"/>
+      <w:r>
+        <w:rPr>
+          <w:lang w:val="en-ZA"/>
+        </w:rPr>
+        <w:t>Shelile</w:t>
+      </w:r>
+      <w:proofErr w:type="spellEnd"/>
+      <w:r>
+        <w:rPr>
+          <w:lang w:val="en-ZA"/>
+        </w:rPr>
+        <w:t xml:space="preserve">, Kiara </w:t>
+      </w:r>
+      <w:proofErr w:type="spellStart"/>
+      <w:r>
+        <w:rPr>
+          <w:lang w:val="en-ZA"/>
+        </w:rPr>
+        <w:t>Ajodhaparsadh</w:t>
+      </w:r>
+      <w:proofErr w:type="spellEnd"/>
+    </w:p>
+    <w:p>
+      <w:pPr>
+        <w:rPr>
+          <w:lang w:val="en-ZA"/>
+        </w:rPr>
+      </w:pPr>
+      <w:r>
+        <w:rPr>
+          <w:lang w:val="en-ZA"/>
+        </w:rPr>
         <w:t>Task 1</w:t>
       </w:r>
     </w:p>
@@ -244,12 +280,14 @@
         <w:t xml:space="preserve">1.2 </w:t>
       </w:r>
     </w:p>
-    <w:p>
-      <w:r>
+    <w:p/>
+    <w:p/>
+    <w:p>
+      <w:r>
+        <w:lastRenderedPageBreak/>
         <w:t xml:space="preserve">Composite </w:t>
       </w:r>
     </w:p>
-    <w:p/>
     <w:tbl>
       <w:tblPr>
         <w:tblStyle w:val="GridTable5Dark-Accent5"/>
@@ -257,9 +295,9 @@
         <w:tblLook w:val="04A0" w:firstRow="1" w:lastRow="0" w:firstColumn="1" w:lastColumn="0" w:noHBand="0" w:noVBand="1"/>
       </w:tblPr>
       <w:tblGrid>
-        <w:gridCol w:w="1759"/>
-        <w:gridCol w:w="3369"/>
-        <w:gridCol w:w="3888"/>
+        <w:gridCol w:w="1818"/>
+        <w:gridCol w:w="3375"/>
+        <w:gridCol w:w="3823"/>
       </w:tblGrid>
       <w:tr>
         <w:trPr>
@@ -534,10 +572,9 @@
     <w:p/>
     <w:p>
       <w:r>
-        <w:t xml:space="preserve">Observer </w:t>
-      </w:r>
-    </w:p>
-    <w:p/>
+        <w:t>Observer</w:t>
+      </w:r>
+    </w:p>
     <w:tbl>
       <w:tblPr>
         <w:tblStyle w:val="GridTable5Dark-Accent5"/>
@@ -553,9 +590,9 @@
         <w:tblLook w:val="04A0" w:firstRow="1" w:lastRow="0" w:firstColumn="1" w:lastColumn="0" w:noHBand="0" w:noVBand="1"/>
       </w:tblPr>
       <w:tblGrid>
-        <w:gridCol w:w="2233"/>
-        <w:gridCol w:w="3038"/>
-        <w:gridCol w:w="3725"/>
+        <w:gridCol w:w="2311"/>
+        <w:gridCol w:w="3046"/>
+        <w:gridCol w:w="3639"/>
       </w:tblGrid>
       <w:tr>
         <w:trPr>
@@ -941,24 +978,403 @@
         <w:t xml:space="preserve"> and as a subject </w:t>
       </w:r>
       <w:r>
-        <w:t>After receiving the notification, it can notify the interested objects inside the hall.</w:t>
-      </w:r>
+        <w:t>After receiving the notification, it can notify the interested objects inside the hall. This is intentional because its Composite role manages containment while its Observer/Subject roles manage event communication.</w:t>
+      </w:r>
+    </w:p>
+    <w:p/>
+    <w:p>
+      <w:r>
+        <w:t>1.4 Design Rationale</w:t>
+      </w:r>
+    </w:p>
+    <w:p>
+      <w:pPr>
+        <w:pStyle w:val="ListParagraph"/>
+        <w:numPr>
+          <w:ilvl w:val="0"/>
+          <w:numId w:val="6"/>
+        </w:numPr>
+      </w:pPr>
+      <w:r>
+        <w:t xml:space="preserve">The </w:t>
+      </w:r>
+      <w:proofErr w:type="spellStart"/>
+      <w:r>
+        <w:t>GameVerse</w:t>
+      </w:r>
+      <w:proofErr w:type="spellEnd"/>
+      <w:r>
+        <w:t xml:space="preserve"> Convention uses the Composite pattern to represent the hierarchical structure of the event. The convention is divided into large </w:t>
+      </w:r>
+      <w:r>
+        <w:lastRenderedPageBreak/>
+        <w:t xml:space="preserve">operational areas, such as the </w:t>
+      </w:r>
+      <w:proofErr w:type="spellStart"/>
+      <w:r>
+        <w:t>Esports</w:t>
+      </w:r>
+      <w:proofErr w:type="spellEnd"/>
+      <w:r>
+        <w:t xml:space="preserve"> Hall and VR &amp; Experience Hall, which can contain smaller areas such as the Championship Arena and Practice Area. These areas can in turn contain individual operational units such as </w:t>
+      </w:r>
+      <w:proofErr w:type="spellStart"/>
+      <w:r>
+        <w:t>Esports</w:t>
+      </w:r>
+      <w:proofErr w:type="spellEnd"/>
+      <w:r>
+        <w:t xml:space="preserve"> Stages, Gaming Stations, Security Teams and Medical Teams. This forms a genuine part-whole tree because an `</w:t>
+      </w:r>
+      <w:proofErr w:type="spellStart"/>
+      <w:r>
+        <w:t>EventGroup</w:t>
+      </w:r>
+      <w:proofErr w:type="spellEnd"/>
+      <w:r>
+        <w:t>` represents a whole made up of `</w:t>
+      </w:r>
+      <w:proofErr w:type="spellStart"/>
+      <w:r>
+        <w:t>EventComponent</w:t>
+      </w:r>
+      <w:proofErr w:type="spellEnd"/>
+      <w:r>
+        <w:t>` objects, while both other `</w:t>
+      </w:r>
+      <w:proofErr w:type="spellStart"/>
+      <w:r>
+        <w:t>EventGroup</w:t>
+      </w:r>
+      <w:proofErr w:type="spellEnd"/>
+      <w:r>
+        <w:t>` objects and individual `</w:t>
+      </w:r>
+      <w:proofErr w:type="spellStart"/>
+      <w:r>
+        <w:t>EventUnit</w:t>
+      </w:r>
+      <w:proofErr w:type="spellEnd"/>
+      <w:r>
+        <w:t>` objects represent components within that whole. The common `</w:t>
+      </w:r>
+      <w:proofErr w:type="spellStart"/>
+      <w:r>
+        <w:t>EventComponent</w:t>
+      </w:r>
+      <w:proofErr w:type="spellEnd"/>
+      <w:r>
+        <w:t>` interface allows the client to perform operations such as opening, closing, reporting status and calculating capacity without needing to know whether it is dealing with an individual unit or an entire group.</w:t>
+      </w:r>
+    </w:p>
+    <w:p/>
+    <w:p>
+      <w:pPr>
+        <w:pStyle w:val="ListParagraph"/>
+        <w:numPr>
+          <w:ilvl w:val="0"/>
+          <w:numId w:val="6"/>
+        </w:numPr>
+      </w:pPr>
+      <w:r>
+        <w:t xml:space="preserve">The Observer pattern is used because different parts of </w:t>
+      </w:r>
+      <w:proofErr w:type="spellStart"/>
+      <w:r>
+        <w:t>GameVerse</w:t>
+      </w:r>
+      <w:proofErr w:type="spellEnd"/>
+      <w:r>
+        <w:t xml:space="preserve"> need to respond to changes occurring during the c</w:t>
+      </w:r>
+      <w:r>
+        <w:t xml:space="preserve">onvention without </w:t>
+      </w:r>
+      <w:proofErr w:type="spellStart"/>
+      <w:r>
+        <w:t>EventControl</w:t>
+      </w:r>
+      <w:proofErr w:type="spellEnd"/>
+      <w:r>
+        <w:t xml:space="preserve"> being directly coupled</w:t>
+      </w:r>
+      <w:r>
+        <w:t xml:space="preserve"> to every concrete event unit. </w:t>
+      </w:r>
+      <w:proofErr w:type="spellStart"/>
+      <w:r>
+        <w:t>EventControl</w:t>
+      </w:r>
+      <w:proofErr w:type="spellEnd"/>
+      <w:r>
+        <w:t xml:space="preserve"> acts as the Concrete Subject and can issue notices such </w:t>
+      </w:r>
+      <w:r>
+        <w:t>as “SAFETY_ALERT”, “CAPACITY_ALERT”, “SERVER_OUTAGE”, “SCHEDULE_CHANGE”, “EVACUATE” and “RESUME”</w:t>
+      </w:r>
+      <w:r>
+        <w:t>. Observers register with the relevant Subject and receive notifications when changes occur. This a</w:t>
+      </w:r>
+      <w:r>
+        <w:t xml:space="preserve">voids hard-coded calls such as </w:t>
+      </w:r>
+      <w:proofErr w:type="spellStart"/>
+      <w:r>
+        <w:t>EventControl</w:t>
+      </w:r>
+      <w:proofErr w:type="spellEnd"/>
+      <w:r>
+        <w:t xml:space="preserve"> directly callin</w:t>
+      </w:r>
+      <w:r>
+        <w:t xml:space="preserve">g </w:t>
+      </w:r>
+      <w:proofErr w:type="spellStart"/>
+      <w:r>
+        <w:t>EsportsStage</w:t>
+      </w:r>
+      <w:proofErr w:type="spellEnd"/>
+      <w:r>
+        <w:t xml:space="preserve">, </w:t>
+      </w:r>
+      <w:proofErr w:type="spellStart"/>
+      <w:r>
+        <w:t>SecurityTeam</w:t>
+      </w:r>
+      <w:proofErr w:type="spellEnd"/>
+      <w:r>
+        <w:t xml:space="preserve">, </w:t>
+      </w:r>
+      <w:proofErr w:type="spellStart"/>
+      <w:r>
+        <w:t>MedicalTeam</w:t>
+      </w:r>
+      <w:proofErr w:type="spellEnd"/>
+      <w:r>
+        <w:t xml:space="preserve"> and every other concrete class. Instead, each observer defines its own response through polymorphism. As a result, new event units </w:t>
+      </w:r>
+      <w:r>
+        <w:t xml:space="preserve">can be added without requiring </w:t>
+      </w:r>
+      <w:proofErr w:type="spellStart"/>
+      <w:r>
+        <w:t>EventControl</w:t>
+      </w:r>
+      <w:proofErr w:type="spellEnd"/>
+      <w:r>
+        <w:t xml:space="preserve"> to be modified to explicitly recognise every new concrete class.</w:t>
+      </w:r>
+    </w:p>
+    <w:p/>
+    <w:p>
+      <w:pPr>
+        <w:pStyle w:val="ListParagraph"/>
+        <w:numPr>
+          <w:ilvl w:val="0"/>
+          <w:numId w:val="6"/>
+        </w:numPr>
+      </w:pPr>
+      <w:r>
+        <w:t>Ownership is separated from</w:t>
+      </w:r>
+      <w:r>
+        <w:t xml:space="preserve"> observation in the design. An </w:t>
+      </w:r>
+      <w:proofErr w:type="spellStart"/>
+      <w:r>
+        <w:t>EventGroup</w:t>
+      </w:r>
+      <w:proofErr w:type="spellEnd"/>
+      <w:r>
+        <w:t xml:space="preserve"> owns its child </w:t>
+      </w:r>
+      <w:proofErr w:type="spellStart"/>
+      <w:r>
+        <w:t>EventComponent</w:t>
+      </w:r>
+      <w:proofErr w:type="spellEnd"/>
+      <w:r>
+        <w:t xml:space="preserve"> objects through the Composite relationship. This means that the parent is responsible for the lifetime of the components cont</w:t>
+      </w:r>
+      <w:r>
+        <w:t xml:space="preserve">ained within it. When the root </w:t>
+      </w:r>
+      <w:proofErr w:type="spellStart"/>
+      <w:r>
+        <w:t>EventGroup</w:t>
+      </w:r>
+      <w:proofErr w:type="spellEnd"/>
+      <w:r>
+        <w:t xml:space="preserve"> is destroyed, its owned children are recursively destroyed, ensuring that the complete event structure is released exactly once. The ownership relationship is therefore represented as composition in UML. A component belongs to its parent in the event tree, and moving a component between groups requires its ownership relationship to be transferred from the old parent to the new parent.</w:t>
+      </w:r>
+    </w:p>
+    <w:p/>
+    <w:p>
+      <w:pPr>
+        <w:pStyle w:val="ListParagraph"/>
+        <w:numPr>
+          <w:ilvl w:val="0"/>
+          <w:numId w:val="6"/>
+        </w:numPr>
+      </w:pPr>
+      <w:r>
+        <w:t>Observe</w:t>
+      </w:r>
+      <w:r>
+        <w:t xml:space="preserve">r references are non-owning. A Subject, such as </w:t>
+      </w:r>
+      <w:proofErr w:type="spellStart"/>
+      <w:r>
+        <w:t>EventControl</w:t>
+      </w:r>
+      <w:proofErr w:type="spellEnd"/>
       <w:r>
         <w:t xml:space="preserve"> </w:t>
       </w:r>
       <w:r>
-        <w:t>This is intentional because its Composite role manages containment while its Observer/Subject roles manage event communication.</w:t>
+        <w:t xml:space="preserve">or an </w:t>
+      </w:r>
+      <w:proofErr w:type="spellStart"/>
+      <w:r>
+        <w:t>EventGroup</w:t>
+      </w:r>
+      <w:proofErr w:type="spellEnd"/>
+      <w:r>
+        <w:t>, sto</w:t>
+      </w:r>
+      <w:r>
+        <w:t>res pointers to its registered Observer</w:t>
+      </w:r>
+      <w:r>
+        <w:t xml:space="preserve"> objects but does not manage their lifetime. The purpose of the registration is only to establish a communication relationship. The observer must remain valid while it is registered and must be detached when it is no longer available. This </w:t>
+      </w:r>
+      <w:r>
+        <w:lastRenderedPageBreak/>
+        <w:t>distinction prevents the Subject from deleting objects that it does not own and avoids double deletion. Consequently, observer registrations are represented as ordinary associations rather than composition in the UML diagram.</w:t>
       </w:r>
     </w:p>
     <w:p/>
     <w:p>
+      <w:pPr>
+        <w:pStyle w:val="ListParagraph"/>
+        <w:numPr>
+          <w:ilvl w:val="0"/>
+          <w:numId w:val="6"/>
+        </w:numPr>
+      </w:pPr>
+      <w:proofErr w:type="spellStart"/>
+      <w:r>
+        <w:t>EventGroup</w:t>
+      </w:r>
+      <w:proofErr w:type="spellEnd"/>
+      <w:r>
+        <w:t xml:space="preserve"> intentionally participates in multiple pattern roles because its different responsibilities are separate. </w:t>
+      </w:r>
+      <w:r>
+        <w:t xml:space="preserve">As a Composite, an </w:t>
+      </w:r>
+      <w:proofErr w:type="spellStart"/>
+      <w:r>
+        <w:t>EventGroup</w:t>
+      </w:r>
+      <w:proofErr w:type="spellEnd"/>
+      <w:r>
+        <w:t xml:space="preserve"> </w:t>
+      </w:r>
+      <w:r>
+        <w:t>manages the components contained within its area. As an Observer, it can receive a not</w:t>
+      </w:r>
+      <w:r>
+        <w:t xml:space="preserve">ice from </w:t>
+      </w:r>
+      <w:proofErr w:type="spellStart"/>
+      <w:r>
+        <w:t>EventControl</w:t>
+      </w:r>
+      <w:proofErr w:type="spellEnd"/>
+      <w:r>
+        <w:t xml:space="preserve"> or another Subject above it in the event hierarchy. As a Subject, it can then notify interested components below it. For example, a safety alert can be received by the </w:t>
+      </w:r>
+      <w:proofErr w:type="spellStart"/>
+      <w:r>
+        <w:t>Esports</w:t>
+      </w:r>
+      <w:proofErr w:type="spellEnd"/>
+      <w:r>
+        <w:t xml:space="preserve"> Hall, which can then propagate the relevant notice to the Championship Arena and its interested operational units. The Composite relationship therefore describes the structural containment of the event, while the Observer relationships describe communication between objects. These are separate collaborations and do not represent a misuse of either pattern.</w:t>
+      </w:r>
+    </w:p>
+    <w:p>
+      <w:pPr>
+        <w:ind w:left="720"/>
+      </w:pPr>
+      <w:r>
+        <w:t xml:space="preserve">Overall, the design separates the two main concerns of </w:t>
+      </w:r>
+      <w:proofErr w:type="spellStart"/>
+      <w:r>
+        <w:t>E</w:t>
+      </w:r>
+      <w:r>
+        <w:t>ventFlow</w:t>
+      </w:r>
+      <w:proofErr w:type="spellEnd"/>
+      <w:r>
+        <w:t xml:space="preserve">: Composite determines </w:t>
+      </w:r>
+      <w:r>
+        <w:rPr>
+          <w:i/>
+        </w:rPr>
+        <w:t>what is c</w:t>
+      </w:r>
+      <w:r>
+        <w:rPr>
+          <w:i/>
+        </w:rPr>
+        <w:t>ontained within an event area</w:t>
+      </w:r>
+      <w:r>
+        <w:t xml:space="preserve"> while Observer determines </w:t>
+      </w:r>
+      <w:r>
+        <w:rPr>
+          <w:i/>
+        </w:rPr>
+        <w:t>who needs to be i</w:t>
+      </w:r>
+      <w:r>
+        <w:rPr>
+          <w:i/>
+        </w:rPr>
+        <w:t>nformed when the event changes</w:t>
+      </w:r>
+      <w:r>
+        <w:rPr>
+          <w:i/>
+        </w:rPr>
+        <w:t>.</w:t>
+      </w:r>
+      <w:r>
+        <w:t xml:space="preserve"> This separation allows </w:t>
+      </w:r>
+      <w:proofErr w:type="spellStart"/>
+      <w:r>
+        <w:t>GameVerse</w:t>
+      </w:r>
+      <w:proofErr w:type="spellEnd"/>
+      <w:r>
+        <w:t xml:space="preserve"> to maintain a flexible event hierarchy while supporting dynamic notifications, polymorphic responses and runtime changes to observer registrations and event structure.</w:t>
+      </w:r>
+    </w:p>
+    <w:p/>
+    <w:p>
       <w:r>
         <w:t>Task 2</w:t>
       </w:r>
     </w:p>
     <w:p>
       <w:r>
-        <w:lastRenderedPageBreak/>
         <w:t xml:space="preserve">2.4 </w:t>
       </w:r>
     </w:p>
@@ -1118,6 +1534,7 @@
           <w:b/>
           <w:bCs/>
         </w:rPr>
+        <w:lastRenderedPageBreak/>
         <w:t>Rule 2 — Capacity Alert</w:t>
       </w:r>
     </w:p>
@@ -1346,7 +1763,6 @@
           <w:b/>
           <w:bCs/>
         </w:rPr>
-        <w:lastRenderedPageBreak/>
         <w:t>Information Desk</w:t>
       </w:r>
       <w:r>
@@ -1473,6 +1889,7 @@
           <w:b/>
           <w:bCs/>
         </w:rPr>
+        <w:lastRenderedPageBreak/>
         <w:t>Medical Team</w:t>
       </w:r>
       <w:r>
@@ -1635,6 +2052,19 @@
       <w:r>
         <w:t>For example, if the championship is delayed by 30 minutes, the stage and referee team need to change their schedules, while Security does not need to change its behaviour</w:t>
       </w:r>
+    </w:p>
+    <w:p/>
+    <w:p>
+      <w:r>
+        <w:t>TASK 3</w:t>
+      </w:r>
+    </w:p>
+    <w:p>
+      <w:r>
+        <w:t>3.5 PUSH MODEL</w:t>
+      </w:r>
+      <w:bookmarkStart w:id="0" w:name="_GoBack"/>
+      <w:bookmarkEnd w:id="0"/>
     </w:p>
     <w:p>
       <w:pPr>
@@ -1655,7 +2085,7 @@
 </file>
 
 <file path=word/endnotes.xml><?xml version="1.0" encoding="utf-8"?>
-<w:endnotes xmlns:wpc="http://schemas.microsoft.com/office/word/2010/wordprocessingCanvas" xmlns:cx="http://schemas.microsoft.com/office/drawing/2014/chartex" xmlns:cx1="http://schemas.microsoft.com/office/drawing/2015/9/8/chartex" xmlns:cx2="http://schemas.microsoft.com/office/drawing/2015/10/21/chartex" xmlns:cx3="http://schemas.microsoft.com/office/drawing/2016/5/9/chartex" xmlns:cx4="http://schemas.microsoft.com/office/drawing/2016/5/10/chartex" xmlns:cx5="http://schemas.microsoft.com/office/drawing/2016/5/11/chartex" xmlns:cx6="http://schemas.microsoft.com/office/drawing/2016/5/12/chartex" xmlns:cx7="http://schemas.microsoft.com/office/drawing/2016/5/13/chartex" xmlns:cx8="http://schemas.microsoft.com/office/drawing/2016/5/14/chartex" xmlns:mc="http://schemas.openxmlformats.org/markup-compatibility/2006" xmlns:aink="http://schemas.microsoft.com/office/drawing/2016/ink" xmlns:am3d="http://schemas.microsoft.com/office/drawing/2017/model3d" xmlns:o="urn:schemas-microsoft-com:office:office" xmlns:oel="http://schemas.microsoft.com/office/2019/extlst" xmlns:r="http://schemas.openxmlformats.org/officeDocument/2006/relationships" xmlns:m="http://schemas.openxmlformats.org/officeDocument/2006/math" xmlns:v="urn:schemas-microsoft-com:vml" xmlns:wp14="http://schemas.microsoft.com/office/word/2010/wordprocessingDrawing" xmlns:wp="http://schemas.openxmlformats.org/drawingml/2006/wordprocessingDrawing" xmlns:w10="urn:schemas-microsoft-com:office:word" xmlns:w="http://schemas.openxmlformats.org/wordprocessingml/2006/main" xmlns:w14="http://schemas.microsoft.com/office/word/2010/wordml" xmlns:w15="http://schemas.microsoft.com/office/word/2012/wordml" xmlns:w16cei="http://schemas.microsoft.com/office/word/2026/wordml/cei" xmlns:w16cex="http://schemas.microsoft.com/office/word/2018/wordml/cex" xmlns:w16cid="http://schemas.microsoft.com/office/word/2016/wordml/cid" xmlns:w16="http://schemas.microsoft.com/office/word/2018/wordml" xmlns:w16du="http://schemas.microsoft.com/office/word/2023/wordml/word16du" xmlns:w16sdtdh="http://schemas.microsoft.com/office/word/2020/wordml/sdtdatahash" xmlns:w16sdtfl="http://schemas.microsoft.com/office/word/2024/wordml/sdtformatlock" xmlns:w16se="http://schemas.microsoft.com/office/word/2015/wordml/symex" xmlns:wpg="http://schemas.microsoft.com/office/word/2010/wordprocessingGroup" xmlns:wpi="http://schemas.microsoft.com/office/word/2010/wordprocessingInk" xmlns:wne="http://schemas.microsoft.com/office/word/2006/wordml" xmlns:wps="http://schemas.microsoft.com/office/word/2010/wordprocessingShape" mc:Ignorable="w14 w15 w16se w16cid w16 w16cex w16sdtdh w16sdtfl w16du wp14">
+<w:endnotes xmlns:wpc="http://schemas.microsoft.com/office/word/2010/wordprocessingCanvas" xmlns:cx="http://schemas.microsoft.com/office/drawing/2014/chartex" xmlns:mc="http://schemas.openxmlformats.org/markup-compatibility/2006" xmlns:o="urn:schemas-microsoft-com:office:office" xmlns:r="http://schemas.openxmlformats.org/officeDocument/2006/relationships" xmlns:m="http://schemas.openxmlformats.org/officeDocument/2006/math" xmlns:v="urn:schemas-microsoft-com:vml" xmlns:wp14="http://schemas.microsoft.com/office/word/2010/wordprocessingDrawing" xmlns:wp="http://schemas.openxmlformats.org/drawingml/2006/wordprocessingDrawing" xmlns:w10="urn:schemas-microsoft-com:office:word" xmlns:w="http://schemas.openxmlformats.org/wordprocessingml/2006/main" xmlns:w14="http://schemas.microsoft.com/office/word/2010/wordml" xmlns:w15="http://schemas.microsoft.com/office/word/2012/wordml" xmlns:w16se="http://schemas.microsoft.com/office/word/2015/wordml/symex" xmlns:wpg="http://schemas.microsoft.com/office/word/2010/wordprocessingGroup" xmlns:wpi="http://schemas.microsoft.com/office/word/2010/wordprocessingInk" xmlns:wne="http://schemas.microsoft.com/office/word/2006/wordml" xmlns:wps="http://schemas.microsoft.com/office/word/2010/wordprocessingShape" mc:Ignorable="w14 w15 w16se wp14">
   <w:endnote w:type="separator" w:id="-1">
     <w:p>
       <w:pPr>
@@ -1680,7 +2110,7 @@
 </file>
 
 <file path=word/footnotes.xml><?xml version="1.0" encoding="utf-8"?>
-<w:footnotes xmlns:wpc="http://schemas.microsoft.com/office/word/2010/wordprocessingCanvas" xmlns:cx="http://schemas.microsoft.com/office/drawing/2014/chartex" xmlns:cx1="http://schemas.microsoft.com/office/drawing/2015/9/8/chartex" xmlns:cx2="http://schemas.microsoft.com/office/drawing/2015/10/21/chartex" xmlns:cx3="http://schemas.microsoft.com/office/drawing/2016/5/9/chartex" xmlns:cx4="http://schemas.microsoft.com/office/drawing/2016/5/10/chartex" xmlns:cx5="http://schemas.microsoft.com/office/drawing/2016/5/11/chartex" xmlns:cx6="http://schemas.microsoft.com/office/drawing/2016/5/12/chartex" xmlns:cx7="http://schemas.microsoft.com/office/drawing/2016/5/13/chartex" xmlns:cx8="http://schemas.microsoft.com/office/drawing/2016/5/14/chartex" xmlns:mc="http://schemas.openxmlformats.org/markup-compatibility/2006" xmlns:aink="http://schemas.microsoft.com/office/drawing/2016/ink" xmlns:am3d="http://schemas.microsoft.com/office/drawing/2017/model3d" xmlns:o="urn:schemas-microsoft-com:office:office" xmlns:oel="http://schemas.microsoft.com/office/2019/extlst" xmlns:r="http://schemas.openxmlformats.org/officeDocument/2006/relationships" xmlns:m="http://schemas.openxmlformats.org/officeDocument/2006/math" xmlns:v="urn:schemas-microsoft-com:vml" xmlns:wp14="http://schemas.microsoft.com/office/word/2010/wordprocessingDrawing" xmlns:wp="http://schemas.openxmlformats.org/drawingml/2006/wordprocessingDrawing" xmlns:w10="urn:schemas-microsoft-com:office:word" xmlns:w="http://schemas.openxmlformats.org/wordprocessingml/2006/main" xmlns:w14="http://schemas.microsoft.com/office/word/2010/wordml" xmlns:w15="http://schemas.microsoft.com/office/word/2012/wordml" xmlns:w16cei="http://schemas.microsoft.com/office/word/2026/wordml/cei" xmlns:w16cex="http://schemas.microsoft.com/office/word/2018/wordml/cex" xmlns:w16cid="http://schemas.microsoft.com/office/word/2016/wordml/cid" xmlns:w16="http://schemas.microsoft.com/office/word/2018/wordml" xmlns:w16du="http://schemas.microsoft.com/office/word/2023/wordml/word16du" xmlns:w16sdtdh="http://schemas.microsoft.com/office/word/2020/wordml/sdtdatahash" xmlns:w16sdtfl="http://schemas.microsoft.com/office/word/2024/wordml/sdtformatlock" xmlns:w16se="http://schemas.microsoft.com/office/word/2015/wordml/symex" xmlns:wpg="http://schemas.microsoft.com/office/word/2010/wordprocessingGroup" xmlns:wpi="http://schemas.microsoft.com/office/word/2010/wordprocessingInk" xmlns:wne="http://schemas.microsoft.com/office/word/2006/wordml" xmlns:wps="http://schemas.microsoft.com/office/word/2010/wordprocessingShape" mc:Ignorable="w14 w15 w16se w16cid w16 w16cex w16sdtdh w16sdtfl w16du wp14">
+<w:footnotes xmlns:wpc="http://schemas.microsoft.com/office/word/2010/wordprocessingCanvas" xmlns:cx="http://schemas.microsoft.com/office/drawing/2014/chartex" xmlns:mc="http://schemas.openxmlformats.org/markup-compatibility/2006" xmlns:o="urn:schemas-microsoft-com:office:office" xmlns:r="http://schemas.openxmlformats.org/officeDocument/2006/relationships" xmlns:m="http://schemas.openxmlformats.org/officeDocument/2006/math" xmlns:v="urn:schemas-microsoft-com:vml" xmlns:wp14="http://schemas.microsoft.com/office/word/2010/wordprocessingDrawing" xmlns:wp="http://schemas.openxmlformats.org/drawingml/2006/wordprocessingDrawing" xmlns:w10="urn:schemas-microsoft-com:office:word" xmlns:w="http://schemas.openxmlformats.org/wordprocessingml/2006/main" xmlns:w14="http://schemas.microsoft.com/office/word/2010/wordml" xmlns:w15="http://schemas.microsoft.com/office/word/2012/wordml" xmlns:w16se="http://schemas.microsoft.com/office/word/2015/wordml/symex" xmlns:wpg="http://schemas.microsoft.com/office/word/2010/wordprocessingGroup" xmlns:wpi="http://schemas.microsoft.com/office/word/2010/wordprocessingInk" xmlns:wne="http://schemas.microsoft.com/office/word/2006/wordml" xmlns:wps="http://schemas.microsoft.com/office/word/2010/wordprocessingShape" mc:Ignorable="w14 w15 w16se wp14">
   <w:footnote w:type="separator" w:id="-1">
     <w:p>
       <w:pPr>
@@ -1705,7 +2135,7 @@
 </file>
 
 <file path=word/header1.xml><?xml version="1.0" encoding="utf-8"?>
-<w:hdr xmlns:wpc="http://schemas.microsoft.com/office/word/2010/wordprocessingCanvas" xmlns:cx="http://schemas.microsoft.com/office/drawing/2014/chartex" xmlns:cx1="http://schemas.microsoft.com/office/drawing/2015/9/8/chartex" xmlns:cx2="http://schemas.microsoft.com/office/drawing/2015/10/21/chartex" xmlns:cx3="http://schemas.microsoft.com/office/drawing/2016/5/9/chartex" xmlns:cx4="http://schemas.microsoft.com/office/drawing/2016/5/10/chartex" xmlns:cx5="http://schemas.microsoft.com/office/drawing/2016/5/11/chartex" xmlns:cx6="http://schemas.microsoft.com/office/drawing/2016/5/12/chartex" xmlns:cx7="http://schemas.microsoft.com/office/drawing/2016/5/13/chartex" xmlns:cx8="http://schemas.microsoft.com/office/drawing/2016/5/14/chartex" xmlns:mc="http://schemas.openxmlformats.org/markup-compatibility/2006" xmlns:aink="http://schemas.microsoft.com/office/drawing/2016/ink" xmlns:am3d="http://schemas.microsoft.com/office/drawing/2017/model3d" xmlns:o="urn:schemas-microsoft-com:office:office" xmlns:oel="http://schemas.microsoft.com/office/2019/extlst" xmlns:r="http://schemas.openxmlformats.org/officeDocument/2006/relationships" xmlns:m="http://schemas.openxmlformats.org/officeDocument/2006/math" xmlns:v="urn:schemas-microsoft-com:vml" xmlns:wp14="http://schemas.microsoft.com/office/word/2010/wordprocessingDrawing" xmlns:wp="http://schemas.openxmlformats.org/drawingml/2006/wordprocessingDrawing" xmlns:w10="urn:schemas-microsoft-com:office:word" xmlns:w="http://schemas.openxmlformats.org/wordprocessingml/2006/main" xmlns:w14="http://schemas.microsoft.com/office/word/2010/wordml" xmlns:w15="http://schemas.microsoft.com/office/word/2012/wordml" xmlns:w16cei="http://schemas.microsoft.com/office/word/2026/wordml/cei" xmlns:w16cex="http://schemas.microsoft.com/office/word/2018/wordml/cex" xmlns:w16cid="http://schemas.microsoft.com/office/word/2016/wordml/cid" xmlns:w16="http://schemas.microsoft.com/office/word/2018/wordml" xmlns:w16du="http://schemas.microsoft.com/office/word/2023/wordml/word16du" xmlns:w16sdtdh="http://schemas.microsoft.com/office/word/2020/wordml/sdtdatahash" xmlns:w16sdtfl="http://schemas.microsoft.com/office/word/2024/wordml/sdtformatlock" xmlns:w16se="http://schemas.microsoft.com/office/word/2015/wordml/symex" xmlns:wpg="http://schemas.microsoft.com/office/word/2010/wordprocessingGroup" xmlns:wpi="http://schemas.microsoft.com/office/word/2010/wordprocessingInk" xmlns:wne="http://schemas.microsoft.com/office/word/2006/wordml" xmlns:wps="http://schemas.microsoft.com/office/word/2010/wordprocessingShape" mc:Ignorable="w14 w15 w16se w16cid w16 w16cex w16sdtdh w16sdtfl w16du wp14">
+<w:hdr xmlns:wpc="http://schemas.microsoft.com/office/word/2010/wordprocessingCanvas" xmlns:cx="http://schemas.microsoft.com/office/drawing/2014/chartex" xmlns:mc="http://schemas.openxmlformats.org/markup-compatibility/2006" xmlns:o="urn:schemas-microsoft-com:office:office" xmlns:r="http://schemas.openxmlformats.org/officeDocument/2006/relationships" xmlns:m="http://schemas.openxmlformats.org/officeDocument/2006/math" xmlns:v="urn:schemas-microsoft-com:vml" xmlns:wp14="http://schemas.microsoft.com/office/word/2010/wordprocessingDrawing" xmlns:wp="http://schemas.openxmlformats.org/drawingml/2006/wordprocessingDrawing" xmlns:w10="urn:schemas-microsoft-com:office:word" xmlns:w="http://schemas.openxmlformats.org/wordprocessingml/2006/main" xmlns:w14="http://schemas.microsoft.com/office/word/2010/wordml" xmlns:w15="http://schemas.microsoft.com/office/word/2012/wordml" xmlns:w16se="http://schemas.microsoft.com/office/word/2015/wordml/symex" xmlns:wpg="http://schemas.microsoft.com/office/word/2010/wordprocessingGroup" xmlns:wpi="http://schemas.microsoft.com/office/word/2010/wordprocessingInk" xmlns:wne="http://schemas.microsoft.com/office/word/2006/wordml" xmlns:wps="http://schemas.microsoft.com/office/word/2010/wordprocessingShape" mc:Ignorable="w14 w15 w16se wp14">
   <w:p>
     <w:pPr>
       <w:pStyle w:val="Header"/>
@@ -1730,7 +2160,7 @@
 </file>
 
 <file path=word/numbering.xml><?xml version="1.0" encoding="utf-8"?>
-<w:numbering xmlns:wpc="http://schemas.microsoft.com/office/word/2010/wordprocessingCanvas" xmlns:cx="http://schemas.microsoft.com/office/drawing/2014/chartex" xmlns:cx1="http://schemas.microsoft.com/office/drawing/2015/9/8/chartex" xmlns:cx2="http://schemas.microsoft.com/office/drawing/2015/10/21/chartex" xmlns:cx3="http://schemas.microsoft.com/office/drawing/2016/5/9/chartex" xmlns:cx4="http://schemas.microsoft.com/office/drawing/2016/5/10/chartex" xmlns:cx5="http://schemas.microsoft.com/office/drawing/2016/5/11/chartex" xmlns:cx6="http://schemas.microsoft.com/office/drawing/2016/5/12/chartex" xmlns:cx7="http://schemas.microsoft.com/office/drawing/2016/5/13/chartex" xmlns:cx8="http://schemas.microsoft.com/office/drawing/2016/5/14/chartex" xmlns:mc="http://schemas.openxmlformats.org/markup-compatibility/2006" xmlns:aink="http://schemas.microsoft.com/office/drawing/2016/ink" xmlns:am3d="http://schemas.microsoft.com/office/drawing/2017/model3d" xmlns:o="urn:schemas-microsoft-com:office:office" xmlns:oel="http://schemas.microsoft.com/office/2019/extlst" xmlns:r="http://schemas.openxmlformats.org/officeDocument/2006/relationships" xmlns:m="http://schemas.openxmlformats.org/officeDocument/2006/math" xmlns:v="urn:schemas-microsoft-com:vml" xmlns:wp14="http://schemas.microsoft.com/office/word/2010/wordprocessingDrawing" xmlns:wp="http://schemas.openxmlformats.org/drawingml/2006/wordprocessingDrawing" xmlns:w10="urn:schemas-microsoft-com:office:word" xmlns:w="http://schemas.openxmlformats.org/wordprocessingml/2006/main" xmlns:w14="http://schemas.microsoft.com/office/word/2010/wordml" xmlns:w15="http://schemas.microsoft.com/office/word/2012/wordml" xmlns:w16cei="http://schemas.microsoft.com/office/word/2026/wordml/cei" xmlns:w16cex="http://schemas.microsoft.com/office/word/2018/wordml/cex" xmlns:w16cid="http://schemas.microsoft.com/office/word/2016/wordml/cid" xmlns:w16="http://schemas.microsoft.com/office/word/2018/wordml" xmlns:w16du="http://schemas.microsoft.com/office/word/2023/wordml/word16du" xmlns:w16sdtdh="http://schemas.microsoft.com/office/word/2020/wordml/sdtdatahash" xmlns:w16sdtfl="http://schemas.microsoft.com/office/word/2024/wordml/sdtformatlock" xmlns:w16se="http://schemas.microsoft.com/office/word/2015/wordml/symex" xmlns:wpg="http://schemas.microsoft.com/office/word/2010/wordprocessingGroup" xmlns:wpi="http://schemas.microsoft.com/office/word/2010/wordprocessingInk" xmlns:wne="http://schemas.microsoft.com/office/word/2006/wordml" xmlns:wps="http://schemas.microsoft.com/office/word/2010/wordprocessingShape" mc:Ignorable="w14 w15 w16se w16cid w16 w16cex w16sdtdh w16sdtfl w16du wp14">
+<w:numbering xmlns:wpc="http://schemas.microsoft.com/office/word/2010/wordprocessingCanvas" xmlns:cx="http://schemas.microsoft.com/office/drawing/2014/chartex" xmlns:mc="http://schemas.openxmlformats.org/markup-compatibility/2006" xmlns:o="urn:schemas-microsoft-com:office:office" xmlns:r="http://schemas.openxmlformats.org/officeDocument/2006/relationships" xmlns:m="http://schemas.openxmlformats.org/officeDocument/2006/math" xmlns:v="urn:schemas-microsoft-com:vml" xmlns:wp14="http://schemas.microsoft.com/office/word/2010/wordprocessingDrawing" xmlns:wp="http://schemas.openxmlformats.org/drawingml/2006/wordprocessingDrawing" xmlns:w10="urn:schemas-microsoft-com:office:word" xmlns:w="http://schemas.openxmlformats.org/wordprocessingml/2006/main" xmlns:w14="http://schemas.microsoft.com/office/word/2010/wordml" xmlns:w15="http://schemas.microsoft.com/office/word/2012/wordml" xmlns:w16se="http://schemas.microsoft.com/office/word/2015/wordml/symex" xmlns:wpg="http://schemas.microsoft.com/office/word/2010/wordprocessingGroup" xmlns:wpi="http://schemas.microsoft.com/office/word/2010/wordprocessingInk" xmlns:wne="http://schemas.microsoft.com/office/word/2006/wordml" xmlns:wps="http://schemas.microsoft.com/office/word/2010/wordprocessingShape" mc:Ignorable="w14 w15 w16se wp14">
   <w:abstractNum w:abstractNumId="0" w15:restartNumberingAfterBreak="0">
     <w:nsid w:val="21777D7D"/>
     <w:multiLevelType w:val="multilevel"/>
@@ -1881,6 +2311,95 @@
     </w:lvl>
   </w:abstractNum>
   <w:abstractNum w:abstractNumId="1" w15:restartNumberingAfterBreak="0">
+    <w:nsid w:val="2CBC70EE"/>
+    <w:multiLevelType w:val="hybridMultilevel"/>
+    <w:tmpl w:val="D2B27BDA"/>
+    <w:lvl w:ilvl="0" w:tplc="04090017">
+      <w:start w:val="1"/>
+      <w:numFmt w:val="lowerLetter"/>
+      <w:lvlText w:val="%1)"/>
+      <w:lvlJc w:val="left"/>
+      <w:pPr>
+        <w:ind w:left="720" w:hanging="360"/>
+      </w:pPr>
+      <w:rPr>
+        <w:rFonts w:hint="default"/>
+      </w:rPr>
+    </w:lvl>
+    <w:lvl w:ilvl="1" w:tplc="04090019" w:tentative="1">
+      <w:start w:val="1"/>
+      <w:numFmt w:val="lowerLetter"/>
+      <w:lvlText w:val="%2."/>
+      <w:lvlJc w:val="left"/>
+      <w:pPr>
+        <w:ind w:left="1440" w:hanging="360"/>
+      </w:pPr>
+    </w:lvl>
+    <w:lvl w:ilvl="2" w:tplc="0409001B" w:tentative="1">
+      <w:start w:val="1"/>
+      <w:numFmt w:val="lowerRoman"/>
+      <w:lvlText w:val="%3."/>
+      <w:lvlJc w:val="right"/>
+      <w:pPr>
+        <w:ind w:left="2160" w:hanging="180"/>
+      </w:pPr>
+    </w:lvl>
+    <w:lvl w:ilvl="3" w:tplc="0409000F" w:tentative="1">
+      <w:start w:val="1"/>
+      <w:numFmt w:val="decimal"/>
+      <w:lvlText w:val="%4."/>
+      <w:lvlJc w:val="left"/>
+      <w:pPr>
+        <w:ind w:left="2880" w:hanging="360"/>
+      </w:pPr>
+    </w:lvl>
+    <w:lvl w:ilvl="4" w:tplc="04090019" w:tentative="1">
+      <w:start w:val="1"/>
+      <w:numFmt w:val="lowerLetter"/>
+      <w:lvlText w:val="%5."/>
+      <w:lvlJc w:val="left"/>
+      <w:pPr>
+        <w:ind w:left="3600" w:hanging="360"/>
+      </w:pPr>
+    </w:lvl>
+    <w:lvl w:ilvl="5" w:tplc="0409001B" w:tentative="1">
+      <w:start w:val="1"/>
+      <w:numFmt w:val="lowerRoman"/>
+      <w:lvlText w:val="%6."/>
+      <w:lvlJc w:val="right"/>
+      <w:pPr>
+        <w:ind w:left="4320" w:hanging="180"/>
+      </w:pPr>
+    </w:lvl>
+    <w:lvl w:ilvl="6" w:tplc="0409000F" w:tentative="1">
+      <w:start w:val="1"/>
+      <w:numFmt w:val="decimal"/>
+      <w:lvlText w:val="%7."/>
+      <w:lvlJc w:val="left"/>
+      <w:pPr>
+        <w:ind w:left="5040" w:hanging="360"/>
+      </w:pPr>
+    </w:lvl>
+    <w:lvl w:ilvl="7" w:tplc="04090019" w:tentative="1">
+      <w:start w:val="1"/>
+      <w:numFmt w:val="lowerLetter"/>
+      <w:lvlText w:val="%8."/>
+      <w:lvlJc w:val="left"/>
+      <w:pPr>
+        <w:ind w:left="5760" w:hanging="360"/>
+      </w:pPr>
+    </w:lvl>
+    <w:lvl w:ilvl="8" w:tplc="0409001B" w:tentative="1">
+      <w:start w:val="1"/>
+      <w:numFmt w:val="lowerRoman"/>
+      <w:lvlText w:val="%9."/>
+      <w:lvlJc w:val="right"/>
+      <w:pPr>
+        <w:ind w:left="6480" w:hanging="180"/>
+      </w:pPr>
+    </w:lvl>
+  </w:abstractNum>
+  <w:abstractNum w:abstractNumId="2" w15:restartNumberingAfterBreak="0">
     <w:nsid w:val="469E5E1C"/>
     <w:multiLevelType w:val="multilevel"/>
     <w:tmpl w:val="299EF452"/>
@@ -2029,7 +2548,93 @@
       </w:rPr>
     </w:lvl>
   </w:abstractNum>
-  <w:abstractNum w:abstractNumId="2" w15:restartNumberingAfterBreak="0">
+  <w:abstractNum w:abstractNumId="3" w15:restartNumberingAfterBreak="0">
+    <w:nsid w:val="481F1AFC"/>
+    <w:multiLevelType w:val="hybridMultilevel"/>
+    <w:tmpl w:val="A970DF2C"/>
+    <w:lvl w:ilvl="0" w:tplc="04090017">
+      <w:start w:val="1"/>
+      <w:numFmt w:val="lowerLetter"/>
+      <w:lvlText w:val="%1)"/>
+      <w:lvlJc w:val="left"/>
+      <w:pPr>
+        <w:ind w:left="720" w:hanging="360"/>
+      </w:pPr>
+    </w:lvl>
+    <w:lvl w:ilvl="1" w:tplc="04090019" w:tentative="1">
+      <w:start w:val="1"/>
+      <w:numFmt w:val="lowerLetter"/>
+      <w:lvlText w:val="%2."/>
+      <w:lvlJc w:val="left"/>
+      <w:pPr>
+        <w:ind w:left="1440" w:hanging="360"/>
+      </w:pPr>
+    </w:lvl>
+    <w:lvl w:ilvl="2" w:tplc="0409001B" w:tentative="1">
+      <w:start w:val="1"/>
+      <w:numFmt w:val="lowerRoman"/>
+      <w:lvlText w:val="%3."/>
+      <w:lvlJc w:val="right"/>
+      <w:pPr>
+        <w:ind w:left="2160" w:hanging="180"/>
+      </w:pPr>
+    </w:lvl>
+    <w:lvl w:ilvl="3" w:tplc="0409000F" w:tentative="1">
+      <w:start w:val="1"/>
+      <w:numFmt w:val="decimal"/>
+      <w:lvlText w:val="%4."/>
+      <w:lvlJc w:val="left"/>
+      <w:pPr>
+        <w:ind w:left="2880" w:hanging="360"/>
+      </w:pPr>
+    </w:lvl>
+    <w:lvl w:ilvl="4" w:tplc="04090019" w:tentative="1">
+      <w:start w:val="1"/>
+      <w:numFmt w:val="lowerLetter"/>
+      <w:lvlText w:val="%5."/>
+      <w:lvlJc w:val="left"/>
+      <w:pPr>
+        <w:ind w:left="3600" w:hanging="360"/>
+      </w:pPr>
+    </w:lvl>
+    <w:lvl w:ilvl="5" w:tplc="0409001B" w:tentative="1">
+      <w:start w:val="1"/>
+      <w:numFmt w:val="lowerRoman"/>
+      <w:lvlText w:val="%6."/>
+      <w:lvlJc w:val="right"/>
+      <w:pPr>
+        <w:ind w:left="4320" w:hanging="180"/>
+      </w:pPr>
+    </w:lvl>
+    <w:lvl w:ilvl="6" w:tplc="0409000F" w:tentative="1">
+      <w:start w:val="1"/>
+      <w:numFmt w:val="decimal"/>
+      <w:lvlText w:val="%7."/>
+      <w:lvlJc w:val="left"/>
+      <w:pPr>
+        <w:ind w:left="5040" w:hanging="360"/>
+      </w:pPr>
+    </w:lvl>
+    <w:lvl w:ilvl="7" w:tplc="04090019" w:tentative="1">
+      <w:start w:val="1"/>
+      <w:numFmt w:val="lowerLetter"/>
+      <w:lvlText w:val="%8."/>
+      <w:lvlJc w:val="left"/>
+      <w:pPr>
+        <w:ind w:left="5760" w:hanging="360"/>
+      </w:pPr>
+    </w:lvl>
+    <w:lvl w:ilvl="8" w:tplc="0409001B" w:tentative="1">
+      <w:start w:val="1"/>
+      <w:numFmt w:val="lowerRoman"/>
+      <w:lvlText w:val="%9."/>
+      <w:lvlJc w:val="right"/>
+      <w:pPr>
+        <w:ind w:left="6480" w:hanging="180"/>
+      </w:pPr>
+    </w:lvl>
+  </w:abstractNum>
+  <w:abstractNum w:abstractNumId="4" w15:restartNumberingAfterBreak="0">
     <w:nsid w:val="5D832368"/>
     <w:multiLevelType w:val="multilevel"/>
     <w:tmpl w:val="01F2D8BA"/>
@@ -2178,7 +2783,7 @@
       </w:rPr>
     </w:lvl>
   </w:abstractNum>
-  <w:abstractNum w:abstractNumId="3" w15:restartNumberingAfterBreak="0">
+  <w:abstractNum w:abstractNumId="5" w15:restartNumberingAfterBreak="0">
     <w:nsid w:val="5F8C46C6"/>
     <w:multiLevelType w:val="multilevel"/>
     <w:tmpl w:val="B1408B5C"/>
@@ -2327,7 +2932,7 @@
       </w:rPr>
     </w:lvl>
   </w:abstractNum>
-  <w:abstractNum w:abstractNumId="4" w15:restartNumberingAfterBreak="0">
+  <w:abstractNum w:abstractNumId="6" w15:restartNumberingAfterBreak="0">
     <w:nsid w:val="782E58DE"/>
     <w:multiLevelType w:val="multilevel"/>
     <w:tmpl w:val="F0C68D10"/>
@@ -2476,26 +3081,32 @@
       </w:rPr>
     </w:lvl>
   </w:abstractNum>
-  <w:num w:numId="1" w16cid:durableId="211161704">
+  <w:num w:numId="1">
+    <w:abstractNumId w:val="4"/>
+  </w:num>
+  <w:num w:numId="2">
     <w:abstractNumId w:val="2"/>
   </w:num>
-  <w:num w:numId="2" w16cid:durableId="1359234226">
-    <w:abstractNumId w:val="1"/>
-  </w:num>
-  <w:num w:numId="3" w16cid:durableId="1376930075">
+  <w:num w:numId="3">
     <w:abstractNumId w:val="0"/>
   </w:num>
-  <w:num w:numId="4" w16cid:durableId="1616912415">
+  <w:num w:numId="4">
+    <w:abstractNumId w:val="5"/>
+  </w:num>
+  <w:num w:numId="5">
+    <w:abstractNumId w:val="6"/>
+  </w:num>
+  <w:num w:numId="6">
     <w:abstractNumId w:val="3"/>
   </w:num>
-  <w:num w:numId="5" w16cid:durableId="421339672">
-    <w:abstractNumId w:val="4"/>
+  <w:num w:numId="7">
+    <w:abstractNumId w:val="1"/>
   </w:num>
 </w:numbering>
 </file>
 
 <file path=word/styles.xml><?xml version="1.0" encoding="utf-8"?>
-<w:styles xmlns:mc="http://schemas.openxmlformats.org/markup-compatibility/2006" xmlns:r="http://schemas.openxmlformats.org/officeDocument/2006/relationships" xmlns:w="http://schemas.openxmlformats.org/wordprocessingml/2006/main" xmlns:w14="http://schemas.microsoft.com/office/word/2010/wordml" xmlns:w15="http://schemas.microsoft.com/office/word/2012/wordml" xmlns:w16cex="http://schemas.microsoft.com/office/word/2018/wordml/cex" xmlns:w16cid="http://schemas.microsoft.com/office/word/2016/wordml/cid" xmlns:w16="http://schemas.microsoft.com/office/word/2018/wordml" xmlns:w16du="http://schemas.microsoft.com/office/word/2023/wordml/word16du" xmlns:w16sdtdh="http://schemas.microsoft.com/office/word/2020/wordml/sdtdatahash" xmlns:w16sdtfl="http://schemas.microsoft.com/office/word/2024/wordml/sdtformatlock" xmlns:w16se="http://schemas.microsoft.com/office/word/2015/wordml/symex" mc:Ignorable="w14 w15 w16se w16cid w16 w16cex w16sdtdh w16sdtfl w16du">
+<w:styles xmlns:mc="http://schemas.openxmlformats.org/markup-compatibility/2006" xmlns:r="http://schemas.openxmlformats.org/officeDocument/2006/relationships" xmlns:w="http://schemas.openxmlformats.org/wordprocessingml/2006/main" xmlns:w14="http://schemas.microsoft.com/office/word/2010/wordml" xmlns:w15="http://schemas.microsoft.com/office/word/2012/wordml" xmlns:w16se="http://schemas.microsoft.com/office/word/2015/wordml/symex" mc:Ignorable="w14 w15 w16se">
   <w:docDefaults>
     <w:rPrDefault>
       <w:rPr>
@@ -2513,7 +3124,7 @@
       </w:pPr>
     </w:pPrDefault>
   </w:docDefaults>
-  <w:latentStyles w:defLockedState="0" w:defUIPriority="99" w:defSemiHidden="0" w:defUnhideWhenUsed="0" w:defQFormat="0" w:count="376">
+  <w:latentStyles w:defLockedState="0" w:defUIPriority="99" w:defSemiHidden="0" w:defUnhideWhenUsed="0" w:defQFormat="0" w:count="371">
     <w:lsdException w:name="Normal" w:uiPriority="0" w:qFormat="1"/>
     <w:lsdException w:name="heading 1" w:uiPriority="9" w:qFormat="1"/>
     <w:lsdException w:name="heading 2" w:semiHidden="1" w:uiPriority="9" w:unhideWhenUsed="1" w:qFormat="1"/>
@@ -2885,11 +3496,6 @@
     <w:lsdException w:name="List Table 5 Dark Accent 6" w:uiPriority="50"/>
     <w:lsdException w:name="List Table 6 Colorful Accent 6" w:uiPriority="51"/>
     <w:lsdException w:name="List Table 7 Colorful Accent 6" w:uiPriority="52"/>
-    <w:lsdException w:name="Mention" w:semiHidden="1" w:unhideWhenUsed="1"/>
-    <w:lsdException w:name="Smart Hyperlink" w:semiHidden="1" w:unhideWhenUsed="1"/>
-    <w:lsdException w:name="Hashtag" w:semiHidden="1" w:unhideWhenUsed="1"/>
-    <w:lsdException w:name="Unresolved Mention" w:semiHidden="1" w:unhideWhenUsed="1"/>
-    <w:lsdException w:name="Smart Link" w:semiHidden="1" w:unhideWhenUsed="1"/>
   </w:latentStyles>
   <w:style w:type="paragraph" w:default="1" w:styleId="Normal">
     <w:name w:val="Normal"/>
@@ -3097,6 +3703,7 @@
   <w:style w:type="character" w:default="1" w:styleId="DefaultParagraphFont">
     <w:name w:val="Default Paragraph Font"/>
     <w:uiPriority w:val="1"/>
+    <w:semiHidden/>
     <w:unhideWhenUsed/>
   </w:style>
   <w:style w:type="table" w:default="1" w:styleId="TableNormal">

--- a/Practical3PDF.docx
+++ b/Practical3PDF.docx
@@ -982,8 +982,11 @@
       </w:r>
     </w:p>
     <w:p/>
-    <w:p>
-      <w:r>
+    <w:p/>
+    <w:p/>
+    <w:p>
+      <w:r>
+        <w:lastRenderedPageBreak/>
         <w:t>1.4 Design Rationale</w:t>
       </w:r>
     </w:p>
@@ -996,7 +999,7 @@
         </w:numPr>
       </w:pPr>
       <w:r>
-        <w:t xml:space="preserve">The </w:t>
+        <w:t xml:space="preserve">The Composite pattern represents </w:t>
       </w:r>
       <w:proofErr w:type="spellStart"/>
       <w:r>
@@ -1004,11 +1007,15 @@
       </w:r>
       <w:proofErr w:type="spellEnd"/>
       <w:r>
-        <w:t xml:space="preserve"> Convention uses the Composite pattern to represent the hierarchical structure of the event. The convention is divided into large </w:t>
-      </w:r>
-      <w:r>
-        <w:lastRenderedPageBreak/>
-        <w:t xml:space="preserve">operational areas, such as the </w:t>
+        <w:t xml:space="preserve"> as a genuine part-whole tree. The convention is the root </w:t>
+      </w:r>
+      <w:proofErr w:type="spellStart"/>
+      <w:r>
+        <w:t>EventGroup</w:t>
+      </w:r>
+      <w:proofErr w:type="spellEnd"/>
+      <w:r>
+        <w:t xml:space="preserve"> and contains major areas such as Main Operations, </w:t>
       </w:r>
       <w:proofErr w:type="spellStart"/>
       <w:r>
@@ -1016,15 +1023,15 @@
       </w:r>
       <w:proofErr w:type="spellEnd"/>
       <w:r>
-        <w:t xml:space="preserve"> Hall and VR &amp; Experience Hall, which can contain smaller areas such as the Championship Arena and Practice Area. These areas can in turn contain individual operational units such as </w:t>
-      </w:r>
-      <w:proofErr w:type="spellStart"/>
-      <w:r>
-        <w:t>Esports</w:t>
-      </w:r>
-      <w:proofErr w:type="spellEnd"/>
-      <w:r>
-        <w:t xml:space="preserve"> Stages, Gaming Stations, Security Teams and Medical Teams. This forms a genuine part-whole tree because an `</w:t>
+        <w:t xml:space="preserve"> Hall, VR &amp; Experience Hall and VIP &amp; Creator Lounge. These groups contain smaller groups, which in turn contain individual </w:t>
+      </w:r>
+      <w:proofErr w:type="spellStart"/>
+      <w:r>
+        <w:t>EventUnit</w:t>
+      </w:r>
+      <w:proofErr w:type="spellEnd"/>
+      <w:r>
+        <w:t xml:space="preserve"> leaves. Because </w:t>
       </w:r>
       <w:proofErr w:type="spellStart"/>
       <w:r>
@@ -1032,7 +1039,15 @@
       </w:r>
       <w:proofErr w:type="spellEnd"/>
       <w:r>
-        <w:t>` represents a whole made up of `</w:t>
+        <w:t xml:space="preserve"> and </w:t>
+      </w:r>
+      <w:proofErr w:type="spellStart"/>
+      <w:r>
+        <w:t>EventUnit</w:t>
+      </w:r>
+      <w:proofErr w:type="spellEnd"/>
+      <w:r>
+        <w:t xml:space="preserve"> share </w:t>
       </w:r>
       <w:proofErr w:type="spellStart"/>
       <w:r>
@@ -1040,7 +1055,7 @@
       </w:r>
       <w:proofErr w:type="spellEnd"/>
       <w:r>
-        <w:t>` objects, while both other `</w:t>
+        <w:t xml:space="preserve">, the client can operate on an individual unit or an entire area through the same interface. </w:t>
       </w:r>
       <w:proofErr w:type="spellStart"/>
       <w:r>
@@ -1048,15 +1063,7 @@
       </w:r>
       <w:proofErr w:type="spellEnd"/>
       <w:r>
-        <w:t>` objects and individual `</w:t>
-      </w:r>
-      <w:proofErr w:type="spellStart"/>
-      <w:r>
-        <w:t>EventUnit</w:t>
-      </w:r>
-      <w:proofErr w:type="spellEnd"/>
-      <w:r>
-        <w:t>` objects represent components within that whole. The common `</w:t>
+        <w:t xml:space="preserve"> owns its child </w:t>
       </w:r>
       <w:proofErr w:type="spellStart"/>
       <w:r>
@@ -1064,7 +1071,7 @@
       </w:r>
       <w:proofErr w:type="spellEnd"/>
       <w:r>
-        <w:t>` interface allows the client to perform operations such as opening, closing, reporting status and calculating capacity without needing to know whether it is dealing with an individual unit or an entire group.</w:t>
+        <w:t xml:space="preserve"> objects and recursively destroys the owned subtree</w:t>
       </w:r>
     </w:p>
     <w:p/>
@@ -1077,18 +1084,7 @@
         </w:numPr>
       </w:pPr>
       <w:r>
-        <w:t xml:space="preserve">The Observer pattern is used because different parts of </w:t>
-      </w:r>
-      <w:proofErr w:type="spellStart"/>
-      <w:r>
-        <w:t>GameVerse</w:t>
-      </w:r>
-      <w:proofErr w:type="spellEnd"/>
-      <w:r>
-        <w:t xml:space="preserve"> need to respond to changes occurring during the c</w:t>
-      </w:r>
-      <w:r>
-        <w:t xml:space="preserve">onvention without </w:t>
+        <w:t xml:space="preserve">The Observer pattern separates event changes from the objects that must react to them. </w:t>
       </w:r>
       <w:proofErr w:type="spellStart"/>
       <w:r>
@@ -1096,10 +1092,36 @@
       </w:r>
       <w:proofErr w:type="spellEnd"/>
       <w:r>
-        <w:t xml:space="preserve"> being directly coupled</w:t>
-      </w:r>
-      <w:r>
-        <w:t xml:space="preserve"> to every concrete event unit. </w:t>
+        <w:t xml:space="preserve"> does not make hard-coded calls to every concrete </w:t>
+      </w:r>
+      <w:proofErr w:type="spellStart"/>
+      <w:r>
+        <w:t>EventUnit</w:t>
+      </w:r>
+      <w:proofErr w:type="spellEnd"/>
+      <w:r>
+        <w:t xml:space="preserve">. Instead, observers register with a Subject and receive notices through </w:t>
+      </w:r>
+      <w:proofErr w:type="gramStart"/>
+      <w:r>
+        <w:t>update(</w:t>
+      </w:r>
+      <w:proofErr w:type="spellStart"/>
+      <w:proofErr w:type="gramEnd"/>
+      <w:r>
+        <w:t>const</w:t>
+      </w:r>
+      <w:proofErr w:type="spellEnd"/>
+      <w:r>
+        <w:t xml:space="preserve"> </w:t>
+      </w:r>
+      <w:proofErr w:type="spellStart"/>
+      <w:r>
+        <w:t>EventNotice</w:t>
+      </w:r>
+      <w:proofErr w:type="spellEnd"/>
+      <w:r>
+        <w:t xml:space="preserve">&amp;). This means new observers can be added without modifying </w:t>
       </w:r>
       <w:proofErr w:type="spellStart"/>
       <w:r>
@@ -1107,65 +1129,14 @@
       </w:r>
       <w:proofErr w:type="spellEnd"/>
       <w:r>
-        <w:t xml:space="preserve"> acts as the Concrete Subject and can issue notices such </w:t>
-      </w:r>
-      <w:r>
-        <w:t>as “SAFETY_ALERT”, “CAPACITY_ALERT”, “SERVER_OUTAGE”, “SCHEDULE_CHANGE”, “EVACUATE” and “RESUME”</w:t>
-      </w:r>
-      <w:r>
-        <w:t>. Observers register with the relevant Subject and receive notifications when changes occur. This a</w:t>
-      </w:r>
-      <w:r>
-        <w:t xml:space="preserve">voids hard-coded calls such as </w:t>
-      </w:r>
-      <w:proofErr w:type="spellStart"/>
-      <w:r>
-        <w:t>EventControl</w:t>
-      </w:r>
-      <w:proofErr w:type="spellEnd"/>
-      <w:r>
-        <w:t xml:space="preserve"> directly callin</w:t>
-      </w:r>
-      <w:r>
-        <w:t xml:space="preserve">g </w:t>
-      </w:r>
-      <w:proofErr w:type="spellStart"/>
-      <w:r>
-        <w:t>EsportsStage</w:t>
-      </w:r>
-      <w:proofErr w:type="spellEnd"/>
-      <w:r>
-        <w:t xml:space="preserve">, </w:t>
-      </w:r>
-      <w:proofErr w:type="spellStart"/>
-      <w:r>
-        <w:t>SecurityTeam</w:t>
-      </w:r>
-      <w:proofErr w:type="spellEnd"/>
-      <w:r>
-        <w:t xml:space="preserve">, </w:t>
-      </w:r>
-      <w:proofErr w:type="spellStart"/>
-      <w:r>
-        <w:t>MedicalTeam</w:t>
-      </w:r>
-      <w:proofErr w:type="spellEnd"/>
-      <w:r>
-        <w:t xml:space="preserve"> and every other concrete class. Instead, each observer defines its own response through polymorphism. As a result, new event units </w:t>
-      </w:r>
-      <w:r>
-        <w:t xml:space="preserve">can be added without requiring </w:t>
-      </w:r>
-      <w:proofErr w:type="spellStart"/>
-      <w:r>
-        <w:t>EventControl</w:t>
-      </w:r>
-      <w:proofErr w:type="spellEnd"/>
-      <w:r>
-        <w:t xml:space="preserve"> to be modified to explicitly recognise every new concrete class.</w:t>
-      </w:r>
-    </w:p>
-    <w:p/>
+        <w:t>. Different observers can respond differently to the same notice through their own polymorphic behaviour.</w:t>
+      </w:r>
+    </w:p>
+    <w:p>
+      <w:pPr>
+        <w:pStyle w:val="ListParagraph"/>
+      </w:pPr>
+    </w:p>
     <w:p>
       <w:pPr>
         <w:pStyle w:val="ListParagraph"/>
@@ -1174,41 +1145,20 @@
           <w:numId w:val="6"/>
         </w:numPr>
       </w:pPr>
-      <w:r>
-        <w:t>Ownership is separated from</w:t>
-      </w:r>
-      <w:r>
-        <w:t xml:space="preserve"> observation in the design. An </w:t>
-      </w:r>
       <w:proofErr w:type="spellStart"/>
       <w:r>
         <w:t>EventGroup</w:t>
       </w:r>
       <w:proofErr w:type="spellEnd"/>
       <w:r>
-        <w:t xml:space="preserve"> owns its child </w:t>
-      </w:r>
-      <w:proofErr w:type="spellStart"/>
-      <w:r>
-        <w:t>EventComponent</w:t>
-      </w:r>
-      <w:proofErr w:type="spellEnd"/>
-      <w:r>
-        <w:t xml:space="preserve"> objects through the Composite relationship. This means that the parent is responsible for the lifetime of the components cont</w:t>
-      </w:r>
-      <w:r>
-        <w:t xml:space="preserve">ained within it. When the root </w:t>
-      </w:r>
-      <w:proofErr w:type="spellStart"/>
-      <w:r>
-        <w:t>EventGroup</w:t>
-      </w:r>
-      <w:proofErr w:type="spellEnd"/>
-      <w:r>
-        <w:t xml:space="preserve"> is destroyed, its owned children are recursively destroyed, ensuring that the complete event structure is released exactly once. The ownership relationship is therefore represented as composition in UML. A component belongs to its parent in the event tree, and moving a component between groups requires its ownership relationship to be transferred from the old parent to the new parent.</w:t>
-      </w:r>
-    </w:p>
-    <w:p/>
+        <w:t xml:space="preserve"> has multiple pattern roles intentionally. As a Composite it manages the structure of an event area. As an Observer it receives a notice from the level above. As a Subject it forwards the notice to interested objects below. These are separate collaborations, so the class is not a misuse of the patterns. This supports cascading notifications through the event hierarchy.</w:t>
+      </w:r>
+    </w:p>
+    <w:p>
+      <w:pPr>
+        <w:pStyle w:val="ListParagraph"/>
+      </w:pPr>
+    </w:p>
     <w:p>
       <w:pPr>
         <w:pStyle w:val="ListParagraph"/>
@@ -1217,11 +1167,37 @@
           <w:numId w:val="6"/>
         </w:numPr>
       </w:pPr>
-      <w:r>
-        <w:t>Observe</w:t>
-      </w:r>
-      <w:r>
-        <w:t xml:space="preserve">r references are non-owning. A Subject, such as </w:t>
+      <w:proofErr w:type="spellStart"/>
+      <w:r>
+        <w:t>EventGroup</w:t>
+      </w:r>
+      <w:proofErr w:type="spellEnd"/>
+      <w:r>
+        <w:t xml:space="preserve"> owns its </w:t>
+      </w:r>
+      <w:proofErr w:type="spellStart"/>
+      <w:r>
+        <w:t>EventComponent</w:t>
+      </w:r>
+      <w:proofErr w:type="spellEnd"/>
+      <w:r>
+        <w:t xml:space="preserve"> children. Its destructor deletes each owned child exactly once. </w:t>
+      </w:r>
+      <w:proofErr w:type="gramStart"/>
+      <w:r>
+        <w:t>remove(</w:t>
+      </w:r>
+      <w:proofErr w:type="gramEnd"/>
+      <w:r>
+        <w:t xml:space="preserve">) and </w:t>
+      </w:r>
+      <w:proofErr w:type="spellStart"/>
+      <w:r>
+        <w:t>takeChild</w:t>
+      </w:r>
+      <w:proofErr w:type="spellEnd"/>
+      <w:r>
+        <w:t xml:space="preserve">() detach the component before transferring structural ownership. Subject observer pointers are non-owning, so </w:t>
       </w:r>
       <w:proofErr w:type="spellStart"/>
       <w:r>
@@ -1229,10 +1205,7 @@
       </w:r>
       <w:proofErr w:type="spellEnd"/>
       <w:r>
-        <w:t xml:space="preserve"> </w:t>
-      </w:r>
-      <w:r>
-        <w:t xml:space="preserve">or an </w:t>
+        <w:t xml:space="preserve"> and </w:t>
       </w:r>
       <w:proofErr w:type="spellStart"/>
       <w:r>
@@ -1240,20 +1213,14 @@
       </w:r>
       <w:proofErr w:type="spellEnd"/>
       <w:r>
-        <w:t>, sto</w:t>
-      </w:r>
-      <w:r>
-        <w:t>res pointers to its registered Observer</w:t>
-      </w:r>
-      <w:r>
-        <w:t xml:space="preserve"> objects but does not manage their lifetime. The purpose of the registration is only to establish a communication relationship. The observer must remain valid while it is registered and must be detached when it is no longer available. This </w:t>
-      </w:r>
-      <w:r>
-        <w:lastRenderedPageBreak/>
-        <w:t>distinction prevents the Subject from deleting objects that it does not own and avoids double deletion. Consequently, observer registrations are represented as ordinary associations rather than composition in the UML diagram.</w:t>
-      </w:r>
-    </w:p>
-    <w:p/>
+        <w:t xml:space="preserve"> never delete Observer pointers.</w:t>
+      </w:r>
+    </w:p>
+    <w:p>
+      <w:pPr>
+        <w:pStyle w:val="ListParagraph"/>
+      </w:pPr>
+    </w:p>
     <w:p>
       <w:pPr>
         <w:pStyle w:val="ListParagraph"/>
@@ -1262,116 +1229,32 @@
           <w:numId w:val="6"/>
         </w:numPr>
       </w:pPr>
-      <w:proofErr w:type="spellStart"/>
+      <w:r>
+        <w:t xml:space="preserve">In this implementation, </w:t>
+      </w:r>
+      <w:proofErr w:type="spellStart"/>
+      <w:proofErr w:type="gramStart"/>
       <w:r>
         <w:t>EventGroup</w:t>
       </w:r>
       <w:proofErr w:type="spellEnd"/>
       <w:r>
-        <w:t xml:space="preserve"> intentionally participates in multiple pattern roles because its different responsibilities are separate. </w:t>
-      </w:r>
-      <w:r>
-        <w:t xml:space="preserve">As a Composite, an </w:t>
-      </w:r>
-      <w:proofErr w:type="spellStart"/>
-      <w:r>
-        <w:t>EventGroup</w:t>
-      </w:r>
-      <w:proofErr w:type="spellEnd"/>
-      <w:r>
-        <w:t xml:space="preserve"> </w:t>
-      </w:r>
-      <w:r>
-        <w:t>manages the components contained within its area. As an Observer, it can receive a not</w:t>
-      </w:r>
-      <w:r>
-        <w:t xml:space="preserve">ice from </w:t>
-      </w:r>
-      <w:proofErr w:type="spellStart"/>
-      <w:r>
-        <w:t>EventControl</w:t>
-      </w:r>
-      <w:proofErr w:type="spellEnd"/>
-      <w:r>
-        <w:t xml:space="preserve"> or another Subject above it in the event hierarchy. As a Subject, it can then notify interested components below it. For example, a safety alert can be received by the </w:t>
-      </w:r>
-      <w:proofErr w:type="spellStart"/>
-      <w:r>
-        <w:t>Esports</w:t>
-      </w:r>
-      <w:proofErr w:type="spellEnd"/>
-      <w:r>
-        <w:t xml:space="preserve"> Hall, which can then propagate the relevant notice to the Championship Arena and its interested operational units. The Composite relationship therefore describes the structural containment of the event, while the Observer relationships describe communication between objects. These are separate collaborations and do not represent a misuse of either pattern.</w:t>
-      </w:r>
-    </w:p>
-    <w:p>
-      <w:pPr>
-        <w:ind w:left="720"/>
-      </w:pPr>
-      <w:r>
-        <w:t xml:space="preserve">Overall, the design separates the two main concerns of </w:t>
-      </w:r>
-      <w:proofErr w:type="spellStart"/>
-      <w:r>
-        <w:t>E</w:t>
-      </w:r>
-      <w:r>
-        <w:t>ventFlow</w:t>
-      </w:r>
-      <w:proofErr w:type="spellEnd"/>
-      <w:r>
-        <w:t xml:space="preserve">: Composite determines </w:t>
-      </w:r>
-      <w:r>
-        <w:rPr>
-          <w:i/>
-        </w:rPr>
-        <w:t>what is c</w:t>
-      </w:r>
-      <w:r>
-        <w:rPr>
-          <w:i/>
-        </w:rPr>
-        <w:t>ontained within an event area</w:t>
-      </w:r>
-      <w:r>
-        <w:t xml:space="preserve"> while Observer determines </w:t>
-      </w:r>
-      <w:r>
-        <w:rPr>
-          <w:i/>
-        </w:rPr>
-        <w:t>who needs to be i</w:t>
-      </w:r>
-      <w:r>
-        <w:rPr>
-          <w:i/>
-        </w:rPr>
-        <w:t>nformed when the event changes</w:t>
-      </w:r>
-      <w:r>
-        <w:rPr>
-          <w:i/>
-        </w:rPr>
-        <w:t>.</w:t>
-      </w:r>
-      <w:r>
-        <w:t xml:space="preserve"> This separation allows </w:t>
-      </w:r>
-      <w:proofErr w:type="spellStart"/>
-      <w:r>
-        <w:t>GameVerse</w:t>
-      </w:r>
-      <w:proofErr w:type="spellEnd"/>
-      <w:r>
-        <w:t xml:space="preserve"> to maintain a flexible event hierarchy while supporting dynamic notifications, polymorphic responses and runtime changes to observer registrations and event structure.</w:t>
-      </w:r>
-      <w:bookmarkStart w:id="0" w:name="_GoBack"/>
-      <w:bookmarkEnd w:id="0"/>
+        <w:t>::</w:t>
+      </w:r>
+      <w:proofErr w:type="gramEnd"/>
+      <w:r>
+        <w:t>add() intentionally couples ownership registration with observation registration so that the Composite hierarchy and notification hierarchy remain aligned. This is a deliberate design decision and is reflected in the code</w:t>
+      </w:r>
     </w:p>
     <w:p/>
-    <w:p>
-      <w:r>
+    <w:p/>
+    <w:p/>
+    <w:p/>
+    <w:p/>
+    <w:p/>
+    <w:p>
+      <w:r>
+        <w:lastRenderedPageBreak/>
         <w:t>Task 2</w:t>
       </w:r>
     </w:p>
@@ -1536,7 +1419,6 @@
           <w:b/>
           <w:bCs/>
         </w:rPr>
-        <w:lastRenderedPageBreak/>
         <w:t>Rule 2 — Capacity Alert</w:t>
       </w:r>
     </w:p>
@@ -1747,6 +1629,7 @@
           <w:b/>
           <w:bCs/>
         </w:rPr>
+        <w:lastRenderedPageBreak/>
         <w:t>Spectator Gate</w:t>
       </w:r>
       <w:r>
@@ -1891,7 +1774,6 @@
           <w:b/>
           <w:bCs/>
         </w:rPr>
-        <w:lastRenderedPageBreak/>
         <w:t>Medical Team</w:t>
       </w:r>
       <w:r>
@@ -2055,6 +1937,706 @@
         <w:t>For example, if the championship is delayed by 30 minutes, the stage and referee team need to change their schedules, while Security does not need to change its behaviour</w:t>
       </w:r>
     </w:p>
+    <w:p/>
+    <w:p/>
+    <w:p>
+      <w:r>
+        <w:lastRenderedPageBreak/>
+        <w:t>TASK 3</w:t>
+      </w:r>
+    </w:p>
+    <w:p>
+      <w:r>
+        <w:t>3.1 Subject</w:t>
+      </w:r>
+    </w:p>
+    <w:p>
+      <w:r>
+        <w:t xml:space="preserve">Subject defines the common Observer registration operations attach(Observer*), detach(Observer*) and </w:t>
+      </w:r>
+      <w:proofErr w:type="gramStart"/>
+      <w:r>
+        <w:t>notify(</w:t>
+      </w:r>
+      <w:proofErr w:type="spellStart"/>
+      <w:proofErr w:type="gramEnd"/>
+      <w:r>
+        <w:t>const</w:t>
+      </w:r>
+      <w:proofErr w:type="spellEnd"/>
+      <w:r>
+        <w:t xml:space="preserve"> </w:t>
+      </w:r>
+      <w:proofErr w:type="spellStart"/>
+      <w:r>
+        <w:t>EventNotice</w:t>
+      </w:r>
+      <w:proofErr w:type="spellEnd"/>
+      <w:r>
+        <w:t xml:space="preserve">&amp;). The registration list is stored as </w:t>
+      </w:r>
+      <w:proofErr w:type="spellStart"/>
+      <w:proofErr w:type="gramStart"/>
+      <w:r>
+        <w:t>std</w:t>
+      </w:r>
+      <w:proofErr w:type="spellEnd"/>
+      <w:r>
+        <w:t>::</w:t>
+      </w:r>
+      <w:proofErr w:type="gramEnd"/>
+      <w:r>
+        <w:t xml:space="preserve">vector and is non-owning. A null observer is ignored. Duplicate attachment is ignored, so an observer appears at most once in a Subject's list. Detaching an observer that is not registered has no effect.  </w:t>
+      </w:r>
+      <w:proofErr w:type="gramStart"/>
+      <w:r>
+        <w:t>notify(</w:t>
+      </w:r>
+      <w:proofErr w:type="gramEnd"/>
+      <w:r>
+        <w:t>) first takes a snapshot of the current observer list and then calls update(notice) on the snapshot. Consequently, if an observer changes registration during notification, that change does not invalidate the current iteration; it affects the next notification. This gives the design a clear runtime-registration policy</w:t>
+      </w:r>
+    </w:p>
+    <w:p/>
+    <w:p>
+      <w:r>
+        <w:t>3.2 Observer</w:t>
+      </w:r>
+    </w:p>
+    <w:p>
+      <w:r>
+        <w:t xml:space="preserve">Observer is an abstract interface containing </w:t>
+      </w:r>
+      <w:proofErr w:type="gramStart"/>
+      <w:r>
+        <w:t>update(</w:t>
+      </w:r>
+      <w:proofErr w:type="spellStart"/>
+      <w:proofErr w:type="gramEnd"/>
+      <w:r>
+        <w:t>const</w:t>
+      </w:r>
+      <w:proofErr w:type="spellEnd"/>
+      <w:r>
+        <w:t xml:space="preserve"> </w:t>
+      </w:r>
+      <w:proofErr w:type="spellStart"/>
+      <w:r>
+        <w:t>EventNotice</w:t>
+      </w:r>
+      <w:proofErr w:type="spellEnd"/>
+      <w:r>
+        <w:t xml:space="preserve">&amp;). </w:t>
+      </w:r>
+      <w:proofErr w:type="spellStart"/>
+      <w:r>
+        <w:t>EventUnit</w:t>
+      </w:r>
+      <w:proofErr w:type="spellEnd"/>
+      <w:r>
+        <w:t xml:space="preserve"> implements Observer and delegates the notice to the polymorphic </w:t>
+      </w:r>
+      <w:proofErr w:type="spellStart"/>
+      <w:proofErr w:type="gramStart"/>
+      <w:r>
+        <w:t>EventNotice</w:t>
+      </w:r>
+      <w:proofErr w:type="spellEnd"/>
+      <w:r>
+        <w:t>::</w:t>
+      </w:r>
+      <w:proofErr w:type="gramEnd"/>
+      <w:r>
+        <w:t>dispatch(</w:t>
+      </w:r>
+      <w:proofErr w:type="spellStart"/>
+      <w:r>
+        <w:t>EventUnit</w:t>
+      </w:r>
+      <w:proofErr w:type="spellEnd"/>
+      <w:r>
+        <w:t xml:space="preserve">&amp;) operation. Concrete event units then implement responsibility-specific handlers such as </w:t>
+      </w:r>
+      <w:proofErr w:type="spellStart"/>
+      <w:proofErr w:type="gramStart"/>
+      <w:r>
+        <w:t>onSafetyAlert</w:t>
+      </w:r>
+      <w:proofErr w:type="spellEnd"/>
+      <w:r>
+        <w:t>(</w:t>
+      </w:r>
+      <w:proofErr w:type="gramEnd"/>
+      <w:r>
+        <w:t xml:space="preserve">), </w:t>
+      </w:r>
+      <w:proofErr w:type="spellStart"/>
+      <w:r>
+        <w:t>onServerOutage</w:t>
+      </w:r>
+      <w:proofErr w:type="spellEnd"/>
+      <w:r>
+        <w:t xml:space="preserve">(), </w:t>
+      </w:r>
+      <w:proofErr w:type="spellStart"/>
+      <w:r>
+        <w:t>onEvacuate</w:t>
+      </w:r>
+      <w:proofErr w:type="spellEnd"/>
+      <w:r>
+        <w:t xml:space="preserve">() and </w:t>
+      </w:r>
+      <w:proofErr w:type="spellStart"/>
+      <w:r>
+        <w:t>onScheduleChange</w:t>
+      </w:r>
+      <w:proofErr w:type="spellEnd"/>
+      <w:r>
+        <w:t xml:space="preserve">(). </w:t>
+      </w:r>
+      <w:proofErr w:type="spellStart"/>
+      <w:r>
+        <w:t>EventGroup</w:t>
+      </w:r>
+      <w:proofErr w:type="spellEnd"/>
+      <w:r>
+        <w:t xml:space="preserve"> also implements Observer; its </w:t>
+      </w:r>
+      <w:proofErr w:type="gramStart"/>
+      <w:r>
+        <w:t>update(</w:t>
+      </w:r>
+      <w:proofErr w:type="gramEnd"/>
+      <w:r>
+        <w:t>) receives a notice and calls notify(notice), allowing the notice to cascade further down the Composite.</w:t>
+      </w:r>
+    </w:p>
+    <w:p/>
+    <w:p>
+      <w:r>
+        <w:t>3.3 Notice/Order Types</w:t>
+      </w:r>
+    </w:p>
+    <w:p>
+      <w:r>
+        <w:t xml:space="preserve">The six core types are </w:t>
+      </w:r>
+      <w:proofErr w:type="spellStart"/>
+      <w:r>
+        <w:t>SafetyAlertNotice</w:t>
+      </w:r>
+      <w:proofErr w:type="spellEnd"/>
+      <w:r>
+        <w:t xml:space="preserve">, </w:t>
+      </w:r>
+      <w:proofErr w:type="spellStart"/>
+      <w:r>
+        <w:t>CapacityAlertNotice</w:t>
+      </w:r>
+      <w:proofErr w:type="spellEnd"/>
+      <w:r>
+        <w:t xml:space="preserve">, </w:t>
+      </w:r>
+      <w:proofErr w:type="spellStart"/>
+      <w:r>
+        <w:t>ServerOutageNotice</w:t>
+      </w:r>
+      <w:proofErr w:type="spellEnd"/>
+      <w:r>
+        <w:t xml:space="preserve">, </w:t>
+      </w:r>
+      <w:proofErr w:type="spellStart"/>
+      <w:r>
+        <w:t>EvacuateNotice</w:t>
+      </w:r>
+      <w:proofErr w:type="spellEnd"/>
+      <w:r>
+        <w:t xml:space="preserve">, </w:t>
+      </w:r>
+      <w:proofErr w:type="spellStart"/>
+      <w:r>
+        <w:t>ScheduleChangeNotice</w:t>
+      </w:r>
+      <w:proofErr w:type="spellEnd"/>
+      <w:r>
+        <w:t xml:space="preserve"> and </w:t>
+      </w:r>
+      <w:proofErr w:type="spellStart"/>
+      <w:r>
+        <w:t>OpenAreaNotice</w:t>
+      </w:r>
+      <w:proofErr w:type="spellEnd"/>
+      <w:r>
+        <w:t xml:space="preserve">. Additional types are </w:t>
+      </w:r>
+      <w:proofErr w:type="spellStart"/>
+      <w:r>
+        <w:t>CloseAreaNotice</w:t>
+      </w:r>
+      <w:proofErr w:type="spellEnd"/>
+      <w:r>
+        <w:t xml:space="preserve">, </w:t>
+      </w:r>
+      <w:proofErr w:type="spellStart"/>
+      <w:r>
+        <w:t>WeatherAlertNotice</w:t>
+      </w:r>
+      <w:proofErr w:type="spellEnd"/>
+      <w:r>
+        <w:t xml:space="preserve">, </w:t>
+      </w:r>
+      <w:proofErr w:type="spellStart"/>
+      <w:r>
+        <w:t>TemporaryPauseNotice</w:t>
+      </w:r>
+      <w:proofErr w:type="spellEnd"/>
+      <w:r>
+        <w:t xml:space="preserve"> and </w:t>
+      </w:r>
+      <w:proofErr w:type="spellStart"/>
+      <w:r>
+        <w:t>ResumeNotice</w:t>
+      </w:r>
+      <w:proofErr w:type="spellEnd"/>
+      <w:r>
+        <w:t>.</w:t>
+      </w:r>
+    </w:p>
+    <w:p>
+      <w:r>
+        <w:t xml:space="preserve">Each </w:t>
+      </w:r>
+      <w:proofErr w:type="spellStart"/>
+      <w:r>
+        <w:t>EventNotice</w:t>
+      </w:r>
+      <w:proofErr w:type="spellEnd"/>
+      <w:r>
+        <w:t xml:space="preserve"> also carries </w:t>
+      </w:r>
+      <w:proofErr w:type="spellStart"/>
+      <w:r>
+        <w:t>NoticeSeverity</w:t>
+      </w:r>
+      <w:proofErr w:type="spellEnd"/>
+      <w:r>
+        <w:t xml:space="preserve">: LOW, MEDIUM or HIGH. The notice exposes </w:t>
+      </w:r>
+      <w:proofErr w:type="spellStart"/>
+      <w:proofErr w:type="gramStart"/>
+      <w:r>
+        <w:t>getSeverity</w:t>
+      </w:r>
+      <w:proofErr w:type="spellEnd"/>
+      <w:r>
+        <w:t>(</w:t>
+      </w:r>
+      <w:proofErr w:type="gramEnd"/>
+      <w:r>
+        <w:t xml:space="preserve">), </w:t>
+      </w:r>
+      <w:proofErr w:type="spellStart"/>
+      <w:r>
+        <w:t>getSeverityName</w:t>
+      </w:r>
+      <w:proofErr w:type="spellEnd"/>
+      <w:r>
+        <w:t xml:space="preserve">() and </w:t>
+      </w:r>
+      <w:proofErr w:type="spellStart"/>
+      <w:r>
+        <w:t>getPublicMessage</w:t>
+      </w:r>
+      <w:proofErr w:type="spellEnd"/>
+      <w:r>
+        <w:t xml:space="preserve">(), while concrete notices retain polymorphic dispatch to the appropriate </w:t>
+      </w:r>
+      <w:proofErr w:type="spellStart"/>
+      <w:r>
+        <w:t>EventUnit</w:t>
+      </w:r>
+      <w:proofErr w:type="spellEnd"/>
+      <w:r>
+        <w:t xml:space="preserve"> behaviour.</w:t>
+      </w:r>
+    </w:p>
+    <w:p/>
+    <w:p>
+      <w:r>
+        <w:t>3.4 Cascading Notifications</w:t>
+      </w:r>
+    </w:p>
+    <w:p>
+      <w:r>
+        <w:t xml:space="preserve">Cascading is implemented through </w:t>
+      </w:r>
+      <w:proofErr w:type="spellStart"/>
+      <w:r>
+        <w:t>EventGroup's</w:t>
+      </w:r>
+      <w:proofErr w:type="spellEnd"/>
+      <w:r>
+        <w:t xml:space="preserve"> dual Observer/Subject role. </w:t>
+      </w:r>
+      <w:proofErr w:type="spellStart"/>
+      <w:r>
+        <w:t>EventControl</w:t>
+      </w:r>
+      <w:proofErr w:type="spellEnd"/>
+      <w:r>
+        <w:t xml:space="preserve"> pushes a notice to the root Convention. Convention receives it as an Observer and calls </w:t>
+      </w:r>
+      <w:proofErr w:type="gramStart"/>
+      <w:r>
+        <w:t>notify(</w:t>
+      </w:r>
+      <w:proofErr w:type="gramEnd"/>
+      <w:r>
+        <w:t xml:space="preserve">), which forwards the same notice to interested descendants. Nested </w:t>
+      </w:r>
+      <w:proofErr w:type="spellStart"/>
+      <w:r>
+        <w:t>EventGroups</w:t>
+      </w:r>
+      <w:proofErr w:type="spellEnd"/>
+      <w:r>
+        <w:t xml:space="preserve"> repeat this process until concrete </w:t>
+      </w:r>
+      <w:proofErr w:type="spellStart"/>
+      <w:r>
+        <w:t>EventUnits</w:t>
+      </w:r>
+      <w:proofErr w:type="spellEnd"/>
+      <w:r>
+        <w:t xml:space="preserve"> receive the notice</w:t>
+      </w:r>
+    </w:p>
+    <w:p>
+      <w:pPr>
+        <w:pStyle w:val="BodyText"/>
+      </w:pPr>
+      <w:proofErr w:type="spellStart"/>
+      <w:r>
+        <w:t>EventControl</w:t>
+      </w:r>
+      <w:proofErr w:type="spellEnd"/>
+      <w:r>
+        <w:t xml:space="preserve"> → </w:t>
+      </w:r>
+      <w:r>
+        <w:t xml:space="preserve">Convention → </w:t>
+      </w:r>
+      <w:proofErr w:type="spellStart"/>
+      <w:r>
+        <w:t>Esports</w:t>
+      </w:r>
+      <w:proofErr w:type="spellEnd"/>
+      <w:r>
+        <w:t xml:space="preserve"> Hall Championship Arena → </w:t>
+      </w:r>
+      <w:proofErr w:type="spellStart"/>
+      <w:r>
+        <w:t>Esports</w:t>
+      </w:r>
+      <w:proofErr w:type="spellEnd"/>
+      <w:r>
+        <w:t xml:space="preserve"> Stage / Referee Team / Spectator Gate</w:t>
+      </w:r>
+    </w:p>
+    <w:p>
+      <w:pPr>
+        <w:pStyle w:val="Header"/>
+        <w:tabs>
+          <w:tab w:val="clear" w:pos="4513"/>
+          <w:tab w:val="clear" w:pos="9026"/>
+        </w:tabs>
+        <w:spacing w:after="160" w:line="278" w:lineRule="auto"/>
+      </w:pPr>
+      <w:r>
+        <w:lastRenderedPageBreak/>
+        <w:t>3.5 PUSH MODEL</w:t>
+      </w:r>
+    </w:p>
+    <w:p>
+      <w:r>
+        <w:t xml:space="preserve">The Subject sends the relevant </w:t>
+      </w:r>
+      <w:proofErr w:type="spellStart"/>
+      <w:r>
+        <w:t>EventNotice</w:t>
+      </w:r>
+      <w:proofErr w:type="spellEnd"/>
+      <w:r>
+        <w:t xml:space="preserve"> directly to </w:t>
+      </w:r>
+      <w:proofErr w:type="gramStart"/>
+      <w:r>
+        <w:t>Observer::</w:t>
+      </w:r>
+      <w:proofErr w:type="gramEnd"/>
+      <w:r>
+        <w:t>update(</w:t>
+      </w:r>
+      <w:proofErr w:type="spellStart"/>
+      <w:r>
+        <w:t>const</w:t>
+      </w:r>
+      <w:proofErr w:type="spellEnd"/>
+      <w:r>
+        <w:t xml:space="preserve"> </w:t>
+      </w:r>
+      <w:proofErr w:type="spellStart"/>
+      <w:r>
+        <w:t>EventNotice</w:t>
+      </w:r>
+      <w:proofErr w:type="spellEnd"/>
+      <w:r>
+        <w:t>&amp;). The pushed notice contains the message, severity and concrete notice behaviour needed by the observer. The observer therefore does not need to query the Subject for the current notice.</w:t>
+      </w:r>
+    </w:p>
+    <w:p>
+      <w:r>
+        <w:t xml:space="preserve">Push was selected because </w:t>
+      </w:r>
+      <w:proofErr w:type="spellStart"/>
+      <w:r>
+        <w:t>GameVerse</w:t>
+      </w:r>
+      <w:proofErr w:type="spellEnd"/>
+      <w:r>
+        <w:t xml:space="preserve"> notices already represent the information that observers need. It makes the notification chain explicit, allows the same notice to cascade through </w:t>
+      </w:r>
+      <w:proofErr w:type="spellStart"/>
+      <w:r>
+        <w:t>EventGroups</w:t>
+      </w:r>
+      <w:proofErr w:type="spellEnd"/>
+      <w:r>
+        <w:t>, and lets observers interpret the notice independently. The trade-off is that the notification payload must contain the information observers may require.</w:t>
+      </w:r>
+    </w:p>
+    <w:p/>
+    <w:p>
+      <w:r>
+        <w:t>TASK 4</w:t>
+      </w:r>
+    </w:p>
+    <w:p>
+      <w:bookmarkStart w:id="0" w:name="_GoBack"/>
+      <w:bookmarkEnd w:id="0"/>
+    </w:p>
+    <w:p>
+      <w:r>
+        <w:t>4.3</w:t>
+      </w:r>
+    </w:p>
+    <w:p>
+      <w:r>
+        <w:t xml:space="preserve">The primary new condition uses notice severity. </w:t>
+      </w:r>
+      <w:proofErr w:type="spellStart"/>
+      <w:r>
+        <w:t>EventNotice</w:t>
+      </w:r>
+      <w:proofErr w:type="spellEnd"/>
+      <w:r>
+        <w:t xml:space="preserve"> carries LOW, MEDIUM or HIGH. </w:t>
+      </w:r>
+      <w:proofErr w:type="spellStart"/>
+      <w:r>
+        <w:t>EsportsStage</w:t>
+      </w:r>
+      <w:proofErr w:type="spellEnd"/>
+      <w:r>
+        <w:t xml:space="preserve"> checks the severity it receives. When a HIGH-severity notice arrives, the stage performs an immediate-attention response before executing the normal notice-specific polymorphic action. Lower-severity notices follow the normal notice-specific response</w:t>
+      </w:r>
+    </w:p>
+    <w:p/>
+    <w:p>
+      <w:r>
+        <w:t>4.4 ORIGINAL FEATURES</w:t>
+      </w:r>
+    </w:p>
+    <w:p>
+      <w:pPr>
+        <w:pStyle w:val="ListParagraph"/>
+        <w:numPr>
+          <w:ilvl w:val="0"/>
+          <w:numId w:val="9"/>
+        </w:numPr>
+        <w:rPr>
+          <w:b/>
+        </w:rPr>
+      </w:pPr>
+      <w:r>
+        <w:rPr>
+          <w:b/>
+        </w:rPr>
+        <w:t>Notice Severity</w:t>
+      </w:r>
+    </w:p>
+    <w:p>
+      <w:pPr>
+        <w:pStyle w:val="ListParagraph"/>
+      </w:pPr>
+      <w:r>
+        <w:t xml:space="preserve">Every </w:t>
+      </w:r>
+      <w:proofErr w:type="spellStart"/>
+      <w:r>
+        <w:t>EventNotice</w:t>
+      </w:r>
+      <w:proofErr w:type="spellEnd"/>
+      <w:r>
+        <w:t xml:space="preserve"> carries LOW, MEDIUM or HIGH severity. Severity allows an observer to distinguish routine, warning and urgent conditions. For example, a HIGH </w:t>
+      </w:r>
+      <w:proofErr w:type="spellStart"/>
+      <w:r>
+        <w:t>ServerOutageNotice</w:t>
+      </w:r>
+      <w:proofErr w:type="spellEnd"/>
+      <w:r>
+        <w:t xml:space="preserve"> causes </w:t>
+      </w:r>
+      <w:proofErr w:type="spellStart"/>
+      <w:r>
+        <w:t>EsportsStage</w:t>
+      </w:r>
+      <w:proofErr w:type="spellEnd"/>
+      <w:r>
+        <w:t xml:space="preserve"> to perform an immediate-attention response before pausing the tournament.  </w:t>
+      </w:r>
+    </w:p>
+    <w:p>
+      <w:pPr>
+        <w:pStyle w:val="ListParagraph"/>
+      </w:pPr>
+    </w:p>
+    <w:p>
+      <w:pPr>
+        <w:pStyle w:val="ListParagraph"/>
+        <w:numPr>
+          <w:ilvl w:val="0"/>
+          <w:numId w:val="9"/>
+        </w:numPr>
+        <w:rPr>
+          <w:b/>
+        </w:rPr>
+      </w:pPr>
+      <w:r>
+        <w:rPr>
+          <w:b/>
+        </w:rPr>
+        <w:t xml:space="preserve">Announcement </w:t>
+      </w:r>
+      <w:proofErr w:type="spellStart"/>
+      <w:r>
+        <w:rPr>
+          <w:b/>
+        </w:rPr>
+        <w:t>Board</w:t>
+      </w:r>
+      <w:proofErr w:type="spellEnd"/>
+    </w:p>
+    <w:p>
+      <w:pPr>
+        <w:pStyle w:val="ListParagraph"/>
+      </w:pPr>
+      <w:proofErr w:type="spellStart"/>
+      <w:r>
+        <w:t>AnnouncementBoard</w:t>
+      </w:r>
+      <w:proofErr w:type="spellEnd"/>
+      <w:r>
+        <w:t xml:space="preserve"> is a new </w:t>
+      </w:r>
+      <w:proofErr w:type="spellStart"/>
+      <w:r>
+        <w:t>ConcreteObserver</w:t>
+      </w:r>
+      <w:proofErr w:type="spellEnd"/>
+      <w:r>
+        <w:t xml:space="preserve">. It receives pushed notices and uses the notice's polymorphic </w:t>
+      </w:r>
+      <w:proofErr w:type="spellStart"/>
+      <w:proofErr w:type="gramStart"/>
+      <w:r>
+        <w:t>getPublicMessage</w:t>
+      </w:r>
+      <w:proofErr w:type="spellEnd"/>
+      <w:r>
+        <w:t>(</w:t>
+      </w:r>
+      <w:proofErr w:type="gramEnd"/>
+      <w:r>
+        <w:t xml:space="preserve">) to create an attendee-facing announcement. This gives one notice multiple independent outcomes: operational units change operations while the board communicates with attendees.  </w:t>
+      </w:r>
+    </w:p>
+    <w:p>
+      <w:pPr>
+        <w:pStyle w:val="ListParagraph"/>
+      </w:pPr>
+    </w:p>
+    <w:p>
+      <w:pPr>
+        <w:pStyle w:val="ListParagraph"/>
+        <w:numPr>
+          <w:ilvl w:val="0"/>
+          <w:numId w:val="9"/>
+        </w:numPr>
+        <w:rPr>
+          <w:b/>
+        </w:rPr>
+      </w:pPr>
+      <w:r>
+        <w:rPr>
+          <w:b/>
+        </w:rPr>
+        <w:t>Dynamic Observer Subscription</w:t>
+      </w:r>
+    </w:p>
+    <w:p>
+      <w:pPr>
+        <w:pStyle w:val="ListParagraph"/>
+      </w:pPr>
+      <w:proofErr w:type="spellStart"/>
+      <w:r>
+        <w:t>AnnouncementBoard</w:t>
+      </w:r>
+      <w:proofErr w:type="spellEnd"/>
+      <w:r>
+        <w:t xml:space="preserve"> can </w:t>
+      </w:r>
+      <w:proofErr w:type="spellStart"/>
+      <w:r>
+        <w:t>subscribeTo</w:t>
+      </w:r>
+      <w:proofErr w:type="spellEnd"/>
+      <w:r>
+        <w:t xml:space="preserve">(Subject) and </w:t>
+      </w:r>
+      <w:proofErr w:type="spellStart"/>
+      <w:r>
+        <w:t>unsubscribeFrom</w:t>
+      </w:r>
+      <w:proofErr w:type="spellEnd"/>
+      <w:r>
+        <w:t xml:space="preserve">(Subject) at runtime. The demonstration attaches it, attempts a duplicate attachment, detaches it so that it misses the next notice, and then </w:t>
+      </w:r>
+      <w:r>
+        <w:lastRenderedPageBreak/>
+        <w:t xml:space="preserve">re-attaches it. </w:t>
+      </w:r>
+      <w:proofErr w:type="gramStart"/>
+      <w:r>
+        <w:t>Subject::</w:t>
+      </w:r>
+      <w:proofErr w:type="gramEnd"/>
+      <w:r>
+        <w:t>notify() uses a snapshot so registration changes during a notification affect the next notification rather than the current iteration.</w:t>
+      </w:r>
+    </w:p>
+    <w:p/>
     <w:p>
       <w:pPr>
         <w:rPr>
@@ -2151,6 +2733,181 @@
 <file path=word/numbering.xml><?xml version="1.0" encoding="utf-8"?>
 <w:numbering xmlns:wpc="http://schemas.microsoft.com/office/word/2010/wordprocessingCanvas" xmlns:cx="http://schemas.microsoft.com/office/drawing/2014/chartex" xmlns:mc="http://schemas.openxmlformats.org/markup-compatibility/2006" xmlns:o="urn:schemas-microsoft-com:office:office" xmlns:r="http://schemas.openxmlformats.org/officeDocument/2006/relationships" xmlns:m="http://schemas.openxmlformats.org/officeDocument/2006/math" xmlns:v="urn:schemas-microsoft-com:vml" xmlns:wp14="http://schemas.microsoft.com/office/word/2010/wordprocessingDrawing" xmlns:wp="http://schemas.openxmlformats.org/drawingml/2006/wordprocessingDrawing" xmlns:w10="urn:schemas-microsoft-com:office:word" xmlns:w="http://schemas.openxmlformats.org/wordprocessingml/2006/main" xmlns:w14="http://schemas.microsoft.com/office/word/2010/wordml" xmlns:w15="http://schemas.microsoft.com/office/word/2012/wordml" xmlns:w16se="http://schemas.microsoft.com/office/word/2015/wordml/symex" xmlns:wpg="http://schemas.microsoft.com/office/word/2010/wordprocessingGroup" xmlns:wpi="http://schemas.microsoft.com/office/word/2010/wordprocessingInk" xmlns:wne="http://schemas.microsoft.com/office/word/2006/wordml" xmlns:wps="http://schemas.microsoft.com/office/word/2010/wordprocessingShape" mc:Ignorable="w14 w15 w16se wp14">
   <w:abstractNum w:abstractNumId="0" w15:restartNumberingAfterBreak="0">
+    <w:nsid w:val="197435F1"/>
+    <w:multiLevelType w:val="hybridMultilevel"/>
+    <w:tmpl w:val="230A915E"/>
+    <w:lvl w:ilvl="0" w:tplc="04090017">
+      <w:start w:val="1"/>
+      <w:numFmt w:val="lowerLetter"/>
+      <w:lvlText w:val="%1)"/>
+      <w:lvlJc w:val="left"/>
+      <w:pPr>
+        <w:ind w:left="720" w:hanging="360"/>
+      </w:pPr>
+    </w:lvl>
+    <w:lvl w:ilvl="1" w:tplc="04090019" w:tentative="1">
+      <w:start w:val="1"/>
+      <w:numFmt w:val="lowerLetter"/>
+      <w:lvlText w:val="%2."/>
+      <w:lvlJc w:val="left"/>
+      <w:pPr>
+        <w:ind w:left="1440" w:hanging="360"/>
+      </w:pPr>
+    </w:lvl>
+    <w:lvl w:ilvl="2" w:tplc="0409001B" w:tentative="1">
+      <w:start w:val="1"/>
+      <w:numFmt w:val="lowerRoman"/>
+      <w:lvlText w:val="%3."/>
+      <w:lvlJc w:val="right"/>
+      <w:pPr>
+        <w:ind w:left="2160" w:hanging="180"/>
+      </w:pPr>
+    </w:lvl>
+    <w:lvl w:ilvl="3" w:tplc="0409000F" w:tentative="1">
+      <w:start w:val="1"/>
+      <w:numFmt w:val="decimal"/>
+      <w:lvlText w:val="%4."/>
+      <w:lvlJc w:val="left"/>
+      <w:pPr>
+        <w:ind w:left="2880" w:hanging="360"/>
+      </w:pPr>
+    </w:lvl>
+    <w:lvl w:ilvl="4" w:tplc="04090019" w:tentative="1">
+      <w:start w:val="1"/>
+      <w:numFmt w:val="lowerLetter"/>
+      <w:lvlText w:val="%5."/>
+      <w:lvlJc w:val="left"/>
+      <w:pPr>
+        <w:ind w:left="3600" w:hanging="360"/>
+      </w:pPr>
+    </w:lvl>
+    <w:lvl w:ilvl="5" w:tplc="0409001B" w:tentative="1">
+      <w:start w:val="1"/>
+      <w:numFmt w:val="lowerRoman"/>
+      <w:lvlText w:val="%6."/>
+      <w:lvlJc w:val="right"/>
+      <w:pPr>
+        <w:ind w:left="4320" w:hanging="180"/>
+      </w:pPr>
+    </w:lvl>
+    <w:lvl w:ilvl="6" w:tplc="0409000F" w:tentative="1">
+      <w:start w:val="1"/>
+      <w:numFmt w:val="decimal"/>
+      <w:lvlText w:val="%7."/>
+      <w:lvlJc w:val="left"/>
+      <w:pPr>
+        <w:ind w:left="5040" w:hanging="360"/>
+      </w:pPr>
+    </w:lvl>
+    <w:lvl w:ilvl="7" w:tplc="04090019" w:tentative="1">
+      <w:start w:val="1"/>
+      <w:numFmt w:val="lowerLetter"/>
+      <w:lvlText w:val="%8."/>
+      <w:lvlJc w:val="left"/>
+      <w:pPr>
+        <w:ind w:left="5760" w:hanging="360"/>
+      </w:pPr>
+    </w:lvl>
+    <w:lvl w:ilvl="8" w:tplc="0409001B" w:tentative="1">
+      <w:start w:val="1"/>
+      <w:numFmt w:val="lowerRoman"/>
+      <w:lvlText w:val="%9."/>
+      <w:lvlJc w:val="right"/>
+      <w:pPr>
+        <w:ind w:left="6480" w:hanging="180"/>
+      </w:pPr>
+    </w:lvl>
+  </w:abstractNum>
+  <w:abstractNum w:abstractNumId="1" w15:restartNumberingAfterBreak="0">
+    <w:nsid w:val="1E2245DF"/>
+    <w:multiLevelType w:val="hybridMultilevel"/>
+    <w:tmpl w:val="216C70F8"/>
+    <w:lvl w:ilvl="0" w:tplc="0409000F">
+      <w:start w:val="1"/>
+      <w:numFmt w:val="decimal"/>
+      <w:lvlText w:val="%1."/>
+      <w:lvlJc w:val="left"/>
+      <w:pPr>
+        <w:ind w:left="720" w:hanging="360"/>
+      </w:pPr>
+      <w:rPr>
+        <w:rFonts w:hint="default"/>
+      </w:rPr>
+    </w:lvl>
+    <w:lvl w:ilvl="1" w:tplc="04090019" w:tentative="1">
+      <w:start w:val="1"/>
+      <w:numFmt w:val="lowerLetter"/>
+      <w:lvlText w:val="%2."/>
+      <w:lvlJc w:val="left"/>
+      <w:pPr>
+        <w:ind w:left="1440" w:hanging="360"/>
+      </w:pPr>
+    </w:lvl>
+    <w:lvl w:ilvl="2" w:tplc="0409001B" w:tentative="1">
+      <w:start w:val="1"/>
+      <w:numFmt w:val="lowerRoman"/>
+      <w:lvlText w:val="%3."/>
+      <w:lvlJc w:val="right"/>
+      <w:pPr>
+        <w:ind w:left="2160" w:hanging="180"/>
+      </w:pPr>
+    </w:lvl>
+    <w:lvl w:ilvl="3" w:tplc="0409000F" w:tentative="1">
+      <w:start w:val="1"/>
+      <w:numFmt w:val="decimal"/>
+      <w:lvlText w:val="%4."/>
+      <w:lvlJc w:val="left"/>
+      <w:pPr>
+        <w:ind w:left="2880" w:hanging="360"/>
+      </w:pPr>
+    </w:lvl>
+    <w:lvl w:ilvl="4" w:tplc="04090019" w:tentative="1">
+      <w:start w:val="1"/>
+      <w:numFmt w:val="lowerLetter"/>
+      <w:lvlText w:val="%5."/>
+      <w:lvlJc w:val="left"/>
+      <w:pPr>
+        <w:ind w:left="3600" w:hanging="360"/>
+      </w:pPr>
+    </w:lvl>
+    <w:lvl w:ilvl="5" w:tplc="0409001B" w:tentative="1">
+      <w:start w:val="1"/>
+      <w:numFmt w:val="lowerRoman"/>
+      <w:lvlText w:val="%6."/>
+      <w:lvlJc w:val="right"/>
+      <w:pPr>
+        <w:ind w:left="4320" w:hanging="180"/>
+      </w:pPr>
+    </w:lvl>
+    <w:lvl w:ilvl="6" w:tplc="0409000F" w:tentative="1">
+      <w:start w:val="1"/>
+      <w:numFmt w:val="decimal"/>
+      <w:lvlText w:val="%7."/>
+      <w:lvlJc w:val="left"/>
+      <w:pPr>
+        <w:ind w:left="5040" w:hanging="360"/>
+      </w:pPr>
+    </w:lvl>
+    <w:lvl w:ilvl="7" w:tplc="04090019" w:tentative="1">
+      <w:start w:val="1"/>
+      <w:numFmt w:val="lowerLetter"/>
+      <w:lvlText w:val="%8."/>
+      <w:lvlJc w:val="left"/>
+      <w:pPr>
+        <w:ind w:left="5760" w:hanging="360"/>
+      </w:pPr>
+    </w:lvl>
+    <w:lvl w:ilvl="8" w:tplc="0409001B" w:tentative="1">
+      <w:start w:val="1"/>
+      <w:numFmt w:val="lowerRoman"/>
+      <w:lvlText w:val="%9."/>
+      <w:lvlJc w:val="right"/>
+      <w:pPr>
+        <w:ind w:left="6480" w:hanging="180"/>
+      </w:pPr>
+    </w:lvl>
+  </w:abstractNum>
+  <w:abstractNum w:abstractNumId="2" w15:restartNumberingAfterBreak="0">
     <w:nsid w:val="21777D7D"/>
     <w:multiLevelType w:val="multilevel"/>
     <w:tmpl w:val="F1365852"/>
@@ -2299,7 +3056,7 @@
       </w:rPr>
     </w:lvl>
   </w:abstractNum>
-  <w:abstractNum w:abstractNumId="1" w15:restartNumberingAfterBreak="0">
+  <w:abstractNum w:abstractNumId="3" w15:restartNumberingAfterBreak="0">
     <w:nsid w:val="2CBC70EE"/>
     <w:multiLevelType w:val="hybridMultilevel"/>
     <w:tmpl w:val="D2B27BDA"/>
@@ -2388,7 +3145,7 @@
       </w:pPr>
     </w:lvl>
   </w:abstractNum>
-  <w:abstractNum w:abstractNumId="2" w15:restartNumberingAfterBreak="0">
+  <w:abstractNum w:abstractNumId="4" w15:restartNumberingAfterBreak="0">
     <w:nsid w:val="469E5E1C"/>
     <w:multiLevelType w:val="multilevel"/>
     <w:tmpl w:val="299EF452"/>
@@ -2537,7 +3294,7 @@
       </w:rPr>
     </w:lvl>
   </w:abstractNum>
-  <w:abstractNum w:abstractNumId="3" w15:restartNumberingAfterBreak="0">
+  <w:abstractNum w:abstractNumId="5" w15:restartNumberingAfterBreak="0">
     <w:nsid w:val="481F1AFC"/>
     <w:multiLevelType w:val="hybridMultilevel"/>
     <w:tmpl w:val="A970DF2C"/>
@@ -2623,7 +3380,7 @@
       </w:pPr>
     </w:lvl>
   </w:abstractNum>
-  <w:abstractNum w:abstractNumId="4" w15:restartNumberingAfterBreak="0">
+  <w:abstractNum w:abstractNumId="6" w15:restartNumberingAfterBreak="0">
     <w:nsid w:val="5D832368"/>
     <w:multiLevelType w:val="multilevel"/>
     <w:tmpl w:val="01F2D8BA"/>
@@ -2772,7 +3529,7 @@
       </w:rPr>
     </w:lvl>
   </w:abstractNum>
-  <w:abstractNum w:abstractNumId="5" w15:restartNumberingAfterBreak="0">
+  <w:abstractNum w:abstractNumId="7" w15:restartNumberingAfterBreak="0">
     <w:nsid w:val="5F8C46C6"/>
     <w:multiLevelType w:val="multilevel"/>
     <w:tmpl w:val="B1408B5C"/>
@@ -2921,7 +3678,7 @@
       </w:rPr>
     </w:lvl>
   </w:abstractNum>
-  <w:abstractNum w:abstractNumId="6" w15:restartNumberingAfterBreak="0">
+  <w:abstractNum w:abstractNumId="8" w15:restartNumberingAfterBreak="0">
     <w:nsid w:val="782E58DE"/>
     <w:multiLevelType w:val="multilevel"/>
     <w:tmpl w:val="F0C68D10"/>
@@ -3071,24 +3828,30 @@
     </w:lvl>
   </w:abstractNum>
   <w:num w:numId="1">
+    <w:abstractNumId w:val="6"/>
+  </w:num>
+  <w:num w:numId="2">
     <w:abstractNumId w:val="4"/>
   </w:num>
-  <w:num w:numId="2">
+  <w:num w:numId="3">
     <w:abstractNumId w:val="2"/>
   </w:num>
-  <w:num w:numId="3">
+  <w:num w:numId="4">
+    <w:abstractNumId w:val="7"/>
+  </w:num>
+  <w:num w:numId="5">
+    <w:abstractNumId w:val="8"/>
+  </w:num>
+  <w:num w:numId="6">
+    <w:abstractNumId w:val="5"/>
+  </w:num>
+  <w:num w:numId="7">
+    <w:abstractNumId w:val="3"/>
+  </w:num>
+  <w:num w:numId="8">
     <w:abstractNumId w:val="0"/>
   </w:num>
-  <w:num w:numId="4">
-    <w:abstractNumId w:val="5"/>
-  </w:num>
-  <w:num w:numId="5">
-    <w:abstractNumId w:val="6"/>
-  </w:num>
-  <w:num w:numId="6">
-    <w:abstractNumId w:val="3"/>
-  </w:num>
-  <w:num w:numId="7">
+  <w:num w:numId="9">
     <w:abstractNumId w:val="1"/>
   </w:num>
 </w:numbering>
@@ -4413,6 +5176,109 @@
       </w:tcPr>
     </w:tblStylePr>
   </w:style>
+  <w:style w:type="table" w:styleId="TableGrid">
+    <w:name w:val="Table Grid"/>
+    <w:basedOn w:val="TableNormal"/>
+    <w:uiPriority w:val="39"/>
+    <w:rsid w:val="007D3F1F"/>
+    <w:pPr>
+      <w:spacing w:after="0" w:line="240" w:lineRule="auto"/>
+    </w:pPr>
+    <w:tblPr>
+      <w:tblBorders>
+        <w:top w:val="single" w:sz="4" w:space="0" w:color="auto"/>
+        <w:left w:val="single" w:sz="4" w:space="0" w:color="auto"/>
+        <w:bottom w:val="single" w:sz="4" w:space="0" w:color="auto"/>
+        <w:right w:val="single" w:sz="4" w:space="0" w:color="auto"/>
+        <w:insideH w:val="single" w:sz="4" w:space="0" w:color="auto"/>
+        <w:insideV w:val="single" w:sz="4" w:space="0" w:color="auto"/>
+      </w:tblBorders>
+    </w:tblPr>
+  </w:style>
+  <w:style w:type="table" w:styleId="PlainTable1">
+    <w:name w:val="Plain Table 1"/>
+    <w:basedOn w:val="TableNormal"/>
+    <w:uiPriority w:val="41"/>
+    <w:rsid w:val="007D3F1F"/>
+    <w:pPr>
+      <w:spacing w:after="0" w:line="240" w:lineRule="auto"/>
+    </w:pPr>
+    <w:tblPr>
+      <w:tblStyleRowBandSize w:val="1"/>
+      <w:tblStyleColBandSize w:val="1"/>
+      <w:tblBorders>
+        <w:top w:val="single" w:sz="4" w:space="0" w:color="BFBFBF" w:themeColor="background1" w:themeShade="BF"/>
+        <w:left w:val="single" w:sz="4" w:space="0" w:color="BFBFBF" w:themeColor="background1" w:themeShade="BF"/>
+        <w:bottom w:val="single" w:sz="4" w:space="0" w:color="BFBFBF" w:themeColor="background1" w:themeShade="BF"/>
+        <w:right w:val="single" w:sz="4" w:space="0" w:color="BFBFBF" w:themeColor="background1" w:themeShade="BF"/>
+        <w:insideH w:val="single" w:sz="4" w:space="0" w:color="BFBFBF" w:themeColor="background1" w:themeShade="BF"/>
+        <w:insideV w:val="single" w:sz="4" w:space="0" w:color="BFBFBF" w:themeColor="background1" w:themeShade="BF"/>
+      </w:tblBorders>
+    </w:tblPr>
+    <w:tblStylePr w:type="firstRow">
+      <w:rPr>
+        <w:b/>
+        <w:bCs/>
+      </w:rPr>
+    </w:tblStylePr>
+    <w:tblStylePr w:type="lastRow">
+      <w:rPr>
+        <w:b/>
+        <w:bCs/>
+      </w:rPr>
+      <w:tblPr/>
+      <w:tcPr>
+        <w:tcBorders>
+          <w:top w:val="double" w:sz="4" w:space="0" w:color="BFBFBF" w:themeColor="background1" w:themeShade="BF"/>
+        </w:tcBorders>
+      </w:tcPr>
+    </w:tblStylePr>
+    <w:tblStylePr w:type="firstCol">
+      <w:rPr>
+        <w:b/>
+        <w:bCs/>
+      </w:rPr>
+    </w:tblStylePr>
+    <w:tblStylePr w:type="lastCol">
+      <w:rPr>
+        <w:b/>
+        <w:bCs/>
+      </w:rPr>
+    </w:tblStylePr>
+    <w:tblStylePr w:type="band1Vert">
+      <w:tblPr/>
+      <w:tcPr>
+        <w:shd w:val="clear" w:color="auto" w:fill="F2F2F2" w:themeFill="background1" w:themeFillShade="F2"/>
+      </w:tcPr>
+    </w:tblStylePr>
+    <w:tblStylePr w:type="band1Horz">
+      <w:tblPr/>
+      <w:tcPr>
+        <w:shd w:val="clear" w:color="auto" w:fill="F2F2F2" w:themeFill="background1" w:themeFillShade="F2"/>
+      </w:tcPr>
+    </w:tblStylePr>
+  </w:style>
+  <w:style w:type="paragraph" w:styleId="BodyText">
+    <w:name w:val="Body Text"/>
+    <w:basedOn w:val="Normal"/>
+    <w:link w:val="BodyTextChar"/>
+    <w:uiPriority w:val="99"/>
+    <w:unhideWhenUsed/>
+    <w:rsid w:val="001F16E3"/>
+    <w:rPr>
+      <w:b/>
+    </w:rPr>
+  </w:style>
+  <w:style w:type="character" w:customStyle="1" w:styleId="BodyTextChar">
+    <w:name w:val="Body Text Char"/>
+    <w:basedOn w:val="DefaultParagraphFont"/>
+    <w:link w:val="BodyText"/>
+    <w:uiPriority w:val="99"/>
+    <w:rsid w:val="001F16E3"/>
+    <w:rPr>
+      <w:b/>
+    </w:rPr>
+  </w:style>
 </w:styles>
 </file>
 

--- a/Practical3PDF.docx
+++ b/Practical3PDF.docx
@@ -275,16 +275,17 @@
         <w:t xml:space="preserve"> is used to communicate important changes to the parts of the event that need to respond. This follows the practical's distinction between Composite as the part-whole structure and Observer as the mechanism for communicating changes.</w:t>
       </w:r>
     </w:p>
-    <w:p>
-      <w:r>
-        <w:t xml:space="preserve">1.2 </w:t>
-      </w:r>
-    </w:p>
     <w:p/>
     <w:p/>
+    <w:p/>
     <w:p>
       <w:r>
         <w:lastRenderedPageBreak/>
+        <w:t xml:space="preserve">1.2 </w:t>
+      </w:r>
+    </w:p>
+    <w:p>
+      <w:r>
         <w:t xml:space="preserve">Composite </w:t>
       </w:r>
     </w:p>
@@ -983,7 +984,51 @@
     </w:p>
     <w:p/>
     <w:p/>
-    <w:p/>
+    <w:p>
+      <w:r>
+        <w:lastRenderedPageBreak/>
+        <w:t>1.3</w:t>
+      </w:r>
+    </w:p>
+    <w:p>
+      <w:r>
+        <w:drawing>
+          <wp:inline distT="0" distB="0" distL="0" distR="0" wp14:anchorId="62C63118" wp14:editId="11CF7E7E">
+            <wp:extent cx="8284464" cy="6126480"/>
+            <wp:effectExtent l="0" t="6985" r="0" b="0"/>
+            <wp:docPr id="1" name="Picture 1"/>
+            <wp:cNvGraphicFramePr>
+              <a:graphicFrameLocks xmlns:a="http://schemas.openxmlformats.org/drawingml/2006/main" noChangeAspect="1"/>
+            </wp:cNvGraphicFramePr>
+            <a:graphic xmlns:a="http://schemas.openxmlformats.org/drawingml/2006/main">
+              <a:graphicData uri="http://schemas.openxmlformats.org/drawingml/2006/picture">
+                <pic:pic xmlns:pic="http://schemas.openxmlformats.org/drawingml/2006/picture">
+                  <pic:nvPicPr>
+                    <pic:cNvPr id="1" name=""/>
+                    <pic:cNvPicPr/>
+                  </pic:nvPicPr>
+                  <pic:blipFill>
+                    <a:blip r:embed="rId7"/>
+                    <a:stretch>
+                      <a:fillRect/>
+                    </a:stretch>
+                  </pic:blipFill>
+                  <pic:spPr>
+                    <a:xfrm rot="16200000">
+                      <a:off x="0" y="0"/>
+                      <a:ext cx="8284464" cy="6126480"/>
+                    </a:xfrm>
+                    <a:prstGeom prst="rect">
+                      <a:avLst/>
+                    </a:prstGeom>
+                  </pic:spPr>
+                </pic:pic>
+              </a:graphicData>
+            </a:graphic>
+          </wp:inline>
+        </w:drawing>
+      </w:r>
+    </w:p>
     <w:p>
       <w:r>
         <w:lastRenderedPageBreak/>
@@ -1245,6 +1290,11 @@
       <w:r>
         <w:t>add() intentionally couples ownership registration with observation registration so that the Composite hierarchy and notification hierarchy remain aligned. This is a deliberate design decision and is reflected in the code</w:t>
       </w:r>
+    </w:p>
+    <w:p>
+      <w:pPr>
+        <w:pStyle w:val="ListParagraph"/>
+      </w:pPr>
     </w:p>
     <w:p/>
     <w:p/>
@@ -1260,6 +1310,206 @@
     </w:p>
     <w:p>
       <w:r>
+        <w:t xml:space="preserve">2.3 </w:t>
+      </w:r>
+      <w:r>
+        <w:rPr>
+          <w:noProof/>
+          <w:lang w:val="en-US"/>
+        </w:rPr>
+        <mc:AlternateContent>
+          <mc:Choice Requires="wps">
+            <w:drawing>
+              <wp:inline distT="0" distB="0" distL="0" distR="0" wp14:anchorId="6E5D1E38" wp14:editId="6B4AADE1">
+                <wp:extent cx="299720" cy="299720"/>
+                <wp:effectExtent l="0" t="0" r="0" b="0"/>
+                <wp:docPr id="3" name="Rectangle 3" descr="blob:https://web.whatsapp.com/d4b7b656-22cd-4a06-847e-e6e03d7f23b8"/>
+                <wp:cNvGraphicFramePr>
+                  <a:graphicFrameLocks xmlns:a="http://schemas.openxmlformats.org/drawingml/2006/main" noChangeAspect="1"/>
+                </wp:cNvGraphicFramePr>
+                <a:graphic xmlns:a="http://schemas.openxmlformats.org/drawingml/2006/main">
+                  <a:graphicData uri="http://schemas.microsoft.com/office/word/2010/wordprocessingShape">
+                    <wps:wsp>
+                      <wps:cNvSpPr>
+                        <a:spLocks noChangeAspect="1" noChangeArrowheads="1"/>
+                      </wps:cNvSpPr>
+                      <wps:spPr bwMode="auto">
+                        <a:xfrm>
+                          <a:off x="0" y="0"/>
+                          <a:ext cx="299720" cy="299720"/>
+                        </a:xfrm>
+                        <a:prstGeom prst="rect">
+                          <a:avLst/>
+                        </a:prstGeom>
+                        <a:noFill/>
+                        <a:ln>
+                          <a:noFill/>
+                        </a:ln>
+                        <a:extLst>
+                          <a:ext uri="{909E8E84-426E-40DD-AFC4-6F175D3DCCD1}">
+                            <a14:hiddenFill xmlns:a14="http://schemas.microsoft.com/office/drawing/2010/main">
+                              <a:solidFill>
+                                <a:srgbClr val="FFFFFF"/>
+                              </a:solidFill>
+                            </a14:hiddenFill>
+                          </a:ext>
+                          <a:ext uri="{91240B29-F687-4F45-9708-019B960494DF}">
+                            <a14:hiddenLine xmlns:a14="http://schemas.microsoft.com/office/drawing/2010/main" w="9525">
+                              <a:solidFill>
+                                <a:srgbClr val="000000"/>
+                              </a:solidFill>
+                              <a:miter lim="800000"/>
+                              <a:headEnd/>
+                              <a:tailEnd/>
+                            </a14:hiddenLine>
+                          </a:ext>
+                        </a:extLst>
+                      </wps:spPr>
+                      <wps:bodyPr rot="0" vert="horz" wrap="square" lIns="91440" tIns="45720" rIns="91440" bIns="45720" anchor="t" anchorCtr="0" upright="1">
+                        <a:noAutofit/>
+                      </wps:bodyPr>
+                    </wps:wsp>
+                  </a:graphicData>
+                </a:graphic>
+              </wp:inline>
+            </w:drawing>
+          </mc:Choice>
+          <mc:Fallback>
+            <w:pict>
+              <v:rect w14:anchorId="0BDFD463" id="Rectangle 3" o:spid="_x0000_s1026" alt="blob:https://web.whatsapp.com/d4b7b656-22cd-4a06-847e-e6e03d7f23b8" style="width:23.6pt;height:23.6pt;visibility:visible;mso-wrap-style:square;mso-left-percent:-10001;mso-top-percent:-10001;mso-position-horizontal:absolute;mso-position-horizontal-relative:char;mso-position-vertical:absolute;mso-position-vertical-relative:line;mso-left-percent:-10001;mso-top-percent:-10001;v-text-anchor:top" o:gfxdata="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" filled="f" stroked="f">
+                <o:lock v:ext="edit" aspectratio="t"/>
+                <w10:anchorlock/>
+              </v:rect>
+            </w:pict>
+          </mc:Fallback>
+        </mc:AlternateContent>
+      </w:r>
+    </w:p>
+    <w:p>
+      <w:r>
+        <w:rPr>
+          <w:noProof/>
+          <w:lang w:val="en-US"/>
+        </w:rPr>
+        <w:drawing>
+          <wp:inline distT="0" distB="0" distL="0" distR="0" wp14:anchorId="396108AA" wp14:editId="56ADF62C">
+            <wp:extent cx="6510528" cy="3813048"/>
+            <wp:effectExtent l="0" t="0" r="5080" b="0"/>
+            <wp:docPr id="4" name="Picture 4"/>
+            <wp:cNvGraphicFramePr>
+              <a:graphicFrameLocks xmlns:a="http://schemas.openxmlformats.org/drawingml/2006/main" noChangeAspect="1"/>
+            </wp:cNvGraphicFramePr>
+            <a:graphic xmlns:a="http://schemas.openxmlformats.org/drawingml/2006/main">
+              <a:graphicData uri="http://schemas.openxmlformats.org/drawingml/2006/picture">
+                <pic:pic xmlns:pic="http://schemas.openxmlformats.org/drawingml/2006/picture">
+                  <pic:nvPicPr>
+                    <pic:cNvPr id="4" name="WhatsApp Image 2026-09-01 at 00.52.01.jpeg"/>
+                    <pic:cNvPicPr/>
+                  </pic:nvPicPr>
+                  <pic:blipFill>
+                    <a:blip r:embed="rId8">
+                      <a:extLst>
+                        <a:ext uri="{28A0092B-C50C-407E-A947-70E740481C1C}">
+                          <a14:useLocalDpi xmlns:a14="http://schemas.microsoft.com/office/drawing/2010/main" val="0"/>
+                        </a:ext>
+                      </a:extLst>
+                    </a:blip>
+                    <a:stretch>
+                      <a:fillRect/>
+                    </a:stretch>
+                  </pic:blipFill>
+                  <pic:spPr>
+                    <a:xfrm>
+                      <a:off x="0" y="0"/>
+                      <a:ext cx="6510528" cy="3813048"/>
+                    </a:xfrm>
+                    <a:prstGeom prst="rect">
+                      <a:avLst/>
+                    </a:prstGeom>
+                  </pic:spPr>
+                </pic:pic>
+              </a:graphicData>
+            </a:graphic>
+          </wp:inline>
+        </w:drawing>
+      </w:r>
+    </w:p>
+    <w:p>
+      <w:r>
+        <w:rPr>
+          <w:noProof/>
+          <w:lang w:val="en-US"/>
+        </w:rPr>
+        <mc:AlternateContent>
+          <mc:Choice Requires="wps">
+            <w:drawing>
+              <wp:inline distT="0" distB="0" distL="0" distR="0" wp14:anchorId="32985E35" wp14:editId="3A91F2B1">
+                <wp:extent cx="299720" cy="299720"/>
+                <wp:effectExtent l="0" t="0" r="0" b="0"/>
+                <wp:docPr id="2" name="Rectangle 2" descr="blob:https://web.whatsapp.com/d4b7b656-22cd-4a06-847e-e6e03d7f23b8"/>
+                <wp:cNvGraphicFramePr>
+                  <a:graphicFrameLocks xmlns:a="http://schemas.openxmlformats.org/drawingml/2006/main" noChangeAspect="1"/>
+                </wp:cNvGraphicFramePr>
+                <a:graphic xmlns:a="http://schemas.openxmlformats.org/drawingml/2006/main">
+                  <a:graphicData uri="http://schemas.microsoft.com/office/word/2010/wordprocessingShape">
+                    <wps:wsp>
+                      <wps:cNvSpPr>
+                        <a:spLocks noChangeAspect="1" noChangeArrowheads="1"/>
+                      </wps:cNvSpPr>
+                      <wps:spPr bwMode="auto">
+                        <a:xfrm>
+                          <a:off x="0" y="0"/>
+                          <a:ext cx="299720" cy="299720"/>
+                        </a:xfrm>
+                        <a:prstGeom prst="rect">
+                          <a:avLst/>
+                        </a:prstGeom>
+                        <a:noFill/>
+                        <a:ln>
+                          <a:noFill/>
+                        </a:ln>
+                        <a:extLst>
+                          <a:ext uri="{909E8E84-426E-40DD-AFC4-6F175D3DCCD1}">
+                            <a14:hiddenFill xmlns:a14="http://schemas.microsoft.com/office/drawing/2010/main">
+                              <a:solidFill>
+                                <a:srgbClr val="FFFFFF"/>
+                              </a:solidFill>
+                            </a14:hiddenFill>
+                          </a:ext>
+                          <a:ext uri="{91240B29-F687-4F45-9708-019B960494DF}">
+                            <a14:hiddenLine xmlns:a14="http://schemas.microsoft.com/office/drawing/2010/main" w="9525">
+                              <a:solidFill>
+                                <a:srgbClr val="000000"/>
+                              </a:solidFill>
+                              <a:miter lim="800000"/>
+                              <a:headEnd/>
+                              <a:tailEnd/>
+                            </a14:hiddenLine>
+                          </a:ext>
+                        </a:extLst>
+                      </wps:spPr>
+                      <wps:bodyPr rot="0" vert="horz" wrap="square" lIns="91440" tIns="45720" rIns="91440" bIns="45720" anchor="t" anchorCtr="0" upright="1">
+                        <a:noAutofit/>
+                      </wps:bodyPr>
+                    </wps:wsp>
+                  </a:graphicData>
+                </a:graphic>
+              </wp:inline>
+            </w:drawing>
+          </mc:Choice>
+          <mc:Fallback>
+            <w:pict>
+              <v:rect w14:anchorId="2B1FE923" id="Rectangle 2" o:spid="_x0000_s1026" alt="blob:https://web.whatsapp.com/d4b7b656-22cd-4a06-847e-e6e03d7f23b8" style="width:23.6pt;height:23.6pt;visibility:visible;mso-wrap-style:square;mso-left-percent:-10001;mso-top-percent:-10001;mso-position-horizontal:absolute;mso-position-horizontal-relative:char;mso-position-vertical:absolute;mso-position-vertical-relative:line;mso-left-percent:-10001;mso-top-percent:-10001;v-text-anchor:top" o:gfxdata="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" filled="f" stroked="f">
+                <o:lock v:ext="edit" aspectratio="t"/>
+                <w10:anchorlock/>
+              </v:rect>
+            </w:pict>
+          </mc:Fallback>
+        </mc:AlternateContent>
+      </w:r>
+    </w:p>
+    <w:p>
+      <w:r>
         <w:t xml:space="preserve">2.4 </w:t>
       </w:r>
     </w:p>
@@ -1292,6 +1542,8 @@
       <w:r>
         <w:t xml:space="preserve"> is issued, each unit responds according to its responsibility:</w:t>
       </w:r>
+      <w:bookmarkStart w:id="0" w:name="_GoBack"/>
+      <w:bookmarkEnd w:id="0"/>
     </w:p>
     <w:p>
       <w:pPr>
@@ -1419,6 +1671,7 @@
           <w:b/>
           <w:bCs/>
         </w:rPr>
+        <w:lastRenderedPageBreak/>
         <w:t>Rule 2 — Capacity Alert</w:t>
       </w:r>
     </w:p>
@@ -1629,7 +1882,6 @@
           <w:b/>
           <w:bCs/>
         </w:rPr>
-        <w:lastRenderedPageBreak/>
         <w:t>Spectator Gate</w:t>
       </w:r>
       <w:r>
@@ -1774,6 +2026,7 @@
           <w:b/>
           <w:bCs/>
         </w:rPr>
+        <w:lastRenderedPageBreak/>
         <w:t>Medical Team</w:t>
       </w:r>
       <w:r>
@@ -1941,121 +2194,124 @@
     <w:p/>
     <w:p>
       <w:r>
+        <w:t>TASK 3</w:t>
+      </w:r>
+    </w:p>
+    <w:p>
+      <w:r>
+        <w:t>3.1 Subject</w:t>
+      </w:r>
+    </w:p>
+    <w:p>
+      <w:r>
+        <w:t xml:space="preserve">Subject defines the common Observer registration operations attach(Observer*), detach(Observer*) and </w:t>
+      </w:r>
+      <w:proofErr w:type="gramStart"/>
+      <w:r>
+        <w:t>notify(</w:t>
+      </w:r>
+      <w:proofErr w:type="spellStart"/>
+      <w:proofErr w:type="gramEnd"/>
+      <w:r>
+        <w:t>const</w:t>
+      </w:r>
+      <w:proofErr w:type="spellEnd"/>
+      <w:r>
+        <w:t xml:space="preserve"> </w:t>
+      </w:r>
+      <w:proofErr w:type="spellStart"/>
+      <w:r>
+        <w:t>EventNotice</w:t>
+      </w:r>
+      <w:proofErr w:type="spellEnd"/>
+      <w:r>
+        <w:t xml:space="preserve">&amp;). The registration list is stored as </w:t>
+      </w:r>
+      <w:proofErr w:type="spellStart"/>
+      <w:proofErr w:type="gramStart"/>
+      <w:r>
+        <w:t>std</w:t>
+      </w:r>
+      <w:proofErr w:type="spellEnd"/>
+      <w:r>
+        <w:t>::</w:t>
+      </w:r>
+      <w:proofErr w:type="gramEnd"/>
+      <w:r>
+        <w:t xml:space="preserve">vector and is non-owning. A null observer is ignored. Duplicate attachment is ignored, so an observer appears at most once in a Subject's list. Detaching an observer that is not registered has no effect.  </w:t>
+      </w:r>
+      <w:proofErr w:type="gramStart"/>
+      <w:r>
+        <w:t>notify(</w:t>
+      </w:r>
+      <w:proofErr w:type="gramEnd"/>
+      <w:r>
+        <w:t>) first takes a snapshot of the current observer list and then calls update(notice) on the snapshot. Consequently, if an observer changes registration during notification, that change does not invalidate the current iteration; it affects the next notification. This gives the design a clear runtime-registration policy</w:t>
+      </w:r>
+    </w:p>
+    <w:p/>
+    <w:p>
+      <w:r>
+        <w:t>3.2 Observer</w:t>
+      </w:r>
+    </w:p>
+    <w:p>
+      <w:r>
+        <w:t xml:space="preserve">Observer is an abstract interface containing </w:t>
+      </w:r>
+      <w:proofErr w:type="gramStart"/>
+      <w:r>
+        <w:t>update(</w:t>
+      </w:r>
+      <w:proofErr w:type="spellStart"/>
+      <w:proofErr w:type="gramEnd"/>
+      <w:r>
+        <w:t>const</w:t>
+      </w:r>
+      <w:proofErr w:type="spellEnd"/>
+      <w:r>
+        <w:t xml:space="preserve"> </w:t>
+      </w:r>
+      <w:proofErr w:type="spellStart"/>
+      <w:r>
+        <w:t>EventNotice</w:t>
+      </w:r>
+      <w:proofErr w:type="spellEnd"/>
+      <w:r>
+        <w:t xml:space="preserve">&amp;). </w:t>
+      </w:r>
+      <w:proofErr w:type="spellStart"/>
+      <w:r>
+        <w:t>EventUnit</w:t>
+      </w:r>
+      <w:proofErr w:type="spellEnd"/>
+      <w:r>
+        <w:t xml:space="preserve"> implements Observer and delegates the notice to the polymorphic </w:t>
+      </w:r>
+      <w:proofErr w:type="spellStart"/>
+      <w:proofErr w:type="gramStart"/>
+      <w:r>
+        <w:t>EventNotice</w:t>
+      </w:r>
+      <w:proofErr w:type="spellEnd"/>
+      <w:r>
+        <w:t>::</w:t>
+      </w:r>
+      <w:proofErr w:type="gramEnd"/>
+      <w:r>
+        <w:t>dispatch(</w:t>
+      </w:r>
+      <w:proofErr w:type="spellStart"/>
+      <w:r>
+        <w:t>EventUnit</w:t>
+      </w:r>
+      <w:proofErr w:type="spellEnd"/>
+      <w:r>
+        <w:t xml:space="preserve">&amp;) operation. Concrete event units then implement </w:t>
+      </w:r>
+      <w:r>
         <w:lastRenderedPageBreak/>
-        <w:t>TASK 3</w:t>
-      </w:r>
-    </w:p>
-    <w:p>
-      <w:r>
-        <w:t>3.1 Subject</w:t>
-      </w:r>
-    </w:p>
-    <w:p>
-      <w:r>
-        <w:t xml:space="preserve">Subject defines the common Observer registration operations attach(Observer*), detach(Observer*) and </w:t>
-      </w:r>
-      <w:proofErr w:type="gramStart"/>
-      <w:r>
-        <w:t>notify(</w:t>
-      </w:r>
-      <w:proofErr w:type="spellStart"/>
-      <w:proofErr w:type="gramEnd"/>
-      <w:r>
-        <w:t>const</w:t>
-      </w:r>
-      <w:proofErr w:type="spellEnd"/>
-      <w:r>
-        <w:t xml:space="preserve"> </w:t>
-      </w:r>
-      <w:proofErr w:type="spellStart"/>
-      <w:r>
-        <w:t>EventNotice</w:t>
-      </w:r>
-      <w:proofErr w:type="spellEnd"/>
-      <w:r>
-        <w:t xml:space="preserve">&amp;). The registration list is stored as </w:t>
-      </w:r>
-      <w:proofErr w:type="spellStart"/>
-      <w:proofErr w:type="gramStart"/>
-      <w:r>
-        <w:t>std</w:t>
-      </w:r>
-      <w:proofErr w:type="spellEnd"/>
-      <w:r>
-        <w:t>::</w:t>
-      </w:r>
-      <w:proofErr w:type="gramEnd"/>
-      <w:r>
-        <w:t xml:space="preserve">vector and is non-owning. A null observer is ignored. Duplicate attachment is ignored, so an observer appears at most once in a Subject's list. Detaching an observer that is not registered has no effect.  </w:t>
-      </w:r>
-      <w:proofErr w:type="gramStart"/>
-      <w:r>
-        <w:t>notify(</w:t>
-      </w:r>
-      <w:proofErr w:type="gramEnd"/>
-      <w:r>
-        <w:t>) first takes a snapshot of the current observer list and then calls update(notice) on the snapshot. Consequently, if an observer changes registration during notification, that change does not invalidate the current iteration; it affects the next notification. This gives the design a clear runtime-registration policy</w:t>
-      </w:r>
-    </w:p>
-    <w:p/>
-    <w:p>
-      <w:r>
-        <w:t>3.2 Observer</w:t>
-      </w:r>
-    </w:p>
-    <w:p>
-      <w:r>
-        <w:t xml:space="preserve">Observer is an abstract interface containing </w:t>
-      </w:r>
-      <w:proofErr w:type="gramStart"/>
-      <w:r>
-        <w:t>update(</w:t>
-      </w:r>
-      <w:proofErr w:type="spellStart"/>
-      <w:proofErr w:type="gramEnd"/>
-      <w:r>
-        <w:t>const</w:t>
-      </w:r>
-      <w:proofErr w:type="spellEnd"/>
-      <w:r>
-        <w:t xml:space="preserve"> </w:t>
-      </w:r>
-      <w:proofErr w:type="spellStart"/>
-      <w:r>
-        <w:t>EventNotice</w:t>
-      </w:r>
-      <w:proofErr w:type="spellEnd"/>
-      <w:r>
-        <w:t xml:space="preserve">&amp;). </w:t>
-      </w:r>
-      <w:proofErr w:type="spellStart"/>
-      <w:r>
-        <w:t>EventUnit</w:t>
-      </w:r>
-      <w:proofErr w:type="spellEnd"/>
-      <w:r>
-        <w:t xml:space="preserve"> implements Observer and delegates the notice to the polymorphic </w:t>
-      </w:r>
-      <w:proofErr w:type="spellStart"/>
-      <w:proofErr w:type="gramStart"/>
-      <w:r>
-        <w:t>EventNotice</w:t>
-      </w:r>
-      <w:proofErr w:type="spellEnd"/>
-      <w:r>
-        <w:t>::</w:t>
-      </w:r>
-      <w:proofErr w:type="gramEnd"/>
-      <w:r>
-        <w:t>dispatch(</w:t>
-      </w:r>
-      <w:proofErr w:type="spellStart"/>
-      <w:r>
-        <w:t>EventUnit</w:t>
-      </w:r>
-      <w:proofErr w:type="spellEnd"/>
-      <w:r>
-        <w:t xml:space="preserve">&amp;) operation. Concrete event units then implement responsibility-specific handlers such as </w:t>
+        <w:t xml:space="preserve">responsibility-specific handlers such as </w:t>
       </w:r>
       <w:proofErr w:type="spellStart"/>
       <w:proofErr w:type="gramStart"/>
@@ -2353,102 +2609,101 @@
         <w:spacing w:after="160" w:line="278" w:lineRule="auto"/>
       </w:pPr>
       <w:r>
+        <w:t>3.5 PUSH MODEL</w:t>
+      </w:r>
+    </w:p>
+    <w:p>
+      <w:r>
+        <w:t xml:space="preserve">The Subject sends the relevant </w:t>
+      </w:r>
+      <w:proofErr w:type="spellStart"/>
+      <w:r>
+        <w:t>EventNotice</w:t>
+      </w:r>
+      <w:proofErr w:type="spellEnd"/>
+      <w:r>
+        <w:t xml:space="preserve"> directly to </w:t>
+      </w:r>
+      <w:proofErr w:type="gramStart"/>
+      <w:r>
+        <w:t>Observer::</w:t>
+      </w:r>
+      <w:proofErr w:type="gramEnd"/>
+      <w:r>
+        <w:t>update(</w:t>
+      </w:r>
+      <w:proofErr w:type="spellStart"/>
+      <w:r>
+        <w:t>const</w:t>
+      </w:r>
+      <w:proofErr w:type="spellEnd"/>
+      <w:r>
+        <w:t xml:space="preserve"> </w:t>
+      </w:r>
+      <w:proofErr w:type="spellStart"/>
+      <w:r>
+        <w:t>EventNotice</w:t>
+      </w:r>
+      <w:proofErr w:type="spellEnd"/>
+      <w:r>
+        <w:t>&amp;). The pushed notice contains the message, severity and concrete notice behaviour needed by the observer. The observer therefore does not need to query the Subject for the current notice.</w:t>
+      </w:r>
+    </w:p>
+    <w:p>
+      <w:r>
+        <w:t xml:space="preserve">Push was selected because </w:t>
+      </w:r>
+      <w:proofErr w:type="spellStart"/>
+      <w:r>
+        <w:t>GameVerse</w:t>
+      </w:r>
+      <w:proofErr w:type="spellEnd"/>
+      <w:r>
+        <w:t xml:space="preserve"> notices already represent the information that observers need. It makes the notification chain explicit, allows the same notice to cascade through </w:t>
+      </w:r>
+      <w:proofErr w:type="spellStart"/>
+      <w:r>
+        <w:t>EventGroups</w:t>
+      </w:r>
+      <w:proofErr w:type="spellEnd"/>
+      <w:r>
+        <w:t>, and lets observers interpret the notice independently. The trade-off is that the notification payload must contain the information observers may require.</w:t>
+      </w:r>
+    </w:p>
+    <w:p/>
+    <w:p>
+      <w:r>
+        <w:t>TASK 4</w:t>
+      </w:r>
+    </w:p>
+    <w:p>
+      <w:r>
+        <w:t>4.3</w:t>
+      </w:r>
+    </w:p>
+    <w:p>
+      <w:r>
+        <w:t xml:space="preserve">The primary new condition uses notice severity. </w:t>
+      </w:r>
+      <w:proofErr w:type="spellStart"/>
+      <w:r>
+        <w:t>EventNotice</w:t>
+      </w:r>
+      <w:proofErr w:type="spellEnd"/>
+      <w:r>
+        <w:t xml:space="preserve"> carries LOW, MEDIUM or HIGH. </w:t>
+      </w:r>
+      <w:proofErr w:type="spellStart"/>
+      <w:r>
+        <w:t>EsportsStage</w:t>
+      </w:r>
+      <w:proofErr w:type="spellEnd"/>
+      <w:r>
+        <w:t xml:space="preserve"> checks the severity it receives. When a HIGH-severity notice </w:t>
+      </w:r>
+      <w:r>
         <w:lastRenderedPageBreak/>
-        <w:t>3.5 PUSH MODEL</w:t>
-      </w:r>
-    </w:p>
-    <w:p>
-      <w:r>
-        <w:t xml:space="preserve">The Subject sends the relevant </w:t>
-      </w:r>
-      <w:proofErr w:type="spellStart"/>
-      <w:r>
-        <w:t>EventNotice</w:t>
-      </w:r>
-      <w:proofErr w:type="spellEnd"/>
-      <w:r>
-        <w:t xml:space="preserve"> directly to </w:t>
-      </w:r>
-      <w:proofErr w:type="gramStart"/>
-      <w:r>
-        <w:t>Observer::</w:t>
-      </w:r>
-      <w:proofErr w:type="gramEnd"/>
-      <w:r>
-        <w:t>update(</w:t>
-      </w:r>
-      <w:proofErr w:type="spellStart"/>
-      <w:r>
-        <w:t>const</w:t>
-      </w:r>
-      <w:proofErr w:type="spellEnd"/>
-      <w:r>
-        <w:t xml:space="preserve"> </w:t>
-      </w:r>
-      <w:proofErr w:type="spellStart"/>
-      <w:r>
-        <w:t>EventNotice</w:t>
-      </w:r>
-      <w:proofErr w:type="spellEnd"/>
-      <w:r>
-        <w:t>&amp;). The pushed notice contains the message, severity and concrete notice behaviour needed by the observer. The observer therefore does not need to query the Subject for the current notice.</w:t>
-      </w:r>
-    </w:p>
-    <w:p>
-      <w:r>
-        <w:t xml:space="preserve">Push was selected because </w:t>
-      </w:r>
-      <w:proofErr w:type="spellStart"/>
-      <w:r>
-        <w:t>GameVerse</w:t>
-      </w:r>
-      <w:proofErr w:type="spellEnd"/>
-      <w:r>
-        <w:t xml:space="preserve"> notices already represent the information that observers need. It makes the notification chain explicit, allows the same notice to cascade through </w:t>
-      </w:r>
-      <w:proofErr w:type="spellStart"/>
-      <w:r>
-        <w:t>EventGroups</w:t>
-      </w:r>
-      <w:proofErr w:type="spellEnd"/>
-      <w:r>
-        <w:t>, and lets observers interpret the notice independently. The trade-off is that the notification payload must contain the information observers may require.</w:t>
-      </w:r>
-    </w:p>
-    <w:p/>
-    <w:p>
-      <w:r>
-        <w:t>TASK 4</w:t>
-      </w:r>
-    </w:p>
-    <w:p>
-      <w:bookmarkStart w:id="0" w:name="_GoBack"/>
-      <w:bookmarkEnd w:id="0"/>
-    </w:p>
-    <w:p>
-      <w:r>
-        <w:t>4.3</w:t>
-      </w:r>
-    </w:p>
-    <w:p>
-      <w:r>
-        <w:t xml:space="preserve">The primary new condition uses notice severity. </w:t>
-      </w:r>
-      <w:proofErr w:type="spellStart"/>
-      <w:r>
-        <w:t>EventNotice</w:t>
-      </w:r>
-      <w:proofErr w:type="spellEnd"/>
-      <w:r>
-        <w:t xml:space="preserve"> carries LOW, MEDIUM or HIGH. </w:t>
-      </w:r>
-      <w:proofErr w:type="spellStart"/>
-      <w:r>
-        <w:t>EsportsStage</w:t>
-      </w:r>
-      <w:proofErr w:type="spellEnd"/>
-      <w:r>
-        <w:t xml:space="preserve"> checks the severity it receives. When a HIGH-severity notice arrives, the stage performs an immediate-attention response before executing the normal notice-specific polymorphic action. Lower-severity notices follow the normal notice-specific response</w:t>
+        <w:t>arrives, the stage performs an immediate-attention response before executing the normal notice-specific polymorphic action. Lower-severity notices follow the normal notice-specific response</w:t>
       </w:r>
     </w:p>
     <w:p/>
@@ -2527,16 +2782,8 @@
         <w:rPr>
           <w:b/>
         </w:rPr>
-        <w:t xml:space="preserve">Announcement </w:t>
-      </w:r>
-      <w:proofErr w:type="spellStart"/>
-      <w:r>
-        <w:rPr>
-          <w:b/>
-        </w:rPr>
-        <w:t>Board</w:t>
-      </w:r>
-      <w:proofErr w:type="spellEnd"/>
+        <w:t>Announcement Board</w:t>
+      </w:r>
     </w:p>
     <w:p>
       <w:pPr>
@@ -2621,11 +2868,7 @@
       </w:r>
       <w:proofErr w:type="spellEnd"/>
       <w:r>
-        <w:t xml:space="preserve">(Subject) at runtime. The demonstration attaches it, attempts a duplicate attachment, detaches it so that it misses the next notice, and then </w:t>
-      </w:r>
-      <w:r>
-        <w:lastRenderedPageBreak/>
-        <w:t xml:space="preserve">re-attaches it. </w:t>
+        <w:t xml:space="preserve">(Subject) at runtime. The demonstration attaches it, attempts a duplicate attachment, detaches it so that it misses the next notice, and then re-attaches it. </w:t>
       </w:r>
       <w:proofErr w:type="gramStart"/>
       <w:r>
@@ -2645,7 +2888,7 @@
       </w:pPr>
     </w:p>
     <w:sectPr>
-      <w:headerReference w:type="default" r:id="rId7"/>
+      <w:headerReference w:type="default" r:id="rId9"/>
       <w:pgSz w:w="11906" w:h="16838"/>
       <w:pgMar w:top="1440" w:right="1440" w:bottom="1440" w:left="1440" w:header="708" w:footer="708" w:gutter="0"/>
       <w:cols w:space="708"/>
